--- a/templates/4 Tvarkos/3 Mobingo Tvarka 2023.docx
+++ b/templates/4 Tvarkos/3 Mobingo Tvarka 2023.docx
@@ -1,6 +1,6 @@
 
 <file path=word/document.xml><?xml version="1.0" encoding="utf-8"?>
-<w:document xmlns:wpc="http://schemas.microsoft.com/office/word/2010/wordprocessingCanvas" xmlns:cx="http://schemas.microsoft.com/office/drawing/2014/chartex" xmlns:cx1="http://schemas.microsoft.com/office/drawing/2015/9/8/chartex" xmlns:cx2="http://schemas.microsoft.com/office/drawing/2015/10/21/chartex" xmlns:cx3="http://schemas.microsoft.com/office/drawing/2016/5/9/chartex" xmlns:cx4="http://schemas.microsoft.com/office/drawing/2016/5/10/chartex" xmlns:cx5="http://schemas.microsoft.com/office/drawing/2016/5/11/chartex" xmlns:cx6="http://schemas.microsoft.com/office/drawing/2016/5/12/chartex" xmlns:cx7="http://schemas.microsoft.com/office/drawing/2016/5/13/chartex" xmlns:cx8="http://schemas.microsoft.com/office/drawing/2016/5/14/chartex" xmlns:mc="http://schemas.openxmlformats.org/markup-compatibility/2006" xmlns:aink="http://schemas.microsoft.com/office/drawing/2016/ink" xmlns:am3d="http://schemas.microsoft.com/office/drawing/2017/model3d" xmlns:o="urn:schemas-microsoft-com:office:office" xmlns:oel="http://schemas.microsoft.com/office/2019/extlst" xmlns:r="http://schemas.openxmlformats.org/officeDocument/2006/relationships" xmlns:m="http://schemas.openxmlformats.org/officeDocument/2006/math" xmlns:v="urn:schemas-microsoft-com:vml" xmlns:wp14="http://schemas.microsoft.com/office/word/2010/wordprocessingDrawing" xmlns:wp="http://schemas.openxmlformats.org/drawingml/2006/wordprocessingDrawing" xmlns:w10="urn:schemas-microsoft-com:office:word" xmlns:w="http://schemas.openxmlformats.org/wordprocessingml/2006/main" xmlns:w14="http://schemas.microsoft.com/office/word/2010/wordml" xmlns:w15="http://schemas.microsoft.com/office/word/2012/wordml" xmlns:w16cex="http://schemas.microsoft.com/office/word/2018/wordml/cex" xmlns:w16cid="http://schemas.microsoft.com/office/word/2016/wordml/cid" xmlns:w16="http://schemas.microsoft.com/office/word/2018/wordml" xmlns:w16sdtdh="http://schemas.microsoft.com/office/word/2020/wordml/sdtdatahash" xmlns:w16se="http://schemas.microsoft.com/office/word/2015/wordml/symex" xmlns:wpg="http://schemas.microsoft.com/office/word/2010/wordprocessingGroup" xmlns:wpi="http://schemas.microsoft.com/office/word/2010/wordprocessingInk" xmlns:wne="http://schemas.microsoft.com/office/word/2006/wordml" xmlns:wps="http://schemas.microsoft.com/office/word/2010/wordprocessingShape" mc:Ignorable="w14 w15 w16se w16cid w16 w16cex w16sdtdh wp14">
+<w:document xmlns:wpc="http://schemas.microsoft.com/office/word/2010/wordprocessingCanvas" xmlns:cx="http://schemas.microsoft.com/office/drawing/2014/chartex" xmlns:cx1="http://schemas.microsoft.com/office/drawing/2015/9/8/chartex" xmlns:cx2="http://schemas.microsoft.com/office/drawing/2015/10/21/chartex" xmlns:cx3="http://schemas.microsoft.com/office/drawing/2016/5/9/chartex" xmlns:cx4="http://schemas.microsoft.com/office/drawing/2016/5/10/chartex" xmlns:cx5="http://schemas.microsoft.com/office/drawing/2016/5/11/chartex" xmlns:cx6="http://schemas.microsoft.com/office/drawing/2016/5/12/chartex" xmlns:cx7="http://schemas.microsoft.com/office/drawing/2016/5/13/chartex" xmlns:cx8="http://schemas.microsoft.com/office/drawing/2016/5/14/chartex" xmlns:mc="http://schemas.openxmlformats.org/markup-compatibility/2006" xmlns:aink="http://schemas.microsoft.com/office/drawing/2016/ink" xmlns:am3d="http://schemas.microsoft.com/office/drawing/2017/model3d" xmlns:o="urn:schemas-microsoft-com:office:office" xmlns:oel="http://schemas.microsoft.com/office/2019/extlst" xmlns:r="http://schemas.openxmlformats.org/officeDocument/2006/relationships" xmlns:m="http://schemas.openxmlformats.org/officeDocument/2006/math" xmlns:v="urn:schemas-microsoft-com:vml" xmlns:wp14="http://schemas.microsoft.com/office/word/2010/wordprocessingDrawing" xmlns:wp="http://schemas.openxmlformats.org/drawingml/2006/wordprocessingDrawing" xmlns:w10="urn:schemas-microsoft-com:office:word" xmlns:w="http://schemas.openxmlformats.org/wordprocessingml/2006/main" xmlns:w14="http://schemas.microsoft.com/office/word/2010/wordml" xmlns:w15="http://schemas.microsoft.com/office/word/2012/wordml" xmlns:w16cex="http://schemas.microsoft.com/office/word/2018/wordml/cex" xmlns:w16cid="http://schemas.microsoft.com/office/word/2016/wordml/cid" xmlns:w16="http://schemas.microsoft.com/office/word/2018/wordml" xmlns:w16du="http://schemas.microsoft.com/office/word/2023/wordml/word16du" xmlns:w16sdtdh="http://schemas.microsoft.com/office/word/2020/wordml/sdtdatahash" xmlns:w16sdtfl="http://schemas.microsoft.com/office/word/2024/wordml/sdtformatlock" xmlns:w16se="http://schemas.microsoft.com/office/word/2015/wordml/symex" xmlns:wpg="http://schemas.microsoft.com/office/word/2010/wordprocessingGroup" xmlns:wpi="http://schemas.microsoft.com/office/word/2010/wordprocessingInk" xmlns:wne="http://schemas.microsoft.com/office/word/2006/wordml" xmlns:wps="http://schemas.microsoft.com/office/word/2010/wordprocessingShape" mc:Ignorable="w14 w15 w16se w16cid w16 w16cex w16sdtdh w16sdtfl w16du wp14">
   <w:body>
     <w:p>
       <w:pPr>
@@ -16,9 +16,15 @@
         <w:rPr>
           <w:rFonts w:ascii="Times New Roman" w:eastAsia="Times New Roman" w:hAnsi="Times New Roman"/>
           <w:b/>
-          <w:highlight w:val="yellow"/>
-        </w:rPr>
-        <w:t>UŽDAROJI AKCINĖ BENDROVĖ „XXX“</w:t>
+        </w:rPr>
+        <w:t>${company</w:t>
+      </w:r>
+      <w:r>
+        <w:rPr>
+          <w:rFonts w:ascii="Times New Roman" w:eastAsia="Times New Roman" w:hAnsi="Times New Roman"/>
+          <w:b/>
+        </w:rPr>
+        <w:t>}</w:t>
       </w:r>
     </w:p>
     <w:p>
@@ -38,9 +44,8 @@
           <w:b/>
           <w:bCs/>
           <w:szCs w:val="20"/>
-          <w:highlight w:val="yellow"/>
-        </w:rPr>
-        <w:t>DIREKTORIUS</w:t>
+        </w:rPr>
+        <w:t>${role}</w:t>
       </w:r>
     </w:p>
     <w:p>
@@ -164,17 +169,8 @@
           <w:rFonts w:ascii="Times New Roman" w:eastAsia="Times New Roman" w:hAnsi="Times New Roman"/>
           <w:sz w:val="24"/>
           <w:szCs w:val="24"/>
-          <w:highlight w:val="yellow"/>
-        </w:rPr>
-        <w:t>2026 m sausio 16 d.</w:t>
-      </w:r>
-      <w:r>
-        <w:rPr>
-          <w:rFonts w:ascii="Times New Roman" w:eastAsia="Times New Roman" w:hAnsi="Times New Roman"/>
-          <w:sz w:val="24"/>
-          <w:szCs w:val="24"/>
-        </w:rPr>
-        <w:t xml:space="preserve"> </w:t>
+        </w:rPr>
+        <w:t xml:space="preserve">${instructionDate} </w:t>
       </w:r>
       <w:r>
         <w:rPr>
@@ -2915,7 +2911,7 @@
               </wp:anchor>
             </w:drawing>
           </mc:Choice>
-          <mc:Fallback xmlns:w16du="http://schemas.microsoft.com/office/word/2023/wordml/word16du" xmlns:w16sdtfl="http://schemas.microsoft.com/office/word/2024/wordml/sdtformatlock">
+          <mc:Fallback>
             <w:pict>
               <v:shapetype w14:anchorId="6300395B" id="_x0000_t32" coordsize="21600,21600" o:spt="32" o:oned="t" path="m,l21600,21600e" filled="f">
                 <v:path arrowok="t" fillok="f" o:connecttype="none"/>
@@ -2979,7 +2975,7 @@
               </wp:anchor>
             </w:drawing>
           </mc:Choice>
-          <mc:Fallback xmlns:w16du="http://schemas.microsoft.com/office/word/2023/wordml/word16du" xmlns:w16sdtfl="http://schemas.microsoft.com/office/word/2024/wordml/sdtformatlock">
+          <mc:Fallback>
             <w:pict>
               <v:shape w14:anchorId="537ABA7A" id="Tiesioji jungtis 34" o:spid="_x0000_s1026" type="#_x0000_t32" style="position:absolute;margin-left:245.1pt;margin-top:232.6pt;width:0;height:14.4pt;z-index:251669504;visibility:visible;mso-wrap-style:square;mso-wrap-distance-left:9pt;mso-wrap-distance-top:0;mso-wrap-distance-right:9pt;mso-wrap-distance-bottom:0;mso-position-horizontal:absolute;mso-position-horizontal-relative:text;mso-position-vertical:absolute;mso-position-vertical-relative:text" o:gfxdata="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" strokecolor="red" strokeweight="2.25pt">
                 <v:stroke joinstyle="miter"/>
@@ -3039,7 +3035,7 @@
               </wp:anchor>
             </w:drawing>
           </mc:Choice>
-          <mc:Fallback xmlns:w16du="http://schemas.microsoft.com/office/word/2023/wordml/word16du" xmlns:w16sdtfl="http://schemas.microsoft.com/office/word/2024/wordml/sdtformatlock">
+          <mc:Fallback>
             <w:pict>
               <v:shape w14:anchorId="374F8582" id="Tiesioji jungtis 33" o:spid="_x0000_s1026" type="#_x0000_t32" style="position:absolute;margin-left:372.25pt;margin-top:213.25pt;width:0;height:19.2pt;z-index:251668480;visibility:visible;mso-wrap-style:square;mso-wrap-distance-left:9pt;mso-wrap-distance-top:0;mso-wrap-distance-right:9pt;mso-wrap-distance-bottom:0;mso-position-horizontal:absolute;mso-position-horizontal-relative:text;mso-position-vertical:absolute;mso-position-vertical-relative:text" o:gfxdata="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" strokecolor="red" strokeweight=".52906mm">
                 <v:stroke joinstyle="miter"/>
@@ -3099,7 +3095,7 @@
               </wp:anchor>
             </w:drawing>
           </mc:Choice>
-          <mc:Fallback xmlns:w16du="http://schemas.microsoft.com/office/word/2023/wordml/word16du" xmlns:w16sdtfl="http://schemas.microsoft.com/office/word/2024/wordml/sdtformatlock">
+          <mc:Fallback>
             <w:pict>
               <v:shape w14:anchorId="31E20DDB" id="Tiesioji jungtis 9" o:spid="_x0000_s1026" type="#_x0000_t32" style="position:absolute;margin-left:108.95pt;margin-top:232.25pt;width:264pt;height:.45pt;z-index:251663360;visibility:visible;mso-wrap-style:square;mso-wrap-distance-left:9pt;mso-wrap-distance-top:0;mso-wrap-distance-right:9pt;mso-wrap-distance-bottom:0;mso-position-horizontal:absolute;mso-position-horizontal-relative:text;mso-position-vertical:absolute;mso-position-vertical-relative:text" o:gfxdata="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" strokecolor="red" strokeweight=".52906mm">
                 <v:stroke joinstyle="miter"/>
@@ -4244,7 +4240,7 @@
               </wp:inline>
             </w:drawing>
           </mc:Choice>
-          <mc:Fallback xmlns:w16du="http://schemas.microsoft.com/office/word/2023/wordml/word16du" xmlns:w16sdtfl="http://schemas.microsoft.com/office/word/2024/wordml/sdtformatlock">
+          <mc:Fallback>
             <w:pict>
               <v:group w14:anchorId="65CED688" id="Diagrama 4" o:spid="_x0000_s1026" style="width:501.7pt;height:339.3pt;mso-position-horizontal-relative:char;mso-position-vertical-relative:line" coordsize="62778,42569" o:gfxdata="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">
                 <v:rect id="Stačiakampis 6" o:spid="_x0000_s1027" style="position:absolute;width:62778;height:41505;visibility:visible;mso-wrap-style:square;v-text-anchor:top" o:gfxdata="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" filled="f" stroked="f">
@@ -4603,7 +4599,7 @@
               </wp:anchor>
             </w:drawing>
           </mc:Choice>
-          <mc:Fallback xmlns:w16du="http://schemas.microsoft.com/office/word/2023/wordml/word16du" xmlns:w16sdtfl="http://schemas.microsoft.com/office/word/2024/wordml/sdtformatlock">
+          <mc:Fallback>
             <w:pict>
               <v:shapetype w14:anchorId="647C48EE" id="_x0000_t67" coordsize="21600,21600" o:spt="67" adj="16200,5400" path="m0@0l@1@0@1,0@2,0@2@0,21600@0,10800,21600xe">
                 <v:stroke joinstyle="miter"/>
@@ -4868,7 +4864,7 @@
               </wp:anchor>
             </w:drawing>
           </mc:Choice>
-          <mc:Fallback xmlns:w16du="http://schemas.microsoft.com/office/word/2023/wordml/word16du" xmlns:w16sdtfl="http://schemas.microsoft.com/office/word/2024/wordml/sdtformatlock">
+          <mc:Fallback>
             <w:pict>
               <v:shapetype w14:anchorId="6611130E" id="_x0000_t202" coordsize="21600,21600" o:spt="202" path="m,l,21600r21600,l21600,xe">
                 <v:stroke joinstyle="miter"/>
@@ -4999,7 +4995,7 @@
               </wp:anchor>
             </w:drawing>
           </mc:Choice>
-          <mc:Fallback xmlns:w16du="http://schemas.microsoft.com/office/word/2023/wordml/word16du" xmlns:w16sdtfl="http://schemas.microsoft.com/office/word/2024/wordml/sdtformatlock">
+          <mc:Fallback>
             <w:pict>
               <v:shape w14:anchorId="7F4004AD" id="_x0000_s1036" type="#_x0000_t202" style="position:absolute;left:0;text-align:left;margin-left:262.1pt;margin-top:179.6pt;width:67.2pt;height:32.25pt;z-index:251695104;visibility:visible;mso-wrap-style:square;mso-width-percent:0;mso-height-percent:0;mso-wrap-distance-left:9pt;mso-wrap-distance-top:0;mso-wrap-distance-right:9pt;mso-wrap-distance-bottom:0;mso-position-horizontal:absolute;mso-position-horizontal-relative:text;mso-position-vertical:absolute;mso-position-vertical-relative:text;mso-width-percent:0;mso-height-percent:0;mso-width-relative:margin;mso-height-relative:margin;v-text-anchor:top" o:gfxdata="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" fillcolor="white [3201]" stroked="f" strokeweight=".5pt">
                 <v:textbox>
@@ -5121,7 +5117,7 @@
               </wp:anchor>
             </w:drawing>
           </mc:Choice>
-          <mc:Fallback xmlns:w16du="http://schemas.microsoft.com/office/word/2023/wordml/word16du" xmlns:w16sdtfl="http://schemas.microsoft.com/office/word/2024/wordml/sdtformatlock">
+          <mc:Fallback>
             <w:pict>
               <v:shape w14:anchorId="3FFB0234" id="Text Box 23" o:spid="_x0000_s1037" type="#_x0000_t202" style="position:absolute;left:0;text-align:left;margin-left:174.6pt;margin-top:163.7pt;width:68.25pt;height:19.65pt;rotation:501890fd;z-index:251688960;visibility:visible;mso-wrap-style:square;mso-width-percent:0;mso-height-percent:0;mso-wrap-distance-left:9pt;mso-wrap-distance-top:0;mso-wrap-distance-right:9pt;mso-wrap-distance-bottom:0;mso-position-horizontal:absolute;mso-position-horizontal-relative:text;mso-position-vertical:absolute;mso-position-vertical-relative:text;mso-width-percent:0;mso-height-percent:0;mso-width-relative:margin;mso-height-relative:margin;v-text-anchor:top" o:gfxdata="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" fillcolor="white [3201]" stroked="f" strokeweight=".5pt">
                 <v:textbox>
@@ -5232,7 +5228,7 @@
               </wp:anchor>
             </w:drawing>
           </mc:Choice>
-          <mc:Fallback xmlns:w16du="http://schemas.microsoft.com/office/word/2023/wordml/word16du" xmlns:w16sdtfl="http://schemas.microsoft.com/office/word/2024/wordml/sdtformatlock">
+          <mc:Fallback>
             <w:pict>
               <v:shapetype w14:anchorId="0EC3D1D1" id="_x0000_t32" coordsize="21600,21600" o:spt="32" o:oned="t" path="m,l21600,21600e" filled="f">
                 <v:path arrowok="t" fillok="f" o:connecttype="none"/>
@@ -5339,7 +5335,7 @@
               </wp:anchor>
             </w:drawing>
           </mc:Choice>
-          <mc:Fallback xmlns:w16du="http://schemas.microsoft.com/office/word/2023/wordml/word16du" xmlns:w16sdtfl="http://schemas.microsoft.com/office/word/2024/wordml/sdtformatlock">
+          <mc:Fallback>
             <w:pict>
               <v:shape w14:anchorId="0AE2B0E1" id="_x0000_s1038" type="#_x0000_t202" style="position:absolute;left:0;text-align:left;margin-left:168.4pt;margin-top:14.55pt;width:68.25pt;height:19.65pt;rotation:-255748fd;z-index:251687936;visibility:visible;mso-wrap-style:square;mso-width-percent:0;mso-height-percent:0;mso-wrap-distance-left:9pt;mso-wrap-distance-top:0;mso-wrap-distance-right:9pt;mso-wrap-distance-bottom:0;mso-position-horizontal:absolute;mso-position-horizontal-relative:text;mso-position-vertical:absolute;mso-position-vertical-relative:text;mso-width-percent:0;mso-height-percent:0;mso-width-relative:margin;mso-height-relative:margin;v-text-anchor:top" o:gfxdata="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" fillcolor="white [3201]" stroked="f" strokeweight=".5pt">
                 <v:textbox>
@@ -5451,7 +5447,7 @@
               </wp:anchor>
             </w:drawing>
           </mc:Choice>
-          <mc:Fallback xmlns:w16du="http://schemas.microsoft.com/office/word/2023/wordml/word16du" xmlns:w16sdtfl="http://schemas.microsoft.com/office/word/2024/wordml/sdtformatlock">
+          <mc:Fallback>
             <w:pict>
               <v:shape w14:anchorId="0B5016FF" id="Straight Arrow Connector 22" o:spid="_x0000_s1026" type="#_x0000_t32" style="position:absolute;margin-left:164.9pt;margin-top:37.35pt;width:89.4pt;height:3.6pt;flip:y;z-index:251682816;visibility:visible;mso-wrap-style:square;mso-width-percent:0;mso-height-percent:0;mso-wrap-distance-left:9pt;mso-wrap-distance-top:0;mso-wrap-distance-right:9pt;mso-wrap-distance-bottom:0;mso-position-horizontal:absolute;mso-position-horizontal-relative:text;mso-position-vertical:absolute;mso-position-vertical-relative:text;mso-width-percent:0;mso-height-percent:0;mso-width-relative:margin;mso-height-relative:margin" o:gfxdata="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" strokecolor="black [3213]" strokeweight="4.5pt">
                 <v:stroke dashstyle="1 1" endarrow="block" joinstyle="miter"/>
@@ -5547,7 +5543,7 @@
               </wp:anchor>
             </w:drawing>
           </mc:Choice>
-          <mc:Fallback xmlns:w16du="http://schemas.microsoft.com/office/word/2023/wordml/word16du" xmlns:w16sdtfl="http://schemas.microsoft.com/office/word/2024/wordml/sdtformatlock">
+          <mc:Fallback>
             <w:pict>
               <v:shape w14:anchorId="1774172C" id="_x0000_s1039" type="#_x0000_t202" style="position:absolute;left:0;text-align:left;margin-left:259.1pt;margin-top:23pt;width:75pt;height:32.25pt;z-index:251693056;visibility:visible;mso-wrap-style:square;mso-width-percent:0;mso-height-percent:0;mso-wrap-distance-left:9pt;mso-wrap-distance-top:0;mso-wrap-distance-right:9pt;mso-wrap-distance-bottom:0;mso-position-horizontal:absolute;mso-position-horizontal-relative:text;mso-position-vertical:absolute;mso-position-vertical-relative:text;mso-width-percent:0;mso-height-percent:0;mso-width-relative:margin;mso-height-relative:margin;v-text-anchor:top" o:gfxdata="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" fillcolor="white [3201]" stroked="f" strokeweight=".5pt">
                 <v:textbox>
@@ -5652,7 +5648,7 @@
               </wp:anchor>
             </w:drawing>
           </mc:Choice>
-          <mc:Fallback xmlns:w16du="http://schemas.microsoft.com/office/word/2023/wordml/word16du" xmlns:w16sdtfl="http://schemas.microsoft.com/office/word/2024/wordml/sdtformatlock">
+          <mc:Fallback>
             <w:pict>
               <v:shape w14:anchorId="70131B6E" id="Straight Arrow Connector 22" o:spid="_x0000_s1026" type="#_x0000_t32" style="position:absolute;margin-left:153.5pt;margin-top:311pt;width:146.4pt;height:3.6pt;z-index:251686912;visibility:visible;mso-wrap-style:square;mso-width-percent:0;mso-height-percent:0;mso-wrap-distance-left:9pt;mso-wrap-distance-top:0;mso-wrap-distance-right:9pt;mso-wrap-distance-bottom:0;mso-position-horizontal:absolute;mso-position-horizontal-relative:text;mso-position-vertical:absolute;mso-position-vertical-relative:text;mso-width-percent:0;mso-height-percent:0;mso-width-relative:margin;mso-height-relative:margin" o:gfxdata="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" strokecolor="black [3213]" strokeweight="4.5pt">
                 <v:stroke dashstyle="1 1" endarrow="block" joinstyle="miter"/>
@@ -5731,7 +5727,7 @@
               </wp:anchor>
             </w:drawing>
           </mc:Choice>
-          <mc:Fallback xmlns:w16du="http://schemas.microsoft.com/office/word/2023/wordml/word16du" xmlns:w16sdtfl="http://schemas.microsoft.com/office/word/2024/wordml/sdtformatlock">
+          <mc:Fallback>
             <w:pict>
               <v:shape w14:anchorId="627ECC59" id="Straight Arrow Connector 22" o:spid="_x0000_s1026" type="#_x0000_t32" style="position:absolute;margin-left:164.6pt;margin-top:55.1pt;width:92.75pt;height:54.55pt;z-index:251683840;visibility:visible;mso-wrap-style:square;mso-width-percent:0;mso-height-percent:0;mso-wrap-distance-left:9pt;mso-wrap-distance-top:0;mso-wrap-distance-right:9pt;mso-wrap-distance-bottom:0;mso-position-horizontal:absolute;mso-position-horizontal-relative:text;mso-position-vertical:absolute;mso-position-vertical-relative:text;mso-width-percent:0;mso-height-percent:0;mso-width-relative:margin;mso-height-relative:margin" o:gfxdata="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" strokecolor="black [3213]" strokeweight="4.5pt">
                 <v:stroke endarrow="block" joinstyle="miter"/>
@@ -5811,7 +5807,7 @@
               </wp:anchor>
             </w:drawing>
           </mc:Choice>
-          <mc:Fallback xmlns:w16du="http://schemas.microsoft.com/office/word/2023/wordml/word16du" xmlns:w16sdtfl="http://schemas.microsoft.com/office/word/2024/wordml/sdtformatlock">
+          <mc:Fallback>
             <w:pict>
               <v:shape w14:anchorId="31382665" id="Straight Arrow Connector 22" o:spid="_x0000_s1026" type="#_x0000_t32" style="position:absolute;margin-left:160.1pt;margin-top:179.9pt;width:97.25pt;height:15.75pt;z-index:251685888;visibility:visible;mso-wrap-style:square;mso-width-percent:0;mso-height-percent:0;mso-wrap-distance-left:9pt;mso-wrap-distance-top:0;mso-wrap-distance-right:9pt;mso-wrap-distance-bottom:0;mso-position-horizontal:absolute;mso-position-horizontal-relative:text;mso-position-vertical:absolute;mso-position-vertical-relative:text;mso-width-percent:0;mso-height-percent:0;mso-width-relative:margin;mso-height-relative:margin" o:gfxdata="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" strokecolor="black [3213]" strokeweight="4.5pt">
                 <v:stroke dashstyle="1 1" endarrow="block" joinstyle="miter"/>
@@ -5914,7 +5910,7 @@
               </wp:anchor>
             </w:drawing>
           </mc:Choice>
-          <mc:Fallback xmlns:w16du="http://schemas.microsoft.com/office/word/2023/wordml/word16du" xmlns:w16sdtfl="http://schemas.microsoft.com/office/word/2024/wordml/sdtformatlock">
+          <mc:Fallback>
             <w:pict>
               <v:shape w14:anchorId="171EA623" id="_x0000_s1040" type="#_x0000_t202" style="position:absolute;left:0;text-align:left;margin-left:188.35pt;margin-top:61pt;width:68.25pt;height:19.65pt;rotation:1893985fd;z-index:251691008;visibility:visible;mso-wrap-style:square;mso-width-percent:0;mso-height-percent:0;mso-wrap-distance-left:9pt;mso-wrap-distance-top:0;mso-wrap-distance-right:9pt;mso-wrap-distance-bottom:0;mso-position-horizontal:absolute;mso-position-horizontal-relative:text;mso-position-vertical:absolute;mso-position-vertical-relative:text;mso-width-percent:0;mso-height-percent:0;mso-width-relative:margin;mso-height-relative:margin;v-text-anchor:top" o:gfxdata="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" fillcolor="white [3201]" stroked="f" strokeweight=".5pt">
                 <v:textbox>
@@ -6049,7 +6045,7 @@
               </wp:anchor>
             </w:drawing>
           </mc:Choice>
-          <mc:Fallback xmlns:w16du="http://schemas.microsoft.com/office/word/2023/wordml/word16du" xmlns:w16sdtfl="http://schemas.microsoft.com/office/word/2024/wordml/sdtformatlock">
+          <mc:Fallback>
             <w:pict>
               <v:shape w14:anchorId="3C2C0916" id="_x0000_s1041" type="#_x0000_t202" style="position:absolute;left:0;text-align:left;margin-left:166.8pt;margin-top:121.05pt;width:68.25pt;height:19.65pt;rotation:-1322444fd;z-index:251692032;visibility:visible;mso-wrap-style:square;mso-width-percent:0;mso-height-percent:0;mso-wrap-distance-left:9pt;mso-wrap-distance-top:0;mso-wrap-distance-right:9pt;mso-wrap-distance-bottom:0;mso-position-horizontal:absolute;mso-position-horizontal-relative:text;mso-position-vertical:absolute;mso-position-vertical-relative:text;mso-width-percent:0;mso-height-percent:0;mso-width-relative:margin;mso-height-relative:margin;v-text-anchor:top" o:gfxdata="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" fillcolor="white [3201]" stroked="f" strokeweight=".5pt">
                 <v:textbox>
@@ -6184,7 +6180,7 @@
               </wp:anchor>
             </w:drawing>
           </mc:Choice>
-          <mc:Fallback xmlns:w16du="http://schemas.microsoft.com/office/word/2023/wordml/word16du" xmlns:w16sdtfl="http://schemas.microsoft.com/office/word/2024/wordml/sdtformatlock">
+          <mc:Fallback>
             <w:pict>
               <v:shape w14:anchorId="69343579" id="_x0000_s1042" type="#_x0000_t202" style="position:absolute;left:0;text-align:left;margin-left:171.3pt;margin-top:287.65pt;width:120.75pt;height:19.65pt;z-index:251689984;visibility:visible;mso-wrap-style:square;mso-width-percent:0;mso-height-percent:0;mso-wrap-distance-left:9pt;mso-wrap-distance-top:0;mso-wrap-distance-right:9pt;mso-wrap-distance-bottom:0;mso-position-horizontal:absolute;mso-position-horizontal-relative:text;mso-position-vertical:absolute;mso-position-vertical-relative:text;mso-width-percent:0;mso-height-percent:0;mso-width-relative:margin;mso-height-relative:margin;v-text-anchor:top" o:gfxdata="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" fillcolor="white [3201]" stroked="f" strokeweight=".5pt">
                 <v:textbox>
@@ -6449,7 +6445,7 @@
               </wp:anchor>
             </w:drawing>
           </mc:Choice>
-          <mc:Fallback xmlns:w16du="http://schemas.microsoft.com/office/word/2023/wordml/word16du" xmlns:w16sdtfl="http://schemas.microsoft.com/office/word/2024/wordml/sdtformatlock">
+          <mc:Fallback>
             <w:pict>
               <v:roundrect w14:anchorId="05138E43" id="Stačiakampis: suapvalinti kampai 9" o:spid="_x0000_s1043" style="position:absolute;left:0;text-align:left;margin-left:325.05pt;margin-top:2.55pt;width:173.1pt;height:147.6pt;z-index:251676672;visibility:visible;mso-wrap-style:square;mso-width-percent:0;mso-height-percent:0;mso-wrap-distance-left:9pt;mso-wrap-distance-top:0;mso-wrap-distance-right:9pt;mso-wrap-distance-bottom:0;mso-position-horizontal:absolute;mso-position-horizontal-relative:text;mso-position-vertical:absolute;mso-position-vertical-relative:text;mso-width-percent:0;mso-height-percent:0;mso-width-relative:margin;mso-height-relative:margin;v-text-anchor:middle" arcsize="10923f" o:gfxdata="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" fillcolor="window" strokecolor="red" strokeweight="1pt">
                 <v:stroke joinstyle="miter"/>
@@ -6634,7 +6630,7 @@
               </wp:anchor>
             </w:drawing>
           </mc:Choice>
-          <mc:Fallback xmlns:w16du="http://schemas.microsoft.com/office/word/2023/wordml/word16du" xmlns:w16sdtfl="http://schemas.microsoft.com/office/word/2024/wordml/sdtformatlock">
+          <mc:Fallback>
             <w:pict>
               <v:roundrect w14:anchorId="793ADB61" id="Stačiakampis: suapvalinti kampai 10" o:spid="_x0000_s1044" style="position:absolute;left:0;text-align:left;margin-left:14.1pt;margin-top:1pt;width:138.7pt;height:74.75pt;z-index:251678720;visibility:visible;mso-wrap-style:square;mso-width-percent:0;mso-height-percent:0;mso-wrap-distance-left:9pt;mso-wrap-distance-top:0;mso-wrap-distance-right:9pt;mso-wrap-distance-bottom:0;mso-position-horizontal:absolute;mso-position-horizontal-relative:text;mso-position-vertical:absolute;mso-position-vertical-relative:text;mso-width-percent:0;mso-height-percent:0;mso-width-relative:margin;mso-height-relative:margin;v-text-anchor:middle" arcsize="10923f" o:gfxdata="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" fillcolor="window" strokecolor="red" strokeweight="1pt">
                 <v:stroke joinstyle="miter"/>
@@ -6751,7 +6747,7 @@
               </wp:anchor>
             </w:drawing>
           </mc:Choice>
-          <mc:Fallback xmlns:w16du="http://schemas.microsoft.com/office/word/2023/wordml/word16du" xmlns:w16sdtfl="http://schemas.microsoft.com/office/word/2024/wordml/sdtformatlock">
+          <mc:Fallback>
             <w:pict>
               <v:shapetype w14:anchorId="291AF6EE" id="_x0000_t13" coordsize="21600,21600" o:spt="13" adj="16200,5400" path="m@0,l@0@1,0@1,0@2@0@2@0,21600,21600,10800xe">
                 <v:stroke joinstyle="miter"/>
@@ -6903,7 +6899,7 @@
               </wp:anchor>
             </w:drawing>
           </mc:Choice>
-          <mc:Fallback xmlns:w16du="http://schemas.microsoft.com/office/word/2023/wordml/word16du" xmlns:w16sdtfl="http://schemas.microsoft.com/office/word/2024/wordml/sdtformatlock">
+          <mc:Fallback>
             <w:pict>
               <v:oval w14:anchorId="3EABAA81" id="Ovalas 8" o:spid="_x0000_s1045" style="position:absolute;left:0;text-align:left;margin-left:181.1pt;margin-top:6.15pt;width:108pt;height:108.75pt;z-index:251675648;visibility:visible;mso-wrap-style:square;mso-width-percent:0;mso-height-percent:0;mso-wrap-distance-left:9pt;mso-wrap-distance-top:0;mso-wrap-distance-right:9pt;mso-wrap-distance-bottom:0;mso-position-horizontal:absolute;mso-position-horizontal-relative:text;mso-position-vertical:absolute;mso-position-vertical-relative:text;mso-width-percent:0;mso-height-percent:0;mso-width-relative:margin;mso-height-relative:margin;v-text-anchor:middle" o:gfxdata="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" fillcolor="window" strokecolor="red" strokeweight="1pt">
                 <v:stroke joinstyle="miter"/>
@@ -7044,7 +7040,7 @@
               </wp:anchor>
             </w:drawing>
           </mc:Choice>
-          <mc:Fallback xmlns:w16du="http://schemas.microsoft.com/office/word/2023/wordml/word16du" xmlns:w16sdtfl="http://schemas.microsoft.com/office/word/2024/wordml/sdtformatlock">
+          <mc:Fallback>
             <w:pict>
               <v:shapetype w14:anchorId="080465F1" id="_x0000_t13" coordsize="21600,21600" o:spt="13" adj="16200,5400" path="m@0,l@0@1,0@1,0@2@0@2@0,21600,21600,10800xe">
                 <v:stroke joinstyle="miter"/>
@@ -7175,7 +7171,7 @@
               </wp:anchor>
             </w:drawing>
           </mc:Choice>
-          <mc:Fallback xmlns:w16du="http://schemas.microsoft.com/office/word/2023/wordml/word16du" xmlns:w16sdtfl="http://schemas.microsoft.com/office/word/2024/wordml/sdtformatlock">
+          <mc:Fallback>
             <w:pict>
               <v:roundrect w14:anchorId="32B59331" id="_x0000_s1046" style="position:absolute;left:0;text-align:left;margin-left:-6pt;margin-top:19.4pt;width:152.65pt;height:70.6pt;z-index:251677696;visibility:visible;mso-wrap-style:square;mso-width-percent:0;mso-height-percent:0;mso-wrap-distance-left:9pt;mso-wrap-distance-top:0;mso-wrap-distance-right:9pt;mso-wrap-distance-bottom:0;mso-position-horizontal:absolute;mso-position-horizontal-relative:text;mso-position-vertical:absolute;mso-position-vertical-relative:text;mso-width-percent:0;mso-height-percent:0;mso-width-relative:margin;mso-height-relative:margin;v-text-anchor:middle" arcsize="10923f" o:gfxdata="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" fillcolor="window" strokecolor="red" strokeweight="1pt">
                 <v:stroke joinstyle="miter"/>
@@ -7300,7 +7296,7 @@
               </wp:anchor>
             </w:drawing>
           </mc:Choice>
-          <mc:Fallback xmlns:w16du="http://schemas.microsoft.com/office/word/2023/wordml/word16du" xmlns:w16sdtfl="http://schemas.microsoft.com/office/word/2024/wordml/sdtformatlock">
+          <mc:Fallback>
             <w:pict>
               <v:shape w14:anchorId="58F4A1A1" id="Rodyklė: dešinėn 4" o:spid="_x0000_s1026" type="#_x0000_t13" style="position:absolute;margin-left:151.65pt;margin-top:.5pt;width:28.3pt;height:28.3pt;rotation:-366395fd;z-index:251672576;visibility:visible;mso-wrap-style:square;mso-width-percent:0;mso-height-percent:0;mso-wrap-distance-left:9pt;mso-wrap-distance-top:0;mso-wrap-distance-right:9pt;mso-wrap-distance-bottom:0;mso-position-horizontal:absolute;mso-position-horizontal-relative:text;mso-position-vertical:absolute;mso-position-vertical-relative:text;mso-width-percent:0;mso-height-percent:0;mso-width-relative:margin;mso-height-relative:margin;v-text-anchor:middle" o:gfxdata="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" adj="10800" fillcolor="window" strokecolor="windowText" strokeweight="2.25pt"/>
             </w:pict>
@@ -19387,6 +19383,7 @@
         <w:t xml:space="preserve">, </w:t>
       </w:r>
       <w:proofErr w:type="spellStart"/>
+      <w:proofErr w:type="gramStart"/>
       <w:r>
         <w:rPr>
           <w:lang w:val="en-US"/>
@@ -19400,6 +19397,7 @@
         </w:rPr>
         <w:t>;</w:t>
       </w:r>
+      <w:proofErr w:type="gramEnd"/>
     </w:p>
     <w:p>
       <w:pPr>
@@ -26930,7 +26928,7 @@
 </file>
 
 <file path=word/endnotes.xml><?xml version="1.0" encoding="utf-8"?>
-<w:endnotes xmlns:wpc="http://schemas.microsoft.com/office/word/2010/wordprocessingCanvas" xmlns:cx="http://schemas.microsoft.com/office/drawing/2014/chartex" xmlns:cx1="http://schemas.microsoft.com/office/drawing/2015/9/8/chartex" xmlns:cx2="http://schemas.microsoft.com/office/drawing/2015/10/21/chartex" xmlns:cx3="http://schemas.microsoft.com/office/drawing/2016/5/9/chartex" xmlns:cx4="http://schemas.microsoft.com/office/drawing/2016/5/10/chartex" xmlns:cx5="http://schemas.microsoft.com/office/drawing/2016/5/11/chartex" xmlns:cx6="http://schemas.microsoft.com/office/drawing/2016/5/12/chartex" xmlns:cx7="http://schemas.microsoft.com/office/drawing/2016/5/13/chartex" xmlns:cx8="http://schemas.microsoft.com/office/drawing/2016/5/14/chartex" xmlns:mc="http://schemas.openxmlformats.org/markup-compatibility/2006" xmlns:aink="http://schemas.microsoft.com/office/drawing/2016/ink" xmlns:am3d="http://schemas.microsoft.com/office/drawing/2017/model3d" xmlns:o="urn:schemas-microsoft-com:office:office" xmlns:oel="http://schemas.microsoft.com/office/2019/extlst" xmlns:r="http://schemas.openxmlformats.org/officeDocument/2006/relationships" xmlns:m="http://schemas.openxmlformats.org/officeDocument/2006/math" xmlns:v="urn:schemas-microsoft-com:vml" xmlns:wp14="http://schemas.microsoft.com/office/word/2010/wordprocessingDrawing" xmlns:wp="http://schemas.openxmlformats.org/drawingml/2006/wordprocessingDrawing" xmlns:w10="urn:schemas-microsoft-com:office:word" xmlns:w="http://schemas.openxmlformats.org/wordprocessingml/2006/main" xmlns:w14="http://schemas.microsoft.com/office/word/2010/wordml" xmlns:w15="http://schemas.microsoft.com/office/word/2012/wordml" xmlns:w16cex="http://schemas.microsoft.com/office/word/2018/wordml/cex" xmlns:w16cid="http://schemas.microsoft.com/office/word/2016/wordml/cid" xmlns:w16="http://schemas.microsoft.com/office/word/2018/wordml" xmlns:w16sdtdh="http://schemas.microsoft.com/office/word/2020/wordml/sdtdatahash" xmlns:w16se="http://schemas.microsoft.com/office/word/2015/wordml/symex" xmlns:wpg="http://schemas.microsoft.com/office/word/2010/wordprocessingGroup" xmlns:wpi="http://schemas.microsoft.com/office/word/2010/wordprocessingInk" xmlns:wne="http://schemas.microsoft.com/office/word/2006/wordml" xmlns:wps="http://schemas.microsoft.com/office/word/2010/wordprocessingShape" mc:Ignorable="w14 w15 w16se w16cid w16 w16cex w16sdtdh wp14">
+<w:endnotes xmlns:wpc="http://schemas.microsoft.com/office/word/2010/wordprocessingCanvas" xmlns:cx="http://schemas.microsoft.com/office/drawing/2014/chartex" xmlns:cx1="http://schemas.microsoft.com/office/drawing/2015/9/8/chartex" xmlns:cx2="http://schemas.microsoft.com/office/drawing/2015/10/21/chartex" xmlns:cx3="http://schemas.microsoft.com/office/drawing/2016/5/9/chartex" xmlns:cx4="http://schemas.microsoft.com/office/drawing/2016/5/10/chartex" xmlns:cx5="http://schemas.microsoft.com/office/drawing/2016/5/11/chartex" xmlns:cx6="http://schemas.microsoft.com/office/drawing/2016/5/12/chartex" xmlns:cx7="http://schemas.microsoft.com/office/drawing/2016/5/13/chartex" xmlns:cx8="http://schemas.microsoft.com/office/drawing/2016/5/14/chartex" xmlns:mc="http://schemas.openxmlformats.org/markup-compatibility/2006" xmlns:aink="http://schemas.microsoft.com/office/drawing/2016/ink" xmlns:am3d="http://schemas.microsoft.com/office/drawing/2017/model3d" xmlns:o="urn:schemas-microsoft-com:office:office" xmlns:oel="http://schemas.microsoft.com/office/2019/extlst" xmlns:r="http://schemas.openxmlformats.org/officeDocument/2006/relationships" xmlns:m="http://schemas.openxmlformats.org/officeDocument/2006/math" xmlns:v="urn:schemas-microsoft-com:vml" xmlns:wp14="http://schemas.microsoft.com/office/word/2010/wordprocessingDrawing" xmlns:wp="http://schemas.openxmlformats.org/drawingml/2006/wordprocessingDrawing" xmlns:w10="urn:schemas-microsoft-com:office:word" xmlns:w="http://schemas.openxmlformats.org/wordprocessingml/2006/main" xmlns:w14="http://schemas.microsoft.com/office/word/2010/wordml" xmlns:w15="http://schemas.microsoft.com/office/word/2012/wordml" xmlns:w16cex="http://schemas.microsoft.com/office/word/2018/wordml/cex" xmlns:w16cid="http://schemas.microsoft.com/office/word/2016/wordml/cid" xmlns:w16="http://schemas.microsoft.com/office/word/2018/wordml" xmlns:w16du="http://schemas.microsoft.com/office/word/2023/wordml/word16du" xmlns:w16sdtdh="http://schemas.microsoft.com/office/word/2020/wordml/sdtdatahash" xmlns:w16sdtfl="http://schemas.microsoft.com/office/word/2024/wordml/sdtformatlock" xmlns:w16se="http://schemas.microsoft.com/office/word/2015/wordml/symex" xmlns:wpg="http://schemas.microsoft.com/office/word/2010/wordprocessingGroup" xmlns:wpi="http://schemas.microsoft.com/office/word/2010/wordprocessingInk" xmlns:wne="http://schemas.microsoft.com/office/word/2006/wordml" xmlns:wps="http://schemas.microsoft.com/office/word/2010/wordprocessingShape" mc:Ignorable="w14 w15 w16se w16cid w16 w16cex w16sdtdh w16sdtfl w16du wp14">
   <w:endnote w:type="separator" w:id="-1">
     <w:p>
       <w:pPr>
@@ -26955,7 +26953,7 @@
 </file>
 
 <file path=word/footer1.xml><?xml version="1.0" encoding="utf-8"?>
-<w:ftr xmlns:wpc="http://schemas.microsoft.com/office/word/2010/wordprocessingCanvas" xmlns:cx="http://schemas.microsoft.com/office/drawing/2014/chartex" xmlns:cx1="http://schemas.microsoft.com/office/drawing/2015/9/8/chartex" xmlns:cx2="http://schemas.microsoft.com/office/drawing/2015/10/21/chartex" xmlns:cx3="http://schemas.microsoft.com/office/drawing/2016/5/9/chartex" xmlns:cx4="http://schemas.microsoft.com/office/drawing/2016/5/10/chartex" xmlns:cx5="http://schemas.microsoft.com/office/drawing/2016/5/11/chartex" xmlns:cx6="http://schemas.microsoft.com/office/drawing/2016/5/12/chartex" xmlns:cx7="http://schemas.microsoft.com/office/drawing/2016/5/13/chartex" xmlns:cx8="http://schemas.microsoft.com/office/drawing/2016/5/14/chartex" xmlns:mc="http://schemas.openxmlformats.org/markup-compatibility/2006" xmlns:aink="http://schemas.microsoft.com/office/drawing/2016/ink" xmlns:am3d="http://schemas.microsoft.com/office/drawing/2017/model3d" xmlns:o="urn:schemas-microsoft-com:office:office" xmlns:oel="http://schemas.microsoft.com/office/2019/extlst" xmlns:r="http://schemas.openxmlformats.org/officeDocument/2006/relationships" xmlns:m="http://schemas.openxmlformats.org/officeDocument/2006/math" xmlns:v="urn:schemas-microsoft-com:vml" xmlns:wp14="http://schemas.microsoft.com/office/word/2010/wordprocessingDrawing" xmlns:wp="http://schemas.openxmlformats.org/drawingml/2006/wordprocessingDrawing" xmlns:w10="urn:schemas-microsoft-com:office:word" xmlns:w="http://schemas.openxmlformats.org/wordprocessingml/2006/main" xmlns:w14="http://schemas.microsoft.com/office/word/2010/wordml" xmlns:w15="http://schemas.microsoft.com/office/word/2012/wordml" xmlns:w16cex="http://schemas.microsoft.com/office/word/2018/wordml/cex" xmlns:w16cid="http://schemas.microsoft.com/office/word/2016/wordml/cid" xmlns:w16="http://schemas.microsoft.com/office/word/2018/wordml" xmlns:w16sdtdh="http://schemas.microsoft.com/office/word/2020/wordml/sdtdatahash" xmlns:w16se="http://schemas.microsoft.com/office/word/2015/wordml/symex" xmlns:wpg="http://schemas.microsoft.com/office/word/2010/wordprocessingGroup" xmlns:wpi="http://schemas.microsoft.com/office/word/2010/wordprocessingInk" xmlns:wne="http://schemas.microsoft.com/office/word/2006/wordml" xmlns:wps="http://schemas.microsoft.com/office/word/2010/wordprocessingShape" mc:Ignorable="w14 w15 w16se w16cid w16 w16cex w16sdtdh wp14">
+<w:ftr xmlns:wpc="http://schemas.microsoft.com/office/word/2010/wordprocessingCanvas" xmlns:cx="http://schemas.microsoft.com/office/drawing/2014/chartex" xmlns:cx1="http://schemas.microsoft.com/office/drawing/2015/9/8/chartex" xmlns:cx2="http://schemas.microsoft.com/office/drawing/2015/10/21/chartex" xmlns:cx3="http://schemas.microsoft.com/office/drawing/2016/5/9/chartex" xmlns:cx4="http://schemas.microsoft.com/office/drawing/2016/5/10/chartex" xmlns:cx5="http://schemas.microsoft.com/office/drawing/2016/5/11/chartex" xmlns:cx6="http://schemas.microsoft.com/office/drawing/2016/5/12/chartex" xmlns:cx7="http://schemas.microsoft.com/office/drawing/2016/5/13/chartex" xmlns:cx8="http://schemas.microsoft.com/office/drawing/2016/5/14/chartex" xmlns:mc="http://schemas.openxmlformats.org/markup-compatibility/2006" xmlns:aink="http://schemas.microsoft.com/office/drawing/2016/ink" xmlns:am3d="http://schemas.microsoft.com/office/drawing/2017/model3d" xmlns:o="urn:schemas-microsoft-com:office:office" xmlns:oel="http://schemas.microsoft.com/office/2019/extlst" xmlns:r="http://schemas.openxmlformats.org/officeDocument/2006/relationships" xmlns:m="http://schemas.openxmlformats.org/officeDocument/2006/math" xmlns:v="urn:schemas-microsoft-com:vml" xmlns:wp14="http://schemas.microsoft.com/office/word/2010/wordprocessingDrawing" xmlns:wp="http://schemas.openxmlformats.org/drawingml/2006/wordprocessingDrawing" xmlns:w10="urn:schemas-microsoft-com:office:word" xmlns:w="http://schemas.openxmlformats.org/wordprocessingml/2006/main" xmlns:w14="http://schemas.microsoft.com/office/word/2010/wordml" xmlns:w15="http://schemas.microsoft.com/office/word/2012/wordml" xmlns:w16cex="http://schemas.microsoft.com/office/word/2018/wordml/cex" xmlns:w16cid="http://schemas.microsoft.com/office/word/2016/wordml/cid" xmlns:w16="http://schemas.microsoft.com/office/word/2018/wordml" xmlns:w16du="http://schemas.microsoft.com/office/word/2023/wordml/word16du" xmlns:w16sdtdh="http://schemas.microsoft.com/office/word/2020/wordml/sdtdatahash" xmlns:w16sdtfl="http://schemas.microsoft.com/office/word/2024/wordml/sdtformatlock" xmlns:w16se="http://schemas.microsoft.com/office/word/2015/wordml/symex" xmlns:wpg="http://schemas.microsoft.com/office/word/2010/wordprocessingGroup" xmlns:wpi="http://schemas.microsoft.com/office/word/2010/wordprocessingInk" xmlns:wne="http://schemas.microsoft.com/office/word/2006/wordml" xmlns:wps="http://schemas.microsoft.com/office/word/2010/wordprocessingShape" mc:Ignorable="w14 w15 w16se w16cid w16 w16cex w16sdtdh w16sdtfl w16du wp14">
   <w:p>
     <w:pPr>
       <w:pStyle w:val="Footer"/>
@@ -26965,7 +26963,7 @@
 </file>
 
 <file path=word/footer2.xml><?xml version="1.0" encoding="utf-8"?>
-<w:ftr xmlns:wpc="http://schemas.microsoft.com/office/word/2010/wordprocessingCanvas" xmlns:cx="http://schemas.microsoft.com/office/drawing/2014/chartex" xmlns:cx1="http://schemas.microsoft.com/office/drawing/2015/9/8/chartex" xmlns:cx2="http://schemas.microsoft.com/office/drawing/2015/10/21/chartex" xmlns:cx3="http://schemas.microsoft.com/office/drawing/2016/5/9/chartex" xmlns:cx4="http://schemas.microsoft.com/office/drawing/2016/5/10/chartex" xmlns:cx5="http://schemas.microsoft.com/office/drawing/2016/5/11/chartex" xmlns:cx6="http://schemas.microsoft.com/office/drawing/2016/5/12/chartex" xmlns:cx7="http://schemas.microsoft.com/office/drawing/2016/5/13/chartex" xmlns:cx8="http://schemas.microsoft.com/office/drawing/2016/5/14/chartex" xmlns:mc="http://schemas.openxmlformats.org/markup-compatibility/2006" xmlns:aink="http://schemas.microsoft.com/office/drawing/2016/ink" xmlns:am3d="http://schemas.microsoft.com/office/drawing/2017/model3d" xmlns:o="urn:schemas-microsoft-com:office:office" xmlns:oel="http://schemas.microsoft.com/office/2019/extlst" xmlns:r="http://schemas.openxmlformats.org/officeDocument/2006/relationships" xmlns:m="http://schemas.openxmlformats.org/officeDocument/2006/math" xmlns:v="urn:schemas-microsoft-com:vml" xmlns:wp14="http://schemas.microsoft.com/office/word/2010/wordprocessingDrawing" xmlns:wp="http://schemas.openxmlformats.org/drawingml/2006/wordprocessingDrawing" xmlns:w10="urn:schemas-microsoft-com:office:word" xmlns:w="http://schemas.openxmlformats.org/wordprocessingml/2006/main" xmlns:w14="http://schemas.microsoft.com/office/word/2010/wordml" xmlns:w15="http://schemas.microsoft.com/office/word/2012/wordml" xmlns:w16cex="http://schemas.microsoft.com/office/word/2018/wordml/cex" xmlns:w16cid="http://schemas.microsoft.com/office/word/2016/wordml/cid" xmlns:w16="http://schemas.microsoft.com/office/word/2018/wordml" xmlns:w16sdtdh="http://schemas.microsoft.com/office/word/2020/wordml/sdtdatahash" xmlns:w16se="http://schemas.microsoft.com/office/word/2015/wordml/symex" xmlns:wpg="http://schemas.microsoft.com/office/word/2010/wordprocessingGroup" xmlns:wpi="http://schemas.microsoft.com/office/word/2010/wordprocessingInk" xmlns:wne="http://schemas.microsoft.com/office/word/2006/wordml" xmlns:wps="http://schemas.microsoft.com/office/word/2010/wordprocessingShape" mc:Ignorable="w14 w15 w16se w16cid w16 w16cex w16sdtdh wp14">
+<w:ftr xmlns:wpc="http://schemas.microsoft.com/office/word/2010/wordprocessingCanvas" xmlns:cx="http://schemas.microsoft.com/office/drawing/2014/chartex" xmlns:cx1="http://schemas.microsoft.com/office/drawing/2015/9/8/chartex" xmlns:cx2="http://schemas.microsoft.com/office/drawing/2015/10/21/chartex" xmlns:cx3="http://schemas.microsoft.com/office/drawing/2016/5/9/chartex" xmlns:cx4="http://schemas.microsoft.com/office/drawing/2016/5/10/chartex" xmlns:cx5="http://schemas.microsoft.com/office/drawing/2016/5/11/chartex" xmlns:cx6="http://schemas.microsoft.com/office/drawing/2016/5/12/chartex" xmlns:cx7="http://schemas.microsoft.com/office/drawing/2016/5/13/chartex" xmlns:cx8="http://schemas.microsoft.com/office/drawing/2016/5/14/chartex" xmlns:mc="http://schemas.openxmlformats.org/markup-compatibility/2006" xmlns:aink="http://schemas.microsoft.com/office/drawing/2016/ink" xmlns:am3d="http://schemas.microsoft.com/office/drawing/2017/model3d" xmlns:o="urn:schemas-microsoft-com:office:office" xmlns:oel="http://schemas.microsoft.com/office/2019/extlst" xmlns:r="http://schemas.openxmlformats.org/officeDocument/2006/relationships" xmlns:m="http://schemas.openxmlformats.org/officeDocument/2006/math" xmlns:v="urn:schemas-microsoft-com:vml" xmlns:wp14="http://schemas.microsoft.com/office/word/2010/wordprocessingDrawing" xmlns:wp="http://schemas.openxmlformats.org/drawingml/2006/wordprocessingDrawing" xmlns:w10="urn:schemas-microsoft-com:office:word" xmlns:w="http://schemas.openxmlformats.org/wordprocessingml/2006/main" xmlns:w14="http://schemas.microsoft.com/office/word/2010/wordml" xmlns:w15="http://schemas.microsoft.com/office/word/2012/wordml" xmlns:w16cex="http://schemas.microsoft.com/office/word/2018/wordml/cex" xmlns:w16cid="http://schemas.microsoft.com/office/word/2016/wordml/cid" xmlns:w16="http://schemas.microsoft.com/office/word/2018/wordml" xmlns:w16du="http://schemas.microsoft.com/office/word/2023/wordml/word16du" xmlns:w16sdtdh="http://schemas.microsoft.com/office/word/2020/wordml/sdtdatahash" xmlns:w16sdtfl="http://schemas.microsoft.com/office/word/2024/wordml/sdtformatlock" xmlns:w16se="http://schemas.microsoft.com/office/word/2015/wordml/symex" xmlns:wpg="http://schemas.microsoft.com/office/word/2010/wordprocessingGroup" xmlns:wpi="http://schemas.microsoft.com/office/word/2010/wordprocessingInk" xmlns:wne="http://schemas.microsoft.com/office/word/2006/wordml" xmlns:wps="http://schemas.microsoft.com/office/word/2010/wordprocessingShape" mc:Ignorable="w14 w15 w16se w16cid w16 w16cex w16sdtdh w16sdtfl w16du wp14">
   <w:p>
     <w:pPr>
       <w:pStyle w:val="Footer"/>
@@ -26975,7 +26973,7 @@
 </file>
 
 <file path=word/footer3.xml><?xml version="1.0" encoding="utf-8"?>
-<w:ftr xmlns:wpc="http://schemas.microsoft.com/office/word/2010/wordprocessingCanvas" xmlns:cx="http://schemas.microsoft.com/office/drawing/2014/chartex" xmlns:cx1="http://schemas.microsoft.com/office/drawing/2015/9/8/chartex" xmlns:cx2="http://schemas.microsoft.com/office/drawing/2015/10/21/chartex" xmlns:cx3="http://schemas.microsoft.com/office/drawing/2016/5/9/chartex" xmlns:cx4="http://schemas.microsoft.com/office/drawing/2016/5/10/chartex" xmlns:cx5="http://schemas.microsoft.com/office/drawing/2016/5/11/chartex" xmlns:cx6="http://schemas.microsoft.com/office/drawing/2016/5/12/chartex" xmlns:cx7="http://schemas.microsoft.com/office/drawing/2016/5/13/chartex" xmlns:cx8="http://schemas.microsoft.com/office/drawing/2016/5/14/chartex" xmlns:mc="http://schemas.openxmlformats.org/markup-compatibility/2006" xmlns:aink="http://schemas.microsoft.com/office/drawing/2016/ink" xmlns:am3d="http://schemas.microsoft.com/office/drawing/2017/model3d" xmlns:o="urn:schemas-microsoft-com:office:office" xmlns:oel="http://schemas.microsoft.com/office/2019/extlst" xmlns:r="http://schemas.openxmlformats.org/officeDocument/2006/relationships" xmlns:m="http://schemas.openxmlformats.org/officeDocument/2006/math" xmlns:v="urn:schemas-microsoft-com:vml" xmlns:wp14="http://schemas.microsoft.com/office/word/2010/wordprocessingDrawing" xmlns:wp="http://schemas.openxmlformats.org/drawingml/2006/wordprocessingDrawing" xmlns:w10="urn:schemas-microsoft-com:office:word" xmlns:w="http://schemas.openxmlformats.org/wordprocessingml/2006/main" xmlns:w14="http://schemas.microsoft.com/office/word/2010/wordml" xmlns:w15="http://schemas.microsoft.com/office/word/2012/wordml" xmlns:w16cex="http://schemas.microsoft.com/office/word/2018/wordml/cex" xmlns:w16cid="http://schemas.microsoft.com/office/word/2016/wordml/cid" xmlns:w16="http://schemas.microsoft.com/office/word/2018/wordml" xmlns:w16sdtdh="http://schemas.microsoft.com/office/word/2020/wordml/sdtdatahash" xmlns:w16se="http://schemas.microsoft.com/office/word/2015/wordml/symex" xmlns:wpg="http://schemas.microsoft.com/office/word/2010/wordprocessingGroup" xmlns:wpi="http://schemas.microsoft.com/office/word/2010/wordprocessingInk" xmlns:wne="http://schemas.microsoft.com/office/word/2006/wordml" xmlns:wps="http://schemas.microsoft.com/office/word/2010/wordprocessingShape" mc:Ignorable="w14 w15 w16se w16cid w16 w16cex w16sdtdh wp14">
+<w:ftr xmlns:wpc="http://schemas.microsoft.com/office/word/2010/wordprocessingCanvas" xmlns:cx="http://schemas.microsoft.com/office/drawing/2014/chartex" xmlns:cx1="http://schemas.microsoft.com/office/drawing/2015/9/8/chartex" xmlns:cx2="http://schemas.microsoft.com/office/drawing/2015/10/21/chartex" xmlns:cx3="http://schemas.microsoft.com/office/drawing/2016/5/9/chartex" xmlns:cx4="http://schemas.microsoft.com/office/drawing/2016/5/10/chartex" xmlns:cx5="http://schemas.microsoft.com/office/drawing/2016/5/11/chartex" xmlns:cx6="http://schemas.microsoft.com/office/drawing/2016/5/12/chartex" xmlns:cx7="http://schemas.microsoft.com/office/drawing/2016/5/13/chartex" xmlns:cx8="http://schemas.microsoft.com/office/drawing/2016/5/14/chartex" xmlns:mc="http://schemas.openxmlformats.org/markup-compatibility/2006" xmlns:aink="http://schemas.microsoft.com/office/drawing/2016/ink" xmlns:am3d="http://schemas.microsoft.com/office/drawing/2017/model3d" xmlns:o="urn:schemas-microsoft-com:office:office" xmlns:oel="http://schemas.microsoft.com/office/2019/extlst" xmlns:r="http://schemas.openxmlformats.org/officeDocument/2006/relationships" xmlns:m="http://schemas.openxmlformats.org/officeDocument/2006/math" xmlns:v="urn:schemas-microsoft-com:vml" xmlns:wp14="http://schemas.microsoft.com/office/word/2010/wordprocessingDrawing" xmlns:wp="http://schemas.openxmlformats.org/drawingml/2006/wordprocessingDrawing" xmlns:w10="urn:schemas-microsoft-com:office:word" xmlns:w="http://schemas.openxmlformats.org/wordprocessingml/2006/main" xmlns:w14="http://schemas.microsoft.com/office/word/2010/wordml" xmlns:w15="http://schemas.microsoft.com/office/word/2012/wordml" xmlns:w16cex="http://schemas.microsoft.com/office/word/2018/wordml/cex" xmlns:w16cid="http://schemas.microsoft.com/office/word/2016/wordml/cid" xmlns:w16="http://schemas.microsoft.com/office/word/2018/wordml" xmlns:w16du="http://schemas.microsoft.com/office/word/2023/wordml/word16du" xmlns:w16sdtdh="http://schemas.microsoft.com/office/word/2020/wordml/sdtdatahash" xmlns:w16sdtfl="http://schemas.microsoft.com/office/word/2024/wordml/sdtformatlock" xmlns:w16se="http://schemas.microsoft.com/office/word/2015/wordml/symex" xmlns:wpg="http://schemas.microsoft.com/office/word/2010/wordprocessingGroup" xmlns:wpi="http://schemas.microsoft.com/office/word/2010/wordprocessingInk" xmlns:wne="http://schemas.microsoft.com/office/word/2006/wordml" xmlns:wps="http://schemas.microsoft.com/office/word/2010/wordprocessingShape" mc:Ignorable="w14 w15 w16se w16cid w16 w16cex w16sdtdh w16sdtfl w16du wp14">
   <w:p>
     <w:pPr>
       <w:pStyle w:val="Footer"/>
@@ -26985,7 +26983,7 @@
 </file>
 
 <file path=word/footnotes.xml><?xml version="1.0" encoding="utf-8"?>
-<w:footnotes xmlns:wpc="http://schemas.microsoft.com/office/word/2010/wordprocessingCanvas" xmlns:cx="http://schemas.microsoft.com/office/drawing/2014/chartex" xmlns:cx1="http://schemas.microsoft.com/office/drawing/2015/9/8/chartex" xmlns:cx2="http://schemas.microsoft.com/office/drawing/2015/10/21/chartex" xmlns:cx3="http://schemas.microsoft.com/office/drawing/2016/5/9/chartex" xmlns:cx4="http://schemas.microsoft.com/office/drawing/2016/5/10/chartex" xmlns:cx5="http://schemas.microsoft.com/office/drawing/2016/5/11/chartex" xmlns:cx6="http://schemas.microsoft.com/office/drawing/2016/5/12/chartex" xmlns:cx7="http://schemas.microsoft.com/office/drawing/2016/5/13/chartex" xmlns:cx8="http://schemas.microsoft.com/office/drawing/2016/5/14/chartex" xmlns:mc="http://schemas.openxmlformats.org/markup-compatibility/2006" xmlns:aink="http://schemas.microsoft.com/office/drawing/2016/ink" xmlns:am3d="http://schemas.microsoft.com/office/drawing/2017/model3d" xmlns:o="urn:schemas-microsoft-com:office:office" xmlns:oel="http://schemas.microsoft.com/office/2019/extlst" xmlns:r="http://schemas.openxmlformats.org/officeDocument/2006/relationships" xmlns:m="http://schemas.openxmlformats.org/officeDocument/2006/math" xmlns:v="urn:schemas-microsoft-com:vml" xmlns:wp14="http://schemas.microsoft.com/office/word/2010/wordprocessingDrawing" xmlns:wp="http://schemas.openxmlformats.org/drawingml/2006/wordprocessingDrawing" xmlns:w10="urn:schemas-microsoft-com:office:word" xmlns:w="http://schemas.openxmlformats.org/wordprocessingml/2006/main" xmlns:w14="http://schemas.microsoft.com/office/word/2010/wordml" xmlns:w15="http://schemas.microsoft.com/office/word/2012/wordml" xmlns:w16cex="http://schemas.microsoft.com/office/word/2018/wordml/cex" xmlns:w16cid="http://schemas.microsoft.com/office/word/2016/wordml/cid" xmlns:w16="http://schemas.microsoft.com/office/word/2018/wordml" xmlns:w16sdtdh="http://schemas.microsoft.com/office/word/2020/wordml/sdtdatahash" xmlns:w16se="http://schemas.microsoft.com/office/word/2015/wordml/symex" xmlns:wpg="http://schemas.microsoft.com/office/word/2010/wordprocessingGroup" xmlns:wpi="http://schemas.microsoft.com/office/word/2010/wordprocessingInk" xmlns:wne="http://schemas.microsoft.com/office/word/2006/wordml" xmlns:wps="http://schemas.microsoft.com/office/word/2010/wordprocessingShape" mc:Ignorable="w14 w15 w16se w16cid w16 w16cex w16sdtdh wp14">
+<w:footnotes xmlns:wpc="http://schemas.microsoft.com/office/word/2010/wordprocessingCanvas" xmlns:cx="http://schemas.microsoft.com/office/drawing/2014/chartex" xmlns:cx1="http://schemas.microsoft.com/office/drawing/2015/9/8/chartex" xmlns:cx2="http://schemas.microsoft.com/office/drawing/2015/10/21/chartex" xmlns:cx3="http://schemas.microsoft.com/office/drawing/2016/5/9/chartex" xmlns:cx4="http://schemas.microsoft.com/office/drawing/2016/5/10/chartex" xmlns:cx5="http://schemas.microsoft.com/office/drawing/2016/5/11/chartex" xmlns:cx6="http://schemas.microsoft.com/office/drawing/2016/5/12/chartex" xmlns:cx7="http://schemas.microsoft.com/office/drawing/2016/5/13/chartex" xmlns:cx8="http://schemas.microsoft.com/office/drawing/2016/5/14/chartex" xmlns:mc="http://schemas.openxmlformats.org/markup-compatibility/2006" xmlns:aink="http://schemas.microsoft.com/office/drawing/2016/ink" xmlns:am3d="http://schemas.microsoft.com/office/drawing/2017/model3d" xmlns:o="urn:schemas-microsoft-com:office:office" xmlns:oel="http://schemas.microsoft.com/office/2019/extlst" xmlns:r="http://schemas.openxmlformats.org/officeDocument/2006/relationships" xmlns:m="http://schemas.openxmlformats.org/officeDocument/2006/math" xmlns:v="urn:schemas-microsoft-com:vml" xmlns:wp14="http://schemas.microsoft.com/office/word/2010/wordprocessingDrawing" xmlns:wp="http://schemas.openxmlformats.org/drawingml/2006/wordprocessingDrawing" xmlns:w10="urn:schemas-microsoft-com:office:word" xmlns:w="http://schemas.openxmlformats.org/wordprocessingml/2006/main" xmlns:w14="http://schemas.microsoft.com/office/word/2010/wordml" xmlns:w15="http://schemas.microsoft.com/office/word/2012/wordml" xmlns:w16cex="http://schemas.microsoft.com/office/word/2018/wordml/cex" xmlns:w16cid="http://schemas.microsoft.com/office/word/2016/wordml/cid" xmlns:w16="http://schemas.microsoft.com/office/word/2018/wordml" xmlns:w16du="http://schemas.microsoft.com/office/word/2023/wordml/word16du" xmlns:w16sdtdh="http://schemas.microsoft.com/office/word/2020/wordml/sdtdatahash" xmlns:w16sdtfl="http://schemas.microsoft.com/office/word/2024/wordml/sdtformatlock" xmlns:w16se="http://schemas.microsoft.com/office/word/2015/wordml/symex" xmlns:wpg="http://schemas.microsoft.com/office/word/2010/wordprocessingGroup" xmlns:wpi="http://schemas.microsoft.com/office/word/2010/wordprocessingInk" xmlns:wne="http://schemas.microsoft.com/office/word/2006/wordml" xmlns:wps="http://schemas.microsoft.com/office/word/2010/wordprocessingShape" mc:Ignorable="w14 w15 w16se w16cid w16 w16cex w16sdtdh w16sdtfl w16du wp14">
   <w:footnote w:type="separator" w:id="-1">
     <w:p>
       <w:pPr>
@@ -27013,7 +27011,7 @@
 </file>
 
 <file path=word/header1.xml><?xml version="1.0" encoding="utf-8"?>
-<w:hdr xmlns:wpc="http://schemas.microsoft.com/office/word/2010/wordprocessingCanvas" xmlns:cx="http://schemas.microsoft.com/office/drawing/2014/chartex" xmlns:cx1="http://schemas.microsoft.com/office/drawing/2015/9/8/chartex" xmlns:cx2="http://schemas.microsoft.com/office/drawing/2015/10/21/chartex" xmlns:cx3="http://schemas.microsoft.com/office/drawing/2016/5/9/chartex" xmlns:cx4="http://schemas.microsoft.com/office/drawing/2016/5/10/chartex" xmlns:cx5="http://schemas.microsoft.com/office/drawing/2016/5/11/chartex" xmlns:cx6="http://schemas.microsoft.com/office/drawing/2016/5/12/chartex" xmlns:cx7="http://schemas.microsoft.com/office/drawing/2016/5/13/chartex" xmlns:cx8="http://schemas.microsoft.com/office/drawing/2016/5/14/chartex" xmlns:mc="http://schemas.openxmlformats.org/markup-compatibility/2006" xmlns:aink="http://schemas.microsoft.com/office/drawing/2016/ink" xmlns:am3d="http://schemas.microsoft.com/office/drawing/2017/model3d" xmlns:o="urn:schemas-microsoft-com:office:office" xmlns:oel="http://schemas.microsoft.com/office/2019/extlst" xmlns:r="http://schemas.openxmlformats.org/officeDocument/2006/relationships" xmlns:m="http://schemas.openxmlformats.org/officeDocument/2006/math" xmlns:v="urn:schemas-microsoft-com:vml" xmlns:wp14="http://schemas.microsoft.com/office/word/2010/wordprocessingDrawing" xmlns:wp="http://schemas.openxmlformats.org/drawingml/2006/wordprocessingDrawing" xmlns:w10="urn:schemas-microsoft-com:office:word" xmlns:w="http://schemas.openxmlformats.org/wordprocessingml/2006/main" xmlns:w14="http://schemas.microsoft.com/office/word/2010/wordml" xmlns:w15="http://schemas.microsoft.com/office/word/2012/wordml" xmlns:w16cex="http://schemas.microsoft.com/office/word/2018/wordml/cex" xmlns:w16cid="http://schemas.microsoft.com/office/word/2016/wordml/cid" xmlns:w16="http://schemas.microsoft.com/office/word/2018/wordml" xmlns:w16sdtdh="http://schemas.microsoft.com/office/word/2020/wordml/sdtdatahash" xmlns:w16se="http://schemas.microsoft.com/office/word/2015/wordml/symex" xmlns:wpg="http://schemas.microsoft.com/office/word/2010/wordprocessingGroup" xmlns:wpi="http://schemas.microsoft.com/office/word/2010/wordprocessingInk" xmlns:wne="http://schemas.microsoft.com/office/word/2006/wordml" xmlns:wps="http://schemas.microsoft.com/office/word/2010/wordprocessingShape" mc:Ignorable="w14 w15 w16se w16cid w16 w16cex w16sdtdh wp14">
+<w:hdr xmlns:wpc="http://schemas.microsoft.com/office/word/2010/wordprocessingCanvas" xmlns:cx="http://schemas.microsoft.com/office/drawing/2014/chartex" xmlns:cx1="http://schemas.microsoft.com/office/drawing/2015/9/8/chartex" xmlns:cx2="http://schemas.microsoft.com/office/drawing/2015/10/21/chartex" xmlns:cx3="http://schemas.microsoft.com/office/drawing/2016/5/9/chartex" xmlns:cx4="http://schemas.microsoft.com/office/drawing/2016/5/10/chartex" xmlns:cx5="http://schemas.microsoft.com/office/drawing/2016/5/11/chartex" xmlns:cx6="http://schemas.microsoft.com/office/drawing/2016/5/12/chartex" xmlns:cx7="http://schemas.microsoft.com/office/drawing/2016/5/13/chartex" xmlns:cx8="http://schemas.microsoft.com/office/drawing/2016/5/14/chartex" xmlns:mc="http://schemas.openxmlformats.org/markup-compatibility/2006" xmlns:aink="http://schemas.microsoft.com/office/drawing/2016/ink" xmlns:am3d="http://schemas.microsoft.com/office/drawing/2017/model3d" xmlns:o="urn:schemas-microsoft-com:office:office" xmlns:oel="http://schemas.microsoft.com/office/2019/extlst" xmlns:r="http://schemas.openxmlformats.org/officeDocument/2006/relationships" xmlns:m="http://schemas.openxmlformats.org/officeDocument/2006/math" xmlns:v="urn:schemas-microsoft-com:vml" xmlns:wp14="http://schemas.microsoft.com/office/word/2010/wordprocessingDrawing" xmlns:wp="http://schemas.openxmlformats.org/drawingml/2006/wordprocessingDrawing" xmlns:w10="urn:schemas-microsoft-com:office:word" xmlns:w="http://schemas.openxmlformats.org/wordprocessingml/2006/main" xmlns:w14="http://schemas.microsoft.com/office/word/2010/wordml" xmlns:w15="http://schemas.microsoft.com/office/word/2012/wordml" xmlns:w16cex="http://schemas.microsoft.com/office/word/2018/wordml/cex" xmlns:w16cid="http://schemas.microsoft.com/office/word/2016/wordml/cid" xmlns:w16="http://schemas.microsoft.com/office/word/2018/wordml" xmlns:w16du="http://schemas.microsoft.com/office/word/2023/wordml/word16du" xmlns:w16sdtdh="http://schemas.microsoft.com/office/word/2020/wordml/sdtdatahash" xmlns:w16sdtfl="http://schemas.microsoft.com/office/word/2024/wordml/sdtformatlock" xmlns:w16se="http://schemas.microsoft.com/office/word/2015/wordml/symex" xmlns:wpg="http://schemas.microsoft.com/office/word/2010/wordprocessingGroup" xmlns:wpi="http://schemas.microsoft.com/office/word/2010/wordprocessingInk" xmlns:wne="http://schemas.microsoft.com/office/word/2006/wordml" xmlns:wps="http://schemas.microsoft.com/office/word/2010/wordprocessingShape" mc:Ignorable="w14 w15 w16se w16cid w16 w16cex w16sdtdh w16sdtfl w16du wp14">
   <w:p>
     <w:pPr>
       <w:pStyle w:val="Header"/>
@@ -27135,7 +27133,7 @@
 </file>
 
 <file path=word/header2.xml><?xml version="1.0" encoding="utf-8"?>
-<w:hdr xmlns:wpc="http://schemas.microsoft.com/office/word/2010/wordprocessingCanvas" xmlns:cx="http://schemas.microsoft.com/office/drawing/2014/chartex" xmlns:cx1="http://schemas.microsoft.com/office/drawing/2015/9/8/chartex" xmlns:cx2="http://schemas.microsoft.com/office/drawing/2015/10/21/chartex" xmlns:cx3="http://schemas.microsoft.com/office/drawing/2016/5/9/chartex" xmlns:cx4="http://schemas.microsoft.com/office/drawing/2016/5/10/chartex" xmlns:cx5="http://schemas.microsoft.com/office/drawing/2016/5/11/chartex" xmlns:cx6="http://schemas.microsoft.com/office/drawing/2016/5/12/chartex" xmlns:cx7="http://schemas.microsoft.com/office/drawing/2016/5/13/chartex" xmlns:cx8="http://schemas.microsoft.com/office/drawing/2016/5/14/chartex" xmlns:mc="http://schemas.openxmlformats.org/markup-compatibility/2006" xmlns:aink="http://schemas.microsoft.com/office/drawing/2016/ink" xmlns:am3d="http://schemas.microsoft.com/office/drawing/2017/model3d" xmlns:o="urn:schemas-microsoft-com:office:office" xmlns:oel="http://schemas.microsoft.com/office/2019/extlst" xmlns:r="http://schemas.openxmlformats.org/officeDocument/2006/relationships" xmlns:m="http://schemas.openxmlformats.org/officeDocument/2006/math" xmlns:v="urn:schemas-microsoft-com:vml" xmlns:wp14="http://schemas.microsoft.com/office/word/2010/wordprocessingDrawing" xmlns:wp="http://schemas.openxmlformats.org/drawingml/2006/wordprocessingDrawing" xmlns:w10="urn:schemas-microsoft-com:office:word" xmlns:w="http://schemas.openxmlformats.org/wordprocessingml/2006/main" xmlns:w14="http://schemas.microsoft.com/office/word/2010/wordml" xmlns:w15="http://schemas.microsoft.com/office/word/2012/wordml" xmlns:w16cex="http://schemas.microsoft.com/office/word/2018/wordml/cex" xmlns:w16cid="http://schemas.microsoft.com/office/word/2016/wordml/cid" xmlns:w16="http://schemas.microsoft.com/office/word/2018/wordml" xmlns:w16sdtdh="http://schemas.microsoft.com/office/word/2020/wordml/sdtdatahash" xmlns:w16se="http://schemas.microsoft.com/office/word/2015/wordml/symex" xmlns:wpg="http://schemas.microsoft.com/office/word/2010/wordprocessingGroup" xmlns:wpi="http://schemas.microsoft.com/office/word/2010/wordprocessingInk" xmlns:wne="http://schemas.microsoft.com/office/word/2006/wordml" xmlns:wps="http://schemas.microsoft.com/office/word/2010/wordprocessingShape" mc:Ignorable="w14 w15 w16se w16cid w16 w16cex w16sdtdh wp14">
+<w:hdr xmlns:wpc="http://schemas.microsoft.com/office/word/2010/wordprocessingCanvas" xmlns:cx="http://schemas.microsoft.com/office/drawing/2014/chartex" xmlns:cx1="http://schemas.microsoft.com/office/drawing/2015/9/8/chartex" xmlns:cx2="http://schemas.microsoft.com/office/drawing/2015/10/21/chartex" xmlns:cx3="http://schemas.microsoft.com/office/drawing/2016/5/9/chartex" xmlns:cx4="http://schemas.microsoft.com/office/drawing/2016/5/10/chartex" xmlns:cx5="http://schemas.microsoft.com/office/drawing/2016/5/11/chartex" xmlns:cx6="http://schemas.microsoft.com/office/drawing/2016/5/12/chartex" xmlns:cx7="http://schemas.microsoft.com/office/drawing/2016/5/13/chartex" xmlns:cx8="http://schemas.microsoft.com/office/drawing/2016/5/14/chartex" xmlns:mc="http://schemas.openxmlformats.org/markup-compatibility/2006" xmlns:aink="http://schemas.microsoft.com/office/drawing/2016/ink" xmlns:am3d="http://schemas.microsoft.com/office/drawing/2017/model3d" xmlns:o="urn:schemas-microsoft-com:office:office" xmlns:oel="http://schemas.microsoft.com/office/2019/extlst" xmlns:r="http://schemas.openxmlformats.org/officeDocument/2006/relationships" xmlns:m="http://schemas.openxmlformats.org/officeDocument/2006/math" xmlns:v="urn:schemas-microsoft-com:vml" xmlns:wp14="http://schemas.microsoft.com/office/word/2010/wordprocessingDrawing" xmlns:wp="http://schemas.openxmlformats.org/drawingml/2006/wordprocessingDrawing" xmlns:w10="urn:schemas-microsoft-com:office:word" xmlns:w="http://schemas.openxmlformats.org/wordprocessingml/2006/main" xmlns:w14="http://schemas.microsoft.com/office/word/2010/wordml" xmlns:w15="http://schemas.microsoft.com/office/word/2012/wordml" xmlns:w16cex="http://schemas.microsoft.com/office/word/2018/wordml/cex" xmlns:w16cid="http://schemas.microsoft.com/office/word/2016/wordml/cid" xmlns:w16="http://schemas.microsoft.com/office/word/2018/wordml" xmlns:w16du="http://schemas.microsoft.com/office/word/2023/wordml/word16du" xmlns:w16sdtdh="http://schemas.microsoft.com/office/word/2020/wordml/sdtdatahash" xmlns:w16sdtfl="http://schemas.microsoft.com/office/word/2024/wordml/sdtformatlock" xmlns:w16se="http://schemas.microsoft.com/office/word/2015/wordml/symex" xmlns:wpg="http://schemas.microsoft.com/office/word/2010/wordprocessingGroup" xmlns:wpi="http://schemas.microsoft.com/office/word/2010/wordprocessingInk" xmlns:wne="http://schemas.microsoft.com/office/word/2006/wordml" xmlns:wps="http://schemas.microsoft.com/office/word/2010/wordprocessingShape" mc:Ignorable="w14 w15 w16se w16cid w16 w16cex w16sdtdh w16sdtfl w16du wp14">
   <w:p>
     <w:pPr>
       <w:pStyle w:val="Header"/>
@@ -27146,7 +27144,15 @@
         <w:sz w:val="20"/>
         <w:szCs w:val="20"/>
       </w:rPr>
-      <w:t xml:space="preserve">Iš viso </w:t>
+      <w:t xml:space="preserve">Iš </w:t>
+    </w:r>
+    <w:r>
+      <w:rPr>
+        <w:rFonts w:ascii="Times New Roman" w:hAnsi="Times New Roman"/>
+        <w:sz w:val="20"/>
+        <w:szCs w:val="20"/>
+      </w:rPr>
+      <w:t xml:space="preserve">viso </w:t>
     </w:r>
     <w:r>
       <w:rPr>
@@ -27225,7 +27231,7 @@
 </file>
 
 <file path=word/header3.xml><?xml version="1.0" encoding="utf-8"?>
-<w:hdr xmlns:wpc="http://schemas.microsoft.com/office/word/2010/wordprocessingCanvas" xmlns:cx="http://schemas.microsoft.com/office/drawing/2014/chartex" xmlns:cx1="http://schemas.microsoft.com/office/drawing/2015/9/8/chartex" xmlns:cx2="http://schemas.microsoft.com/office/drawing/2015/10/21/chartex" xmlns:cx3="http://schemas.microsoft.com/office/drawing/2016/5/9/chartex" xmlns:cx4="http://schemas.microsoft.com/office/drawing/2016/5/10/chartex" xmlns:cx5="http://schemas.microsoft.com/office/drawing/2016/5/11/chartex" xmlns:cx6="http://schemas.microsoft.com/office/drawing/2016/5/12/chartex" xmlns:cx7="http://schemas.microsoft.com/office/drawing/2016/5/13/chartex" xmlns:cx8="http://schemas.microsoft.com/office/drawing/2016/5/14/chartex" xmlns:mc="http://schemas.openxmlformats.org/markup-compatibility/2006" xmlns:aink="http://schemas.microsoft.com/office/drawing/2016/ink" xmlns:am3d="http://schemas.microsoft.com/office/drawing/2017/model3d" xmlns:o="urn:schemas-microsoft-com:office:office" xmlns:oel="http://schemas.microsoft.com/office/2019/extlst" xmlns:r="http://schemas.openxmlformats.org/officeDocument/2006/relationships" xmlns:m="http://schemas.openxmlformats.org/officeDocument/2006/math" xmlns:v="urn:schemas-microsoft-com:vml" xmlns:wp14="http://schemas.microsoft.com/office/word/2010/wordprocessingDrawing" xmlns:wp="http://schemas.openxmlformats.org/drawingml/2006/wordprocessingDrawing" xmlns:w10="urn:schemas-microsoft-com:office:word" xmlns:w="http://schemas.openxmlformats.org/wordprocessingml/2006/main" xmlns:w14="http://schemas.microsoft.com/office/word/2010/wordml" xmlns:w15="http://schemas.microsoft.com/office/word/2012/wordml" xmlns:w16cex="http://schemas.microsoft.com/office/word/2018/wordml/cex" xmlns:w16cid="http://schemas.microsoft.com/office/word/2016/wordml/cid" xmlns:w16="http://schemas.microsoft.com/office/word/2018/wordml" xmlns:w16sdtdh="http://schemas.microsoft.com/office/word/2020/wordml/sdtdatahash" xmlns:w16se="http://schemas.microsoft.com/office/word/2015/wordml/symex" xmlns:wpg="http://schemas.microsoft.com/office/word/2010/wordprocessingGroup" xmlns:wpi="http://schemas.microsoft.com/office/word/2010/wordprocessingInk" xmlns:wne="http://schemas.microsoft.com/office/word/2006/wordml" xmlns:wps="http://schemas.microsoft.com/office/word/2010/wordprocessingShape" mc:Ignorable="w14 w15 w16se w16cid w16 w16cex w16sdtdh wp14">
+<w:hdr xmlns:wpc="http://schemas.microsoft.com/office/word/2010/wordprocessingCanvas" xmlns:cx="http://schemas.microsoft.com/office/drawing/2014/chartex" xmlns:cx1="http://schemas.microsoft.com/office/drawing/2015/9/8/chartex" xmlns:cx2="http://schemas.microsoft.com/office/drawing/2015/10/21/chartex" xmlns:cx3="http://schemas.microsoft.com/office/drawing/2016/5/9/chartex" xmlns:cx4="http://schemas.microsoft.com/office/drawing/2016/5/10/chartex" xmlns:cx5="http://schemas.microsoft.com/office/drawing/2016/5/11/chartex" xmlns:cx6="http://schemas.microsoft.com/office/drawing/2016/5/12/chartex" xmlns:cx7="http://schemas.microsoft.com/office/drawing/2016/5/13/chartex" xmlns:cx8="http://schemas.microsoft.com/office/drawing/2016/5/14/chartex" xmlns:mc="http://schemas.openxmlformats.org/markup-compatibility/2006" xmlns:aink="http://schemas.microsoft.com/office/drawing/2016/ink" xmlns:am3d="http://schemas.microsoft.com/office/drawing/2017/model3d" xmlns:o="urn:schemas-microsoft-com:office:office" xmlns:oel="http://schemas.microsoft.com/office/2019/extlst" xmlns:r="http://schemas.openxmlformats.org/officeDocument/2006/relationships" xmlns:m="http://schemas.openxmlformats.org/officeDocument/2006/math" xmlns:v="urn:schemas-microsoft-com:vml" xmlns:wp14="http://schemas.microsoft.com/office/word/2010/wordprocessingDrawing" xmlns:wp="http://schemas.openxmlformats.org/drawingml/2006/wordprocessingDrawing" xmlns:w10="urn:schemas-microsoft-com:office:word" xmlns:w="http://schemas.openxmlformats.org/wordprocessingml/2006/main" xmlns:w14="http://schemas.microsoft.com/office/word/2010/wordml" xmlns:w15="http://schemas.microsoft.com/office/word/2012/wordml" xmlns:w16cex="http://schemas.microsoft.com/office/word/2018/wordml/cex" xmlns:w16cid="http://schemas.microsoft.com/office/word/2016/wordml/cid" xmlns:w16="http://schemas.microsoft.com/office/word/2018/wordml" xmlns:w16du="http://schemas.microsoft.com/office/word/2023/wordml/word16du" xmlns:w16sdtdh="http://schemas.microsoft.com/office/word/2020/wordml/sdtdatahash" xmlns:w16sdtfl="http://schemas.microsoft.com/office/word/2024/wordml/sdtformatlock" xmlns:w16se="http://schemas.microsoft.com/office/word/2015/wordml/symex" xmlns:wpg="http://schemas.microsoft.com/office/word/2010/wordprocessingGroup" xmlns:wpi="http://schemas.microsoft.com/office/word/2010/wordprocessingInk" xmlns:wne="http://schemas.microsoft.com/office/word/2006/wordml" xmlns:wps="http://schemas.microsoft.com/office/word/2010/wordprocessingShape" mc:Ignorable="w14 w15 w16se w16cid w16 w16cex w16sdtdh w16sdtfl w16du wp14">
   <w:p>
     <w:pPr>
       <w:pStyle w:val="Header"/>
@@ -27240,7 +27246,7 @@
 </file>
 
 <file path=word/header4.xml><?xml version="1.0" encoding="utf-8"?>
-<w:hdr xmlns:wpc="http://schemas.microsoft.com/office/word/2010/wordprocessingCanvas" xmlns:cx="http://schemas.microsoft.com/office/drawing/2014/chartex" xmlns:cx1="http://schemas.microsoft.com/office/drawing/2015/9/8/chartex" xmlns:cx2="http://schemas.microsoft.com/office/drawing/2015/10/21/chartex" xmlns:cx3="http://schemas.microsoft.com/office/drawing/2016/5/9/chartex" xmlns:cx4="http://schemas.microsoft.com/office/drawing/2016/5/10/chartex" xmlns:cx5="http://schemas.microsoft.com/office/drawing/2016/5/11/chartex" xmlns:cx6="http://schemas.microsoft.com/office/drawing/2016/5/12/chartex" xmlns:cx7="http://schemas.microsoft.com/office/drawing/2016/5/13/chartex" xmlns:cx8="http://schemas.microsoft.com/office/drawing/2016/5/14/chartex" xmlns:mc="http://schemas.openxmlformats.org/markup-compatibility/2006" xmlns:aink="http://schemas.microsoft.com/office/drawing/2016/ink" xmlns:am3d="http://schemas.microsoft.com/office/drawing/2017/model3d" xmlns:o="urn:schemas-microsoft-com:office:office" xmlns:oel="http://schemas.microsoft.com/office/2019/extlst" xmlns:r="http://schemas.openxmlformats.org/officeDocument/2006/relationships" xmlns:m="http://schemas.openxmlformats.org/officeDocument/2006/math" xmlns:v="urn:schemas-microsoft-com:vml" xmlns:wp14="http://schemas.microsoft.com/office/word/2010/wordprocessingDrawing" xmlns:wp="http://schemas.openxmlformats.org/drawingml/2006/wordprocessingDrawing" xmlns:w10="urn:schemas-microsoft-com:office:word" xmlns:w="http://schemas.openxmlformats.org/wordprocessingml/2006/main" xmlns:w14="http://schemas.microsoft.com/office/word/2010/wordml" xmlns:w15="http://schemas.microsoft.com/office/word/2012/wordml" xmlns:w16cex="http://schemas.microsoft.com/office/word/2018/wordml/cex" xmlns:w16cid="http://schemas.microsoft.com/office/word/2016/wordml/cid" xmlns:w16="http://schemas.microsoft.com/office/word/2018/wordml" xmlns:w16sdtdh="http://schemas.microsoft.com/office/word/2020/wordml/sdtdatahash" xmlns:w16se="http://schemas.microsoft.com/office/word/2015/wordml/symex" xmlns:wpg="http://schemas.microsoft.com/office/word/2010/wordprocessingGroup" xmlns:wpi="http://schemas.microsoft.com/office/word/2010/wordprocessingInk" xmlns:wne="http://schemas.microsoft.com/office/word/2006/wordml" xmlns:wps="http://schemas.microsoft.com/office/word/2010/wordprocessingShape" mc:Ignorable="w14 w15 w16se w16cid w16 w16cex w16sdtdh wp14">
+<w:hdr xmlns:wpc="http://schemas.microsoft.com/office/word/2010/wordprocessingCanvas" xmlns:cx="http://schemas.microsoft.com/office/drawing/2014/chartex" xmlns:cx1="http://schemas.microsoft.com/office/drawing/2015/9/8/chartex" xmlns:cx2="http://schemas.microsoft.com/office/drawing/2015/10/21/chartex" xmlns:cx3="http://schemas.microsoft.com/office/drawing/2016/5/9/chartex" xmlns:cx4="http://schemas.microsoft.com/office/drawing/2016/5/10/chartex" xmlns:cx5="http://schemas.microsoft.com/office/drawing/2016/5/11/chartex" xmlns:cx6="http://schemas.microsoft.com/office/drawing/2016/5/12/chartex" xmlns:cx7="http://schemas.microsoft.com/office/drawing/2016/5/13/chartex" xmlns:cx8="http://schemas.microsoft.com/office/drawing/2016/5/14/chartex" xmlns:mc="http://schemas.openxmlformats.org/markup-compatibility/2006" xmlns:aink="http://schemas.microsoft.com/office/drawing/2016/ink" xmlns:am3d="http://schemas.microsoft.com/office/drawing/2017/model3d" xmlns:o="urn:schemas-microsoft-com:office:office" xmlns:oel="http://schemas.microsoft.com/office/2019/extlst" xmlns:r="http://schemas.openxmlformats.org/officeDocument/2006/relationships" xmlns:m="http://schemas.openxmlformats.org/officeDocument/2006/math" xmlns:v="urn:schemas-microsoft-com:vml" xmlns:wp14="http://schemas.microsoft.com/office/word/2010/wordprocessingDrawing" xmlns:wp="http://schemas.openxmlformats.org/drawingml/2006/wordprocessingDrawing" xmlns:w10="urn:schemas-microsoft-com:office:word" xmlns:w="http://schemas.openxmlformats.org/wordprocessingml/2006/main" xmlns:w14="http://schemas.microsoft.com/office/word/2010/wordml" xmlns:w15="http://schemas.microsoft.com/office/word/2012/wordml" xmlns:w16cex="http://schemas.microsoft.com/office/word/2018/wordml/cex" xmlns:w16cid="http://schemas.microsoft.com/office/word/2016/wordml/cid" xmlns:w16="http://schemas.microsoft.com/office/word/2018/wordml" xmlns:w16du="http://schemas.microsoft.com/office/word/2023/wordml/word16du" xmlns:w16sdtdh="http://schemas.microsoft.com/office/word/2020/wordml/sdtdatahash" xmlns:w16sdtfl="http://schemas.microsoft.com/office/word/2024/wordml/sdtformatlock" xmlns:w16se="http://schemas.microsoft.com/office/word/2015/wordml/symex" xmlns:wpg="http://schemas.microsoft.com/office/word/2010/wordprocessingGroup" xmlns:wpi="http://schemas.microsoft.com/office/word/2010/wordprocessingInk" xmlns:wne="http://schemas.microsoft.com/office/word/2006/wordml" xmlns:wps="http://schemas.microsoft.com/office/word/2010/wordprocessingShape" mc:Ignorable="w14 w15 w16se w16cid w16 w16cex w16sdtdh w16sdtfl w16du wp14">
   <w:p>
     <w:pPr>
       <w:pStyle w:val="Header"/>
@@ -27260,7 +27266,15 @@
         <w:sz w:val="20"/>
         <w:szCs w:val="20"/>
       </w:rPr>
-      <w:t xml:space="preserve">Iš viso </w:t>
+      <w:t xml:space="preserve">Iš </w:t>
+    </w:r>
+    <w:r>
+      <w:rPr>
+        <w:rFonts w:ascii="Times New Roman" w:hAnsi="Times New Roman"/>
+        <w:sz w:val="20"/>
+        <w:szCs w:val="20"/>
+      </w:rPr>
+      <w:t xml:space="preserve">viso </w:t>
     </w:r>
     <w:r>
       <w:rPr>
@@ -27307,7 +27321,7 @@
 </file>
 
 <file path=word/numbering.xml><?xml version="1.0" encoding="utf-8"?>
-<w:numbering xmlns:wpc="http://schemas.microsoft.com/office/word/2010/wordprocessingCanvas" xmlns:cx="http://schemas.microsoft.com/office/drawing/2014/chartex" xmlns:cx1="http://schemas.microsoft.com/office/drawing/2015/9/8/chartex" xmlns:cx2="http://schemas.microsoft.com/office/drawing/2015/10/21/chartex" xmlns:cx3="http://schemas.microsoft.com/office/drawing/2016/5/9/chartex" xmlns:cx4="http://schemas.microsoft.com/office/drawing/2016/5/10/chartex" xmlns:cx5="http://schemas.microsoft.com/office/drawing/2016/5/11/chartex" xmlns:cx6="http://schemas.microsoft.com/office/drawing/2016/5/12/chartex" xmlns:cx7="http://schemas.microsoft.com/office/drawing/2016/5/13/chartex" xmlns:cx8="http://schemas.microsoft.com/office/drawing/2016/5/14/chartex" xmlns:mc="http://schemas.openxmlformats.org/markup-compatibility/2006" xmlns:aink="http://schemas.microsoft.com/office/drawing/2016/ink" xmlns:am3d="http://schemas.microsoft.com/office/drawing/2017/model3d" xmlns:o="urn:schemas-microsoft-com:office:office" xmlns:oel="http://schemas.microsoft.com/office/2019/extlst" xmlns:r="http://schemas.openxmlformats.org/officeDocument/2006/relationships" xmlns:m="http://schemas.openxmlformats.org/officeDocument/2006/math" xmlns:v="urn:schemas-microsoft-com:vml" xmlns:wp14="http://schemas.microsoft.com/office/word/2010/wordprocessingDrawing" xmlns:wp="http://schemas.openxmlformats.org/drawingml/2006/wordprocessingDrawing" xmlns:w10="urn:schemas-microsoft-com:office:word" xmlns:w="http://schemas.openxmlformats.org/wordprocessingml/2006/main" xmlns:w14="http://schemas.microsoft.com/office/word/2010/wordml" xmlns:w15="http://schemas.microsoft.com/office/word/2012/wordml" xmlns:w16cex="http://schemas.microsoft.com/office/word/2018/wordml/cex" xmlns:w16cid="http://schemas.microsoft.com/office/word/2016/wordml/cid" xmlns:w16="http://schemas.microsoft.com/office/word/2018/wordml" xmlns:w16sdtdh="http://schemas.microsoft.com/office/word/2020/wordml/sdtdatahash" xmlns:w16se="http://schemas.microsoft.com/office/word/2015/wordml/symex" xmlns:wpg="http://schemas.microsoft.com/office/word/2010/wordprocessingGroup" xmlns:wpi="http://schemas.microsoft.com/office/word/2010/wordprocessingInk" xmlns:wne="http://schemas.microsoft.com/office/word/2006/wordml" xmlns:wps="http://schemas.microsoft.com/office/word/2010/wordprocessingShape" mc:Ignorable="w14 w15 w16se w16cid w16 w16cex w16sdtdh wp14">
+<w:numbering xmlns:wpc="http://schemas.microsoft.com/office/word/2010/wordprocessingCanvas" xmlns:cx="http://schemas.microsoft.com/office/drawing/2014/chartex" xmlns:cx1="http://schemas.microsoft.com/office/drawing/2015/9/8/chartex" xmlns:cx2="http://schemas.microsoft.com/office/drawing/2015/10/21/chartex" xmlns:cx3="http://schemas.microsoft.com/office/drawing/2016/5/9/chartex" xmlns:cx4="http://schemas.microsoft.com/office/drawing/2016/5/10/chartex" xmlns:cx5="http://schemas.microsoft.com/office/drawing/2016/5/11/chartex" xmlns:cx6="http://schemas.microsoft.com/office/drawing/2016/5/12/chartex" xmlns:cx7="http://schemas.microsoft.com/office/drawing/2016/5/13/chartex" xmlns:cx8="http://schemas.microsoft.com/office/drawing/2016/5/14/chartex" xmlns:mc="http://schemas.openxmlformats.org/markup-compatibility/2006" xmlns:aink="http://schemas.microsoft.com/office/drawing/2016/ink" xmlns:am3d="http://schemas.microsoft.com/office/drawing/2017/model3d" xmlns:o="urn:schemas-microsoft-com:office:office" xmlns:oel="http://schemas.microsoft.com/office/2019/extlst" xmlns:r="http://schemas.openxmlformats.org/officeDocument/2006/relationships" xmlns:m="http://schemas.openxmlformats.org/officeDocument/2006/math" xmlns:v="urn:schemas-microsoft-com:vml" xmlns:wp14="http://schemas.microsoft.com/office/word/2010/wordprocessingDrawing" xmlns:wp="http://schemas.openxmlformats.org/drawingml/2006/wordprocessingDrawing" xmlns:w10="urn:schemas-microsoft-com:office:word" xmlns:w="http://schemas.openxmlformats.org/wordprocessingml/2006/main" xmlns:w14="http://schemas.microsoft.com/office/word/2010/wordml" xmlns:w15="http://schemas.microsoft.com/office/word/2012/wordml" xmlns:w16cex="http://schemas.microsoft.com/office/word/2018/wordml/cex" xmlns:w16cid="http://schemas.microsoft.com/office/word/2016/wordml/cid" xmlns:w16="http://schemas.microsoft.com/office/word/2018/wordml" xmlns:w16du="http://schemas.microsoft.com/office/word/2023/wordml/word16du" xmlns:w16sdtdh="http://schemas.microsoft.com/office/word/2020/wordml/sdtdatahash" xmlns:w16sdtfl="http://schemas.microsoft.com/office/word/2024/wordml/sdtformatlock" xmlns:w16se="http://schemas.microsoft.com/office/word/2015/wordml/symex" xmlns:wpg="http://schemas.microsoft.com/office/word/2010/wordprocessingGroup" xmlns:wpi="http://schemas.microsoft.com/office/word/2010/wordprocessingInk" xmlns:wne="http://schemas.microsoft.com/office/word/2006/wordml" xmlns:wps="http://schemas.microsoft.com/office/word/2010/wordprocessingShape" mc:Ignorable="w14 w15 w16se w16cid w16 w16cex w16sdtdh w16sdtfl w16du wp14">
   <w:abstractNum w:abstractNumId="0" w15:restartNumberingAfterBreak="0">
     <w:nsid w:val="11004D7C"/>
     <w:multiLevelType w:val="hybridMultilevel"/>
@@ -29861,7 +29875,7 @@
 </file>
 
 <file path=word/styles.xml><?xml version="1.0" encoding="utf-8"?>
-<w:styles xmlns:mc="http://schemas.openxmlformats.org/markup-compatibility/2006" xmlns:r="http://schemas.openxmlformats.org/officeDocument/2006/relationships" xmlns:w="http://schemas.openxmlformats.org/wordprocessingml/2006/main" xmlns:w14="http://schemas.microsoft.com/office/word/2010/wordml" xmlns:w15="http://schemas.microsoft.com/office/word/2012/wordml" xmlns:w16cex="http://schemas.microsoft.com/office/word/2018/wordml/cex" xmlns:w16cid="http://schemas.microsoft.com/office/word/2016/wordml/cid" xmlns:w16="http://schemas.microsoft.com/office/word/2018/wordml" xmlns:w16sdtdh="http://schemas.microsoft.com/office/word/2020/wordml/sdtdatahash" xmlns:w16se="http://schemas.microsoft.com/office/word/2015/wordml/symex" mc:Ignorable="w14 w15 w16se w16cid w16 w16cex w16sdtdh">
+<w:styles xmlns:mc="http://schemas.openxmlformats.org/markup-compatibility/2006" xmlns:r="http://schemas.openxmlformats.org/officeDocument/2006/relationships" xmlns:w="http://schemas.openxmlformats.org/wordprocessingml/2006/main" xmlns:w14="http://schemas.microsoft.com/office/word/2010/wordml" xmlns:w15="http://schemas.microsoft.com/office/word/2012/wordml" xmlns:w16cex="http://schemas.microsoft.com/office/word/2018/wordml/cex" xmlns:w16cid="http://schemas.microsoft.com/office/word/2016/wordml/cid" xmlns:w16="http://schemas.microsoft.com/office/word/2018/wordml" xmlns:w16du="http://schemas.microsoft.com/office/word/2023/wordml/word16du" xmlns:w16sdtdh="http://schemas.microsoft.com/office/word/2020/wordml/sdtdatahash" xmlns:w16sdtfl="http://schemas.microsoft.com/office/word/2024/wordml/sdtformatlock" xmlns:w16se="http://schemas.microsoft.com/office/word/2015/wordml/symex" mc:Ignorable="w14 w15 w16se w16cid w16 w16cex w16sdtdh w16sdtfl w16du">
   <w:docDefaults>
     <w:rPrDefault>
       <w:rPr>

--- a/templates/4 Tvarkos/3 Mobingo Tvarka 2023.docx
+++ b/templates/4 Tvarkos/3 Mobingo Tvarka 2023.docx
@@ -628,9 +628,8 @@
       <w:r>
         <w:rPr>
           <w:rFonts w:ascii="Times New Roman" w:eastAsia="Times New Roman" w:hAnsi="Times New Roman"/>
-          <w:highlight w:val="yellow"/>
-        </w:rPr>
-        <w:t>Direktorius</w:t>
+        </w:rPr>
+        <w:t>${role}</w:t>
       </w:r>
       <w:r>
         <w:rPr>
@@ -1200,11 +1199,10 @@
           <w:b/>
           <w:sz w:val="28"/>
           <w:szCs w:val="20"/>
-          <w:highlight w:val="yellow"/>
           <w:u w:val="single"/>
         </w:rPr>
         <w:lastRenderedPageBreak/>
-        <w:t>UŽDAROJI AKCINĖ BENDROVĖ „XXX“</w:t>
+        <w:t>${company}</w:t>
       </w:r>
       <w:r>
         <w:rPr>
@@ -1242,10 +1240,9 @@
           <w:b/>
           <w:sz w:val="28"/>
           <w:szCs w:val="28"/>
-          <w:highlight w:val="yellow"/>
           <w:u w:val="single"/>
         </w:rPr>
-        <w:t>*********</w:t>
+        <w:t>${code}</w:t>
       </w:r>
     </w:p>
     <w:p>
@@ -1314,11 +1311,6 @@
     </w:p>
     <w:p>
       <w:pPr>
-        <w:tabs>
-          <w:tab w:val="center" w:pos="4153"/>
-          <w:tab w:val="right" w:pos="8306"/>
-          <w:tab w:val="left" w:pos="9781"/>
-        </w:tabs>
         <w:suppressAutoHyphens w:val="0"/>
         <w:autoSpaceDN/>
         <w:spacing w:after="0"/>
@@ -1328,6 +1320,7 @@
           <w:rFonts w:ascii="Times New Roman" w:eastAsia="Times New Roman" w:hAnsi="Times New Roman"/>
           <w:sz w:val="24"/>
           <w:szCs w:val="24"/>
+          <w:u w:val="single"/>
         </w:rPr>
       </w:pPr>
       <w:r>
@@ -1335,10 +1328,9 @@
           <w:rFonts w:ascii="Times New Roman" w:eastAsia="Times New Roman" w:hAnsi="Times New Roman"/>
           <w:sz w:val="24"/>
           <w:szCs w:val="24"/>
-          <w:highlight w:val="yellow"/>
           <w:u w:val="single"/>
         </w:rPr>
-        <w:t>UAB „XXX“ Direktorius</w:t>
+        <w:t>${company} ${role}</w:t>
       </w:r>
     </w:p>
     <w:p>
@@ -1390,10 +1382,26 @@
           <w:rFonts w:ascii="Times New Roman" w:eastAsia="Times New Roman" w:hAnsi="Times New Roman"/>
           <w:sz w:val="24"/>
           <w:szCs w:val="24"/>
-          <w:highlight w:val="yellow"/>
           <w:u w:val="single"/>
         </w:rPr>
-        <w:t>2026 m sausio 16 d.</w:t>
+        <w:t>${</w:t>
+      </w:r>
+      <w:r>
+        <w:rPr>
+          <w:rFonts w:ascii="Times New Roman" w:eastAsia="Times New Roman" w:hAnsi="Times New Roman"/>
+          <w:sz w:val="24"/>
+          <w:szCs w:val="24"/>
+        </w:rPr>
+        <w:t>instructionDate</w:t>
+      </w:r>
+      <w:r>
+        <w:rPr>
+          <w:rFonts w:ascii="Times New Roman" w:eastAsia="Times New Roman" w:hAnsi="Times New Roman"/>
+          <w:sz w:val="24"/>
+          <w:szCs w:val="24"/>
+          <w:u w:val="single"/>
+        </w:rPr>
+        <w:t>}</w:t>
       </w:r>
       <w:r>
         <w:rPr>
@@ -1508,15 +1516,13 @@
           <w:szCs w:val="24"/>
         </w:rPr>
       </w:pPr>
-      <w:bookmarkStart w:id="1" w:name="_Hlk110439110"/>
-      <w:r>
-        <w:rPr>
-          <w:rFonts w:ascii="Times New Roman" w:hAnsi="Times New Roman"/>
-          <w:sz w:val="24"/>
-          <w:szCs w:val="24"/>
-          <w:highlight w:val="yellow"/>
-        </w:rPr>
-        <w:t>UAB „XXX“</w:t>
+      <w:r>
+        <w:rPr>
+          <w:rFonts w:ascii="Times New Roman" w:hAnsi="Times New Roman"/>
+          <w:sz w:val="24"/>
+          <w:szCs w:val="24"/>
+        </w:rPr>
+        <w:t>${company}</w:t>
       </w:r>
       <w:r>
         <w:rPr>
@@ -1606,7 +1612,7 @@
         </w:rPr>
         <w:t xml:space="preserve">užtikrinti, kad būtų įgyvendintos </w:t>
       </w:r>
-      <w:bookmarkStart w:id="2" w:name="_Hlk110608890"/>
+      <w:bookmarkStart w:id="1" w:name="_Hlk110608890"/>
       <w:r>
         <w:rPr>
           <w:rFonts w:ascii="Times New Roman" w:hAnsi="Times New Roman"/>
@@ -1616,7 +1622,7 @@
         </w:rPr>
         <w:t>Lietuvos Respublikos lygių galimybių įstatymo ir Lietuvos Respublikos darbo kodekso 26 straipsnio nuostatos</w:t>
       </w:r>
-      <w:bookmarkEnd w:id="2"/>
+      <w:bookmarkEnd w:id="1"/>
       <w:r>
         <w:rPr>
           <w:rFonts w:ascii="Times New Roman" w:hAnsi="Times New Roman"/>
@@ -1726,7 +1732,7 @@
           <w:szCs w:val="24"/>
         </w:rPr>
       </w:pPr>
-      <w:bookmarkStart w:id="3" w:name="_Hlk126314168"/>
+      <w:bookmarkStart w:id="2" w:name="_Hlk126314168"/>
       <w:r>
         <w:rPr>
           <w:rFonts w:ascii="Times New Roman" w:hAnsi="Times New Roman"/>
@@ -1916,7 +1922,7 @@
         <w:t xml:space="preserve">: </w:t>
       </w:r>
     </w:p>
-    <w:bookmarkEnd w:id="3"/>
+    <w:bookmarkEnd w:id="2"/>
     <w:p>
       <w:pPr>
         <w:numPr>
@@ -1967,17 +1973,16 @@
           <w:rFonts w:ascii="Times New Roman" w:hAnsi="Times New Roman"/>
           <w:sz w:val="24"/>
           <w:szCs w:val="24"/>
-          <w:highlight w:val="yellow"/>
-        </w:rPr>
-        <w:t>UAB „XXX“</w:t>
-      </w:r>
-      <w:r>
-        <w:rPr>
-          <w:rFonts w:ascii="Times New Roman" w:hAnsi="Times New Roman"/>
-          <w:sz w:val="24"/>
-          <w:szCs w:val="24"/>
-        </w:rPr>
-        <w:t xml:space="preserve"> ir nustatyta tvarka nagrinėjantis psichologinio smurto ir </w:t>
+        </w:rPr>
+        <w:t xml:space="preserve">${company} </w:t>
+      </w:r>
+      <w:r>
+        <w:rPr>
+          <w:rFonts w:ascii="Times New Roman" w:hAnsi="Times New Roman"/>
+          <w:sz w:val="24"/>
+          <w:szCs w:val="24"/>
+        </w:rPr>
+        <w:t xml:space="preserve">ir nustatyta tvarka nagrinėjantis psichologinio smurto ir </w:t>
       </w:r>
       <w:r>
         <w:rPr>
@@ -8617,7 +8622,7 @@
         </w:rPr>
         <w:t>dėl psichologinio smurto, diskriminacijos ir priekabiavimo supažindinimo.</w:t>
       </w:r>
-      <w:bookmarkStart w:id="4" w:name="_Hlk112654781"/>
+      <w:bookmarkStart w:id="3" w:name="_Hlk112654781"/>
     </w:p>
     <w:p>
       <w:pPr>
@@ -8673,7 +8678,7 @@
         </w:rPr>
         <w:t xml:space="preserve"> priedas)</w:t>
       </w:r>
-      <w:bookmarkEnd w:id="4"/>
+      <w:bookmarkEnd w:id="3"/>
       <w:r>
         <w:rPr>
           <w:rFonts w:ascii="Times New Roman" w:hAnsi="Times New Roman"/>
@@ -8727,7 +8732,7 @@
         <w:pStyle w:val="Heading2"/>
         <w:spacing w:line="276" w:lineRule="auto"/>
       </w:pPr>
-      <w:bookmarkStart w:id="5" w:name="_Hlk195264254"/>
+      <w:bookmarkStart w:id="4" w:name="_Hlk195264254"/>
       <w:r>
         <w:lastRenderedPageBreak/>
         <w:t xml:space="preserve">PRANEŠIMŲ PATEIKIMAS </w:t>
@@ -9885,7 +9890,6 @@
         </w:rPr>
         <w:t>Darbuotojai turi teisę teikti pasiūlymus dėl taisyklių nuostatų tobulinimo.</w:t>
       </w:r>
-      <w:bookmarkEnd w:id="1"/>
     </w:p>
     <w:p>
       <w:pPr>
@@ -12267,63 +12271,7 @@
         <w:rPr>
           <w:lang w:val="en-US"/>
         </w:rPr>
-        <w:t xml:space="preserve">Kas </w:t>
-      </w:r>
-      <w:proofErr w:type="spellStart"/>
-      <w:r>
-        <w:rPr>
-          <w:lang w:val="en-US"/>
-        </w:rPr>
-        <w:t>yra</w:t>
-      </w:r>
-      <w:proofErr w:type="spellEnd"/>
-      <w:r>
-        <w:rPr>
-          <w:lang w:val="en-US"/>
-        </w:rPr>
-        <w:t xml:space="preserve"> </w:t>
-      </w:r>
-      <w:proofErr w:type="spellStart"/>
-      <w:r>
-        <w:rPr>
-          <w:lang w:val="en-US"/>
-        </w:rPr>
-        <w:t>psichologinis</w:t>
-      </w:r>
-      <w:proofErr w:type="spellEnd"/>
-      <w:r>
-        <w:rPr>
-          <w:lang w:val="en-US"/>
-        </w:rPr>
-        <w:t xml:space="preserve"> </w:t>
-      </w:r>
-      <w:proofErr w:type="spellStart"/>
-      <w:r>
-        <w:rPr>
-          <w:lang w:val="en-US"/>
-        </w:rPr>
-        <w:t>smurtas</w:t>
-      </w:r>
-      <w:proofErr w:type="spellEnd"/>
-      <w:r>
-        <w:rPr>
-          <w:lang w:val="en-US"/>
-        </w:rPr>
-        <w:t xml:space="preserve"> </w:t>
-      </w:r>
-      <w:proofErr w:type="spellStart"/>
-      <w:r>
-        <w:rPr>
-          <w:lang w:val="en-US"/>
-        </w:rPr>
-        <w:t>darbe</w:t>
-      </w:r>
-      <w:proofErr w:type="spellEnd"/>
-      <w:r>
-        <w:rPr>
-          <w:lang w:val="en-US"/>
-        </w:rPr>
-        <w:t>?</w:t>
+        <w:t>Kas yra psichologinis smurtas darbe?</w:t>
       </w:r>
     </w:p>
     <w:p>
@@ -12333,397 +12281,11 @@
           <w:lang w:val="en-US"/>
         </w:rPr>
       </w:pPr>
-      <w:proofErr w:type="spellStart"/>
       <w:r>
         <w:rPr>
           <w:lang w:val="en-US"/>
         </w:rPr>
-        <w:t>Prieš</w:t>
-      </w:r>
-      <w:proofErr w:type="spellEnd"/>
-      <w:r>
-        <w:rPr>
-          <w:lang w:val="en-US"/>
-        </w:rPr>
-        <w:t xml:space="preserve"> </w:t>
-      </w:r>
-      <w:proofErr w:type="spellStart"/>
-      <w:r>
-        <w:rPr>
-          <w:lang w:val="en-US"/>
-        </w:rPr>
-        <w:t>darbuotoją</w:t>
-      </w:r>
-      <w:proofErr w:type="spellEnd"/>
-      <w:r>
-        <w:rPr>
-          <w:lang w:val="en-US"/>
-        </w:rPr>
-        <w:t xml:space="preserve"> </w:t>
-      </w:r>
-      <w:proofErr w:type="spellStart"/>
-      <w:r>
-        <w:rPr>
-          <w:lang w:val="en-US"/>
-        </w:rPr>
-        <w:t>nukreiptas</w:t>
-      </w:r>
-      <w:proofErr w:type="spellEnd"/>
-      <w:r>
-        <w:rPr>
-          <w:lang w:val="en-US"/>
-        </w:rPr>
-        <w:t xml:space="preserve"> </w:t>
-      </w:r>
-      <w:proofErr w:type="spellStart"/>
-      <w:r>
-        <w:rPr>
-          <w:lang w:val="en-US"/>
-        </w:rPr>
-        <w:t>tikslinis</w:t>
-      </w:r>
-      <w:proofErr w:type="spellEnd"/>
-      <w:r>
-        <w:rPr>
-          <w:lang w:val="en-US"/>
-        </w:rPr>
-        <w:t xml:space="preserve">, </w:t>
-      </w:r>
-      <w:proofErr w:type="spellStart"/>
-      <w:r>
-        <w:rPr>
-          <w:lang w:val="en-US"/>
-        </w:rPr>
-        <w:t>sisteminis</w:t>
-      </w:r>
-      <w:proofErr w:type="spellEnd"/>
-      <w:r>
-        <w:rPr>
-          <w:lang w:val="en-US"/>
-        </w:rPr>
-        <w:t xml:space="preserve">, </w:t>
-      </w:r>
-      <w:proofErr w:type="spellStart"/>
-      <w:r>
-        <w:rPr>
-          <w:lang w:val="en-US"/>
-        </w:rPr>
-        <w:t>ilgesnį</w:t>
-      </w:r>
-      <w:proofErr w:type="spellEnd"/>
-      <w:r>
-        <w:rPr>
-          <w:lang w:val="en-US"/>
-        </w:rPr>
-        <w:t xml:space="preserve"> </w:t>
-      </w:r>
-      <w:proofErr w:type="spellStart"/>
-      <w:r>
-        <w:rPr>
-          <w:lang w:val="en-US"/>
-        </w:rPr>
-        <w:t>laiką</w:t>
-      </w:r>
-      <w:proofErr w:type="spellEnd"/>
-      <w:r>
-        <w:rPr>
-          <w:lang w:val="en-US"/>
-        </w:rPr>
-        <w:t xml:space="preserve"> </w:t>
-      </w:r>
-      <w:proofErr w:type="spellStart"/>
-      <w:r>
-        <w:rPr>
-          <w:lang w:val="en-US"/>
-        </w:rPr>
-        <w:t>pasikartojantis</w:t>
-      </w:r>
-      <w:proofErr w:type="spellEnd"/>
-      <w:r>
-        <w:rPr>
-          <w:lang w:val="en-US"/>
-        </w:rPr>
-        <w:t xml:space="preserve"> </w:t>
-      </w:r>
-      <w:proofErr w:type="spellStart"/>
-      <w:r>
-        <w:rPr>
-          <w:lang w:val="en-US"/>
-        </w:rPr>
-        <w:t>elgesys</w:t>
-      </w:r>
-      <w:proofErr w:type="spellEnd"/>
-      <w:r>
-        <w:rPr>
-          <w:lang w:val="en-US"/>
-        </w:rPr>
-        <w:t xml:space="preserve"> </w:t>
-      </w:r>
-      <w:proofErr w:type="spellStart"/>
-      <w:r>
-        <w:rPr>
-          <w:lang w:val="en-US"/>
-        </w:rPr>
-        <w:t>ar</w:t>
-      </w:r>
-      <w:proofErr w:type="spellEnd"/>
-      <w:r>
-        <w:rPr>
-          <w:lang w:val="en-US"/>
-        </w:rPr>
-        <w:t xml:space="preserve"> </w:t>
-      </w:r>
-      <w:proofErr w:type="spellStart"/>
-      <w:r>
-        <w:rPr>
-          <w:lang w:val="en-US"/>
-        </w:rPr>
-        <w:t>veiksmai</w:t>
-      </w:r>
-      <w:proofErr w:type="spellEnd"/>
-      <w:r>
-        <w:rPr>
-          <w:lang w:val="en-US"/>
-        </w:rPr>
-        <w:t xml:space="preserve"> </w:t>
-      </w:r>
-      <w:proofErr w:type="spellStart"/>
-      <w:r>
-        <w:rPr>
-          <w:lang w:val="en-US"/>
-        </w:rPr>
-        <w:t>priekabiaujant</w:t>
-      </w:r>
-      <w:proofErr w:type="spellEnd"/>
-      <w:r>
-        <w:rPr>
-          <w:lang w:val="en-US"/>
-        </w:rPr>
-        <w:t xml:space="preserve"> </w:t>
-      </w:r>
-      <w:proofErr w:type="spellStart"/>
-      <w:r>
-        <w:rPr>
-          <w:lang w:val="en-US"/>
-        </w:rPr>
-        <w:t>prie</w:t>
-      </w:r>
-      <w:proofErr w:type="spellEnd"/>
-      <w:r>
-        <w:rPr>
-          <w:lang w:val="en-US"/>
-        </w:rPr>
-        <w:t xml:space="preserve"> </w:t>
-      </w:r>
-      <w:proofErr w:type="spellStart"/>
-      <w:r>
-        <w:rPr>
-          <w:lang w:val="en-US"/>
-        </w:rPr>
-        <w:t>darbuotojo</w:t>
-      </w:r>
-      <w:proofErr w:type="spellEnd"/>
-      <w:r>
-        <w:rPr>
-          <w:lang w:val="en-US"/>
-        </w:rPr>
-        <w:t xml:space="preserve"> </w:t>
-      </w:r>
-      <w:proofErr w:type="spellStart"/>
-      <w:r>
-        <w:rPr>
-          <w:lang w:val="en-US"/>
-        </w:rPr>
-        <w:t>ar</w:t>
-      </w:r>
-      <w:proofErr w:type="spellEnd"/>
-      <w:r>
-        <w:rPr>
-          <w:lang w:val="en-US"/>
-        </w:rPr>
-        <w:t xml:space="preserve"> </w:t>
-      </w:r>
-      <w:proofErr w:type="spellStart"/>
-      <w:r>
-        <w:rPr>
-          <w:lang w:val="en-US"/>
-        </w:rPr>
-        <w:t>jį</w:t>
-      </w:r>
-      <w:proofErr w:type="spellEnd"/>
-      <w:r>
-        <w:rPr>
-          <w:lang w:val="en-US"/>
-        </w:rPr>
-        <w:t xml:space="preserve"> </w:t>
-      </w:r>
-      <w:proofErr w:type="spellStart"/>
-      <w:r>
-        <w:rPr>
-          <w:lang w:val="en-US"/>
-        </w:rPr>
-        <w:t>bauginat</w:t>
-      </w:r>
-      <w:proofErr w:type="spellEnd"/>
-      <w:r>
-        <w:rPr>
-          <w:lang w:val="en-US"/>
-        </w:rPr>
-        <w:t xml:space="preserve">, </w:t>
-      </w:r>
-      <w:proofErr w:type="spellStart"/>
-      <w:r>
-        <w:rPr>
-          <w:lang w:val="en-US"/>
-        </w:rPr>
-        <w:t>siekiant</w:t>
-      </w:r>
-      <w:proofErr w:type="spellEnd"/>
-      <w:r>
-        <w:rPr>
-          <w:lang w:val="en-US"/>
-        </w:rPr>
-        <w:t xml:space="preserve"> </w:t>
-      </w:r>
-      <w:proofErr w:type="spellStart"/>
-      <w:r>
-        <w:rPr>
-          <w:lang w:val="en-US"/>
-        </w:rPr>
-        <w:t>sumažinti</w:t>
-      </w:r>
-      <w:proofErr w:type="spellEnd"/>
-      <w:r>
-        <w:rPr>
-          <w:lang w:val="en-US"/>
-        </w:rPr>
-        <w:t xml:space="preserve"> jo </w:t>
-      </w:r>
-      <w:proofErr w:type="spellStart"/>
-      <w:r>
-        <w:rPr>
-          <w:lang w:val="en-US"/>
-        </w:rPr>
-        <w:t>vertę</w:t>
-      </w:r>
-      <w:proofErr w:type="spellEnd"/>
-      <w:r>
-        <w:rPr>
-          <w:lang w:val="en-US"/>
-        </w:rPr>
-        <w:t xml:space="preserve"> </w:t>
-      </w:r>
-      <w:proofErr w:type="spellStart"/>
-      <w:r>
-        <w:rPr>
-          <w:lang w:val="en-US"/>
-        </w:rPr>
-        <w:t>ir</w:t>
-      </w:r>
-      <w:proofErr w:type="spellEnd"/>
-      <w:r>
-        <w:rPr>
-          <w:lang w:val="en-US"/>
-        </w:rPr>
-        <w:t xml:space="preserve"> </w:t>
-      </w:r>
-      <w:proofErr w:type="spellStart"/>
-      <w:r>
-        <w:rPr>
-          <w:lang w:val="en-US"/>
-        </w:rPr>
-        <w:t>profesinius</w:t>
-      </w:r>
-      <w:proofErr w:type="spellEnd"/>
-      <w:r>
-        <w:rPr>
-          <w:lang w:val="en-US"/>
-        </w:rPr>
-        <w:t xml:space="preserve"> </w:t>
-      </w:r>
-      <w:proofErr w:type="spellStart"/>
-      <w:r>
-        <w:rPr>
-          <w:lang w:val="en-US"/>
-        </w:rPr>
-        <w:t>sugebėjimus</w:t>
-      </w:r>
-      <w:proofErr w:type="spellEnd"/>
-      <w:r>
-        <w:rPr>
-          <w:lang w:val="en-US"/>
-        </w:rPr>
-        <w:t xml:space="preserve">, </w:t>
-      </w:r>
-      <w:proofErr w:type="spellStart"/>
-      <w:r>
-        <w:rPr>
-          <w:lang w:val="en-US"/>
-        </w:rPr>
-        <w:t>pažeminti</w:t>
-      </w:r>
-      <w:proofErr w:type="spellEnd"/>
-      <w:r>
-        <w:rPr>
-          <w:lang w:val="en-US"/>
-        </w:rPr>
-        <w:t xml:space="preserve">, </w:t>
-      </w:r>
-      <w:proofErr w:type="spellStart"/>
-      <w:r>
-        <w:rPr>
-          <w:lang w:val="en-US"/>
-        </w:rPr>
-        <w:t>pašiepti</w:t>
-      </w:r>
-      <w:proofErr w:type="spellEnd"/>
-      <w:r>
-        <w:rPr>
-          <w:lang w:val="en-US"/>
-        </w:rPr>
-        <w:t xml:space="preserve">, </w:t>
-      </w:r>
-      <w:proofErr w:type="spellStart"/>
-      <w:r>
-        <w:rPr>
-          <w:lang w:val="en-US"/>
-        </w:rPr>
-        <w:t>atitolinti</w:t>
-      </w:r>
-      <w:proofErr w:type="spellEnd"/>
-      <w:r>
-        <w:rPr>
-          <w:lang w:val="en-US"/>
-        </w:rPr>
-        <w:t xml:space="preserve"> </w:t>
-      </w:r>
-      <w:proofErr w:type="spellStart"/>
-      <w:r>
-        <w:rPr>
-          <w:lang w:val="en-US"/>
-        </w:rPr>
-        <w:t>nuo</w:t>
-      </w:r>
-      <w:proofErr w:type="spellEnd"/>
-      <w:r>
-        <w:rPr>
-          <w:lang w:val="en-US"/>
-        </w:rPr>
-        <w:t xml:space="preserve"> </w:t>
-      </w:r>
-      <w:proofErr w:type="spellStart"/>
-      <w:r>
-        <w:rPr>
-          <w:lang w:val="en-US"/>
-        </w:rPr>
-        <w:t>kolektyvo</w:t>
-      </w:r>
-      <w:proofErr w:type="spellEnd"/>
-      <w:r>
-        <w:rPr>
-          <w:lang w:val="en-US"/>
-        </w:rPr>
-        <w:t>;</w:t>
+        <w:t>Prieš darbuotoją nukreiptas tikslinis, sisteminis, ilgesnį laiką pasikartojantis elgesys ar veiksmai priekabiaujant prie darbuotojo ar jį bauginat, siekiant sumažinti jo vertę ir profesinius sugebėjimus, pažeminti, pašiepti, atitolinti nuo kolektyvo;</w:t>
       </w:r>
     </w:p>
     <w:p>
@@ -12733,75 +12295,11 @@
           <w:lang w:val="en-US"/>
         </w:rPr>
       </w:pPr>
-      <w:proofErr w:type="spellStart"/>
       <w:r>
         <w:rPr>
           <w:lang w:val="en-US"/>
         </w:rPr>
-        <w:t>Tikslingas</w:t>
-      </w:r>
-      <w:proofErr w:type="spellEnd"/>
-      <w:r>
-        <w:rPr>
-          <w:lang w:val="en-US"/>
-        </w:rPr>
-        <w:t xml:space="preserve"> </w:t>
-      </w:r>
-      <w:proofErr w:type="spellStart"/>
-      <w:r>
-        <w:rPr>
-          <w:lang w:val="en-US"/>
-        </w:rPr>
-        <w:t>priekabiavimas</w:t>
-      </w:r>
-      <w:proofErr w:type="spellEnd"/>
-      <w:r>
-        <w:rPr>
-          <w:lang w:val="en-US"/>
-        </w:rPr>
-        <w:t xml:space="preserve">, </w:t>
-      </w:r>
-      <w:proofErr w:type="spellStart"/>
-      <w:r>
-        <w:rPr>
-          <w:lang w:val="en-US"/>
-        </w:rPr>
-        <w:t>įžeidinėjimas</w:t>
-      </w:r>
-      <w:proofErr w:type="spellEnd"/>
-      <w:r>
-        <w:rPr>
-          <w:lang w:val="en-US"/>
-        </w:rPr>
-        <w:t xml:space="preserve"> </w:t>
-      </w:r>
-      <w:proofErr w:type="spellStart"/>
-      <w:r>
-        <w:rPr>
-          <w:lang w:val="en-US"/>
-        </w:rPr>
-        <w:t>norint</w:t>
-      </w:r>
-      <w:proofErr w:type="spellEnd"/>
-      <w:r>
-        <w:rPr>
-          <w:lang w:val="en-US"/>
-        </w:rPr>
-        <w:t xml:space="preserve"> </w:t>
-      </w:r>
-      <w:proofErr w:type="spellStart"/>
-      <w:r>
-        <w:rPr>
-          <w:lang w:val="en-US"/>
-        </w:rPr>
-        <w:t>pašiepti</w:t>
-      </w:r>
-      <w:proofErr w:type="spellEnd"/>
-      <w:r>
-        <w:rPr>
-          <w:lang w:val="en-US"/>
-        </w:rPr>
-        <w:t>;</w:t>
+        <w:t>Tikslingas priekabiavimas, įžeidinėjimas norint pašiepti;</w:t>
       </w:r>
     </w:p>
     <w:p>
@@ -12811,131 +12309,11 @@
           <w:lang w:val="en-US"/>
         </w:rPr>
       </w:pPr>
-      <w:proofErr w:type="spellStart"/>
       <w:r>
         <w:rPr>
           <w:lang w:val="en-US"/>
         </w:rPr>
-        <w:t>Balso</w:t>
-      </w:r>
-      <w:proofErr w:type="spellEnd"/>
-      <w:r>
-        <w:rPr>
-          <w:lang w:val="en-US"/>
-        </w:rPr>
-        <w:t xml:space="preserve"> </w:t>
-      </w:r>
-      <w:proofErr w:type="spellStart"/>
-      <w:r>
-        <w:rPr>
-          <w:lang w:val="en-US"/>
-        </w:rPr>
-        <w:t>pakėlimas</w:t>
-      </w:r>
-      <w:proofErr w:type="spellEnd"/>
-      <w:r>
-        <w:rPr>
-          <w:lang w:val="en-US"/>
-        </w:rPr>
-        <w:t xml:space="preserve">, </w:t>
-      </w:r>
-      <w:proofErr w:type="spellStart"/>
-      <w:r>
-        <w:rPr>
-          <w:lang w:val="en-US"/>
-        </w:rPr>
-        <w:t>keikimasis</w:t>
-      </w:r>
-      <w:proofErr w:type="spellEnd"/>
-      <w:r>
-        <w:rPr>
-          <w:lang w:val="en-US"/>
-        </w:rPr>
-        <w:t xml:space="preserve"> </w:t>
-      </w:r>
-      <w:proofErr w:type="spellStart"/>
-      <w:r>
-        <w:rPr>
-          <w:lang w:val="en-US"/>
-        </w:rPr>
-        <w:t>ir</w:t>
-      </w:r>
-      <w:proofErr w:type="spellEnd"/>
-      <w:r>
-        <w:rPr>
-          <w:lang w:val="en-US"/>
-        </w:rPr>
-        <w:t xml:space="preserve"> </w:t>
-      </w:r>
-      <w:proofErr w:type="spellStart"/>
-      <w:r>
-        <w:rPr>
-          <w:lang w:val="en-US"/>
-        </w:rPr>
-        <w:t>kitoks</w:t>
-      </w:r>
-      <w:proofErr w:type="spellEnd"/>
-      <w:r>
-        <w:rPr>
-          <w:lang w:val="en-US"/>
-        </w:rPr>
-        <w:t xml:space="preserve"> </w:t>
-      </w:r>
-      <w:proofErr w:type="spellStart"/>
-      <w:r>
-        <w:rPr>
-          <w:lang w:val="en-US"/>
-        </w:rPr>
-        <w:t>neetiškas</w:t>
-      </w:r>
-      <w:proofErr w:type="spellEnd"/>
-      <w:r>
-        <w:rPr>
-          <w:lang w:val="en-US"/>
-        </w:rPr>
-        <w:t xml:space="preserve"> </w:t>
-      </w:r>
-      <w:proofErr w:type="spellStart"/>
-      <w:r>
-        <w:rPr>
-          <w:lang w:val="en-US"/>
-        </w:rPr>
-        <w:t>elgesys</w:t>
-      </w:r>
-      <w:proofErr w:type="spellEnd"/>
-      <w:r>
-        <w:rPr>
-          <w:lang w:val="en-US"/>
-        </w:rPr>
-        <w:t xml:space="preserve"> </w:t>
-      </w:r>
-      <w:proofErr w:type="spellStart"/>
-      <w:r>
-        <w:rPr>
-          <w:lang w:val="en-US"/>
-        </w:rPr>
-        <w:t>darbo</w:t>
-      </w:r>
-      <w:proofErr w:type="spellEnd"/>
-      <w:r>
-        <w:rPr>
-          <w:lang w:val="en-US"/>
-        </w:rPr>
-        <w:t xml:space="preserve"> </w:t>
-      </w:r>
-      <w:proofErr w:type="spellStart"/>
-      <w:r>
-        <w:rPr>
-          <w:lang w:val="en-US"/>
-        </w:rPr>
-        <w:t>vietoje</w:t>
-      </w:r>
-      <w:proofErr w:type="spellEnd"/>
-      <w:r>
-        <w:rPr>
-          <w:lang w:val="en-US"/>
-        </w:rPr>
-        <w:t>.</w:t>
+        <w:t>Balso pakėlimas, keikimasis ir kitoks neetiškas elgesys darbo vietoje.</w:t>
       </w:r>
     </w:p>
     <w:p>
@@ -12949,119 +12327,7 @@
         <w:rPr>
           <w:lang w:val="en-US"/>
         </w:rPr>
-        <w:t xml:space="preserve">Kur </w:t>
-      </w:r>
-      <w:proofErr w:type="spellStart"/>
-      <w:r>
-        <w:rPr>
-          <w:lang w:val="en-US"/>
-        </w:rPr>
-        <w:t>pirmiausia</w:t>
-      </w:r>
-      <w:proofErr w:type="spellEnd"/>
-      <w:r>
-        <w:rPr>
-          <w:lang w:val="en-US"/>
-        </w:rPr>
-        <w:t xml:space="preserve"> </w:t>
-      </w:r>
-      <w:proofErr w:type="spellStart"/>
-      <w:r>
-        <w:rPr>
-          <w:lang w:val="en-US"/>
-        </w:rPr>
-        <w:t>reikia</w:t>
-      </w:r>
-      <w:proofErr w:type="spellEnd"/>
-      <w:r>
-        <w:rPr>
-          <w:lang w:val="en-US"/>
-        </w:rPr>
-        <w:t xml:space="preserve"> </w:t>
-      </w:r>
-      <w:proofErr w:type="spellStart"/>
-      <w:r>
-        <w:rPr>
-          <w:lang w:val="en-US"/>
-        </w:rPr>
-        <w:t>kreiptis</w:t>
-      </w:r>
-      <w:proofErr w:type="spellEnd"/>
-      <w:r>
-        <w:rPr>
-          <w:lang w:val="en-US"/>
-        </w:rPr>
-        <w:t xml:space="preserve"> </w:t>
-      </w:r>
-      <w:proofErr w:type="spellStart"/>
-      <w:r>
-        <w:rPr>
-          <w:lang w:val="en-US"/>
-        </w:rPr>
-        <w:t>patyrus</w:t>
-      </w:r>
-      <w:proofErr w:type="spellEnd"/>
-      <w:r>
-        <w:rPr>
-          <w:lang w:val="en-US"/>
-        </w:rPr>
-        <w:t xml:space="preserve"> </w:t>
-      </w:r>
-      <w:proofErr w:type="spellStart"/>
-      <w:r>
-        <w:rPr>
-          <w:lang w:val="en-US"/>
-        </w:rPr>
-        <w:t>psichologinį</w:t>
-      </w:r>
-      <w:proofErr w:type="spellEnd"/>
-      <w:r>
-        <w:rPr>
-          <w:lang w:val="en-US"/>
-        </w:rPr>
-        <w:t xml:space="preserve"> </w:t>
-      </w:r>
-      <w:proofErr w:type="spellStart"/>
-      <w:r>
-        <w:rPr>
-          <w:lang w:val="en-US"/>
-        </w:rPr>
-        <w:t>ar</w:t>
-      </w:r>
-      <w:proofErr w:type="spellEnd"/>
-      <w:r>
-        <w:rPr>
-          <w:lang w:val="en-US"/>
-        </w:rPr>
-        <w:t xml:space="preserve"> </w:t>
-      </w:r>
-      <w:proofErr w:type="spellStart"/>
-      <w:r>
-        <w:rPr>
-          <w:lang w:val="en-US"/>
-        </w:rPr>
-        <w:t>fizinį</w:t>
-      </w:r>
-      <w:proofErr w:type="spellEnd"/>
-      <w:r>
-        <w:rPr>
-          <w:lang w:val="en-US"/>
-        </w:rPr>
-        <w:t xml:space="preserve"> </w:t>
-      </w:r>
-      <w:proofErr w:type="spellStart"/>
-      <w:r>
-        <w:rPr>
-          <w:lang w:val="en-US"/>
-        </w:rPr>
-        <w:t>smurtą</w:t>
-      </w:r>
-      <w:proofErr w:type="spellEnd"/>
-      <w:r>
-        <w:rPr>
-          <w:lang w:val="en-US"/>
-        </w:rPr>
-        <w:t>:</w:t>
+        <w:t>Kur pirmiausia reikia kreiptis patyrus psichologinį ar fizinį smurtą:</w:t>
       </w:r>
     </w:p>
     <w:p>
@@ -13079,88 +12345,15 @@
         <w:outlineLvl w:val="0"/>
         <w:rPr>
           <w:rFonts w:ascii="Times New Roman" w:hAnsi="Times New Roman"/>
-          <w:lang w:val="en-US"/>
-        </w:rPr>
-      </w:pPr>
-      <w:proofErr w:type="spellStart"/>
-      <w:r>
-        <w:rPr>
-          <w:rFonts w:ascii="Times New Roman" w:hAnsi="Times New Roman"/>
-          <w:lang w:val="en-US"/>
-        </w:rPr>
-        <w:t>Pranešti</w:t>
-      </w:r>
-      <w:proofErr w:type="spellEnd"/>
-      <w:r>
-        <w:rPr>
-          <w:rFonts w:ascii="Times New Roman" w:hAnsi="Times New Roman"/>
-          <w:lang w:val="en-US"/>
-        </w:rPr>
-        <w:t xml:space="preserve"> </w:t>
-      </w:r>
-      <w:proofErr w:type="spellStart"/>
-      <w:r>
-        <w:rPr>
-          <w:rFonts w:ascii="Times New Roman" w:hAnsi="Times New Roman"/>
-          <w:lang w:val="en-US"/>
-        </w:rPr>
-        <w:t>administracijai</w:t>
-      </w:r>
-      <w:proofErr w:type="spellEnd"/>
-      <w:r>
-        <w:rPr>
-          <w:rFonts w:ascii="Times New Roman" w:hAnsi="Times New Roman"/>
-          <w:lang w:val="en-US"/>
-        </w:rPr>
-        <w:t xml:space="preserve"> </w:t>
-      </w:r>
-      <w:proofErr w:type="spellStart"/>
-      <w:r>
-        <w:rPr>
-          <w:rFonts w:ascii="Times New Roman" w:hAnsi="Times New Roman"/>
-          <w:lang w:val="en-US"/>
-        </w:rPr>
-        <w:t>ir</w:t>
-      </w:r>
-      <w:proofErr w:type="spellEnd"/>
-      <w:r>
-        <w:rPr>
-          <w:rFonts w:ascii="Times New Roman" w:hAnsi="Times New Roman"/>
-          <w:lang w:val="en-US"/>
-        </w:rPr>
-        <w:t xml:space="preserve"> </w:t>
-      </w:r>
-      <w:proofErr w:type="spellStart"/>
-      <w:r>
-        <w:rPr>
-          <w:rFonts w:ascii="Times New Roman" w:hAnsi="Times New Roman"/>
-          <w:lang w:val="en-US"/>
-        </w:rPr>
-        <w:t>kitiems</w:t>
-      </w:r>
-      <w:proofErr w:type="spellEnd"/>
-      <w:r>
-        <w:rPr>
-          <w:rFonts w:ascii="Times New Roman" w:hAnsi="Times New Roman"/>
-          <w:lang w:val="en-US"/>
-        </w:rPr>
-        <w:t xml:space="preserve"> </w:t>
-      </w:r>
-      <w:proofErr w:type="spellStart"/>
-      <w:r>
-        <w:rPr>
-          <w:rFonts w:ascii="Times New Roman" w:hAnsi="Times New Roman"/>
-          <w:lang w:val="en-US"/>
-        </w:rPr>
-        <w:t>kolegoms</w:t>
-      </w:r>
-      <w:proofErr w:type="spellEnd"/>
-      <w:r>
-        <w:rPr>
-          <w:rFonts w:ascii="Times New Roman" w:hAnsi="Times New Roman"/>
-          <w:lang w:val="en-US"/>
-        </w:rPr>
-        <w:t>;</w:t>
+          <w:lang w:val="pl-PL"/>
+        </w:rPr>
+      </w:pPr>
+      <w:r>
+        <w:rPr>
+          <w:rFonts w:ascii="Times New Roman" w:hAnsi="Times New Roman"/>
+          <w:lang w:val="pl-PL"/>
+        </w:rPr>
+        <w:t>Pranešti administracijai ir kitiems kolegoms;</w:t>
       </w:r>
     </w:p>
     <w:p>
@@ -13178,136 +12371,15 @@
         <w:outlineLvl w:val="0"/>
         <w:rPr>
           <w:rFonts w:ascii="Times New Roman" w:hAnsi="Times New Roman"/>
-          <w:lang w:val="en-US"/>
-        </w:rPr>
-      </w:pPr>
-      <w:proofErr w:type="spellStart"/>
-      <w:r>
-        <w:rPr>
-          <w:rFonts w:ascii="Times New Roman" w:hAnsi="Times New Roman"/>
-          <w:lang w:val="en-US"/>
-        </w:rPr>
-        <w:t>Parašyti</w:t>
-      </w:r>
-      <w:proofErr w:type="spellEnd"/>
-      <w:r>
-        <w:rPr>
-          <w:rFonts w:ascii="Times New Roman" w:hAnsi="Times New Roman"/>
-          <w:lang w:val="en-US"/>
-        </w:rPr>
-        <w:t xml:space="preserve"> </w:t>
-      </w:r>
-      <w:proofErr w:type="spellStart"/>
-      <w:r>
-        <w:rPr>
-          <w:rFonts w:ascii="Times New Roman" w:hAnsi="Times New Roman"/>
-          <w:lang w:val="en-US"/>
-        </w:rPr>
-        <w:t>valstybinei</w:t>
-      </w:r>
-      <w:proofErr w:type="spellEnd"/>
-      <w:r>
-        <w:rPr>
-          <w:rFonts w:ascii="Times New Roman" w:hAnsi="Times New Roman"/>
-          <w:lang w:val="en-US"/>
-        </w:rPr>
-        <w:t xml:space="preserve"> </w:t>
-      </w:r>
-      <w:proofErr w:type="spellStart"/>
-      <w:r>
-        <w:rPr>
-          <w:rFonts w:ascii="Times New Roman" w:hAnsi="Times New Roman"/>
-          <w:lang w:val="en-US"/>
-        </w:rPr>
-        <w:t>darbo</w:t>
-      </w:r>
-      <w:proofErr w:type="spellEnd"/>
-      <w:r>
-        <w:rPr>
-          <w:rFonts w:ascii="Times New Roman" w:hAnsi="Times New Roman"/>
-          <w:lang w:val="en-US"/>
-        </w:rPr>
-        <w:t xml:space="preserve"> </w:t>
-      </w:r>
-      <w:proofErr w:type="spellStart"/>
-      <w:r>
-        <w:rPr>
-          <w:rFonts w:ascii="Times New Roman" w:hAnsi="Times New Roman"/>
-          <w:lang w:val="en-US"/>
-        </w:rPr>
-        <w:t>inspekcijai</w:t>
-      </w:r>
-      <w:proofErr w:type="spellEnd"/>
-      <w:r>
-        <w:rPr>
-          <w:rFonts w:ascii="Times New Roman" w:hAnsi="Times New Roman"/>
-          <w:lang w:val="en-US"/>
-        </w:rPr>
-        <w:t xml:space="preserve"> </w:t>
-      </w:r>
-      <w:proofErr w:type="spellStart"/>
-      <w:r>
-        <w:rPr>
-          <w:rFonts w:ascii="Times New Roman" w:hAnsi="Times New Roman"/>
-          <w:lang w:val="en-US"/>
-        </w:rPr>
-        <w:t>arba</w:t>
-      </w:r>
-      <w:proofErr w:type="spellEnd"/>
-      <w:r>
-        <w:rPr>
-          <w:rFonts w:ascii="Times New Roman" w:hAnsi="Times New Roman"/>
-          <w:lang w:val="en-US"/>
-        </w:rPr>
-        <w:t xml:space="preserve"> </w:t>
-      </w:r>
-      <w:proofErr w:type="spellStart"/>
-      <w:r>
-        <w:rPr>
-          <w:rFonts w:ascii="Times New Roman" w:hAnsi="Times New Roman"/>
-          <w:lang w:val="en-US"/>
-        </w:rPr>
-        <w:t>darbo</w:t>
-      </w:r>
-      <w:proofErr w:type="spellEnd"/>
-      <w:r>
-        <w:rPr>
-          <w:rFonts w:ascii="Times New Roman" w:hAnsi="Times New Roman"/>
-          <w:lang w:val="en-US"/>
-        </w:rPr>
-        <w:t xml:space="preserve"> </w:t>
-      </w:r>
-      <w:proofErr w:type="spellStart"/>
-      <w:r>
-        <w:rPr>
-          <w:rFonts w:ascii="Times New Roman" w:hAnsi="Times New Roman"/>
-          <w:lang w:val="en-US"/>
-        </w:rPr>
-        <w:t>ginčų</w:t>
-      </w:r>
-      <w:proofErr w:type="spellEnd"/>
-      <w:r>
-        <w:rPr>
-          <w:rFonts w:ascii="Times New Roman" w:hAnsi="Times New Roman"/>
-          <w:lang w:val="en-US"/>
-        </w:rPr>
-        <w:t xml:space="preserve"> </w:t>
-      </w:r>
-      <w:proofErr w:type="spellStart"/>
-      <w:r>
-        <w:rPr>
-          <w:rFonts w:ascii="Times New Roman" w:hAnsi="Times New Roman"/>
-          <w:lang w:val="en-US"/>
-        </w:rPr>
-        <w:t>komisijai</w:t>
-      </w:r>
-      <w:proofErr w:type="spellEnd"/>
-      <w:r>
-        <w:rPr>
-          <w:rFonts w:ascii="Times New Roman" w:hAnsi="Times New Roman"/>
-          <w:lang w:val="en-US"/>
-        </w:rPr>
-        <w:t>;</w:t>
+          <w:lang w:val="pl-PL"/>
+        </w:rPr>
+      </w:pPr>
+      <w:r>
+        <w:rPr>
+          <w:rFonts w:ascii="Times New Roman" w:hAnsi="Times New Roman"/>
+          <w:lang w:val="pl-PL"/>
+        </w:rPr>
+        <w:t>Parašyti valstybinei darbo inspekcijai arba darbo ginčų komisijai;</w:t>
       </w:r>
     </w:p>
     <w:p>
@@ -13325,376 +12397,15 @@
         <w:outlineLvl w:val="0"/>
         <w:rPr>
           <w:rFonts w:ascii="Times New Roman" w:hAnsi="Times New Roman"/>
-          <w:lang w:val="en-US"/>
-        </w:rPr>
-      </w:pPr>
-      <w:proofErr w:type="spellStart"/>
-      <w:r>
-        <w:rPr>
-          <w:rFonts w:ascii="Times New Roman" w:hAnsi="Times New Roman"/>
-          <w:lang w:val="en-US"/>
-        </w:rPr>
-        <w:t>Pranešti</w:t>
-      </w:r>
-      <w:proofErr w:type="spellEnd"/>
-      <w:r>
-        <w:rPr>
-          <w:rFonts w:ascii="Times New Roman" w:hAnsi="Times New Roman"/>
-          <w:lang w:val="en-US"/>
-        </w:rPr>
-        <w:t xml:space="preserve"> </w:t>
-      </w:r>
-      <w:proofErr w:type="spellStart"/>
-      <w:r>
-        <w:rPr>
-          <w:rFonts w:ascii="Times New Roman" w:hAnsi="Times New Roman"/>
-          <w:lang w:val="en-US"/>
-        </w:rPr>
-        <w:t>įmonėje</w:t>
-      </w:r>
-      <w:proofErr w:type="spellEnd"/>
-      <w:r>
-        <w:rPr>
-          <w:rFonts w:ascii="Times New Roman" w:hAnsi="Times New Roman"/>
-          <w:lang w:val="en-US"/>
-        </w:rPr>
-        <w:t xml:space="preserve"> </w:t>
-      </w:r>
-      <w:proofErr w:type="spellStart"/>
-      <w:r>
-        <w:rPr>
-          <w:rFonts w:ascii="Times New Roman" w:hAnsi="Times New Roman"/>
-          <w:lang w:val="en-US"/>
-        </w:rPr>
-        <w:t>atsakingiems</w:t>
-      </w:r>
-      <w:proofErr w:type="spellEnd"/>
-      <w:r>
-        <w:rPr>
-          <w:rFonts w:ascii="Times New Roman" w:hAnsi="Times New Roman"/>
-          <w:lang w:val="en-US"/>
-        </w:rPr>
-        <w:t xml:space="preserve"> </w:t>
-      </w:r>
-      <w:proofErr w:type="spellStart"/>
-      <w:r>
-        <w:rPr>
-          <w:rFonts w:ascii="Times New Roman" w:hAnsi="Times New Roman"/>
-          <w:lang w:val="en-US"/>
-        </w:rPr>
-        <w:t>asmenims</w:t>
-      </w:r>
-      <w:proofErr w:type="spellEnd"/>
-      <w:r>
-        <w:rPr>
-          <w:rFonts w:ascii="Times New Roman" w:hAnsi="Times New Roman"/>
-          <w:lang w:val="en-US"/>
-        </w:rPr>
-        <w:t xml:space="preserve"> </w:t>
-      </w:r>
-      <w:proofErr w:type="spellStart"/>
-      <w:r>
-        <w:rPr>
-          <w:rFonts w:ascii="Times New Roman" w:hAnsi="Times New Roman"/>
-          <w:lang w:val="en-US"/>
-        </w:rPr>
-        <w:t>už</w:t>
-      </w:r>
-      <w:proofErr w:type="spellEnd"/>
-      <w:r>
-        <w:rPr>
-          <w:rFonts w:ascii="Times New Roman" w:hAnsi="Times New Roman"/>
-          <w:lang w:val="en-US"/>
-        </w:rPr>
-        <w:t xml:space="preserve"> </w:t>
-      </w:r>
-      <w:proofErr w:type="spellStart"/>
-      <w:r>
-        <w:rPr>
-          <w:rFonts w:ascii="Times New Roman" w:hAnsi="Times New Roman"/>
-          <w:lang w:val="en-US"/>
-        </w:rPr>
-        <w:t>psichologinį</w:t>
-      </w:r>
-      <w:proofErr w:type="spellEnd"/>
-      <w:r>
-        <w:rPr>
-          <w:rFonts w:ascii="Times New Roman" w:hAnsi="Times New Roman"/>
-          <w:lang w:val="en-US"/>
-        </w:rPr>
-        <w:t xml:space="preserve"> </w:t>
-      </w:r>
-      <w:proofErr w:type="spellStart"/>
-      <w:r>
-        <w:rPr>
-          <w:rFonts w:ascii="Times New Roman" w:hAnsi="Times New Roman"/>
-          <w:lang w:val="en-US"/>
-        </w:rPr>
-        <w:t>ir</w:t>
-      </w:r>
-      <w:proofErr w:type="spellEnd"/>
-      <w:r>
-        <w:rPr>
-          <w:rFonts w:ascii="Times New Roman" w:hAnsi="Times New Roman"/>
-          <w:lang w:val="en-US"/>
-        </w:rPr>
-        <w:t xml:space="preserve"> </w:t>
-      </w:r>
-      <w:proofErr w:type="spellStart"/>
-      <w:r>
-        <w:rPr>
-          <w:rFonts w:ascii="Times New Roman" w:hAnsi="Times New Roman"/>
-          <w:lang w:val="en-US"/>
-        </w:rPr>
-        <w:t>fizinį</w:t>
-      </w:r>
-      <w:proofErr w:type="spellEnd"/>
-      <w:r>
-        <w:rPr>
-          <w:rFonts w:ascii="Times New Roman" w:hAnsi="Times New Roman"/>
-          <w:lang w:val="en-US"/>
-        </w:rPr>
-        <w:t xml:space="preserve"> </w:t>
-      </w:r>
-      <w:proofErr w:type="spellStart"/>
-      <w:r>
-        <w:rPr>
-          <w:rFonts w:ascii="Times New Roman" w:hAnsi="Times New Roman"/>
-          <w:lang w:val="en-US"/>
-        </w:rPr>
-        <w:t>smurtą</w:t>
-      </w:r>
-      <w:proofErr w:type="spellEnd"/>
-      <w:r>
-        <w:rPr>
-          <w:rFonts w:ascii="Times New Roman" w:hAnsi="Times New Roman"/>
-          <w:lang w:val="en-US"/>
-        </w:rPr>
-        <w:t xml:space="preserve">, </w:t>
-      </w:r>
-      <w:proofErr w:type="spellStart"/>
-      <w:r>
-        <w:rPr>
-          <w:rFonts w:ascii="Times New Roman" w:hAnsi="Times New Roman"/>
-          <w:lang w:val="en-US"/>
-        </w:rPr>
-        <w:t>diskriminacija</w:t>
-      </w:r>
-      <w:proofErr w:type="spellEnd"/>
-      <w:r>
-        <w:rPr>
-          <w:rFonts w:ascii="Times New Roman" w:hAnsi="Times New Roman"/>
-          <w:lang w:val="en-US"/>
-        </w:rPr>
-        <w:t xml:space="preserve"> </w:t>
-      </w:r>
-      <w:proofErr w:type="spellStart"/>
-      <w:r>
-        <w:rPr>
-          <w:rFonts w:ascii="Times New Roman" w:hAnsi="Times New Roman"/>
-          <w:lang w:val="en-US"/>
-        </w:rPr>
-        <w:t>arba</w:t>
-      </w:r>
-      <w:proofErr w:type="spellEnd"/>
-      <w:r>
-        <w:rPr>
-          <w:rFonts w:ascii="Times New Roman" w:hAnsi="Times New Roman"/>
-          <w:lang w:val="en-US"/>
-        </w:rPr>
-        <w:t xml:space="preserve"> </w:t>
-      </w:r>
-      <w:proofErr w:type="spellStart"/>
-      <w:r>
-        <w:rPr>
-          <w:rFonts w:ascii="Times New Roman" w:hAnsi="Times New Roman"/>
-          <w:lang w:val="en-US"/>
-        </w:rPr>
-        <w:t>kreiptis</w:t>
-      </w:r>
-      <w:proofErr w:type="spellEnd"/>
-      <w:r>
-        <w:rPr>
-          <w:rFonts w:ascii="Times New Roman" w:hAnsi="Times New Roman"/>
-          <w:lang w:val="en-US"/>
-        </w:rPr>
-        <w:t xml:space="preserve"> į </w:t>
-      </w:r>
-      <w:proofErr w:type="spellStart"/>
-      <w:r>
-        <w:rPr>
-          <w:rFonts w:ascii="Times New Roman" w:hAnsi="Times New Roman"/>
-          <w:lang w:val="en-US"/>
-        </w:rPr>
-        <w:t>tiesioginį</w:t>
-      </w:r>
-      <w:proofErr w:type="spellEnd"/>
-      <w:r>
-        <w:rPr>
-          <w:rFonts w:ascii="Times New Roman" w:hAnsi="Times New Roman"/>
-          <w:lang w:val="en-US"/>
-        </w:rPr>
-        <w:t xml:space="preserve"> </w:t>
-      </w:r>
-      <w:proofErr w:type="spellStart"/>
-      <w:r>
-        <w:rPr>
-          <w:rFonts w:ascii="Times New Roman" w:hAnsi="Times New Roman"/>
-          <w:lang w:val="en-US"/>
-        </w:rPr>
-        <w:t>vadovą</w:t>
-      </w:r>
-      <w:proofErr w:type="spellEnd"/>
-      <w:r>
-        <w:rPr>
-          <w:rFonts w:ascii="Times New Roman" w:hAnsi="Times New Roman"/>
-          <w:lang w:val="en-US"/>
-        </w:rPr>
-        <w:t xml:space="preserve"> </w:t>
-      </w:r>
-      <w:proofErr w:type="spellStart"/>
-      <w:r>
-        <w:rPr>
-          <w:rFonts w:ascii="Times New Roman" w:hAnsi="Times New Roman"/>
-          <w:lang w:val="en-US"/>
-        </w:rPr>
-        <w:t>ir</w:t>
-      </w:r>
-      <w:proofErr w:type="spellEnd"/>
-      <w:r>
-        <w:rPr>
-          <w:rFonts w:ascii="Times New Roman" w:hAnsi="Times New Roman"/>
-          <w:lang w:val="en-US"/>
-        </w:rPr>
-        <w:t xml:space="preserve"> </w:t>
-      </w:r>
-      <w:proofErr w:type="spellStart"/>
-      <w:r>
-        <w:rPr>
-          <w:rFonts w:ascii="Times New Roman" w:hAnsi="Times New Roman"/>
-          <w:lang w:val="en-US"/>
-        </w:rPr>
-        <w:t>rašyti</w:t>
-      </w:r>
-      <w:proofErr w:type="spellEnd"/>
-      <w:r>
-        <w:rPr>
-          <w:rFonts w:ascii="Times New Roman" w:hAnsi="Times New Roman"/>
-          <w:lang w:val="en-US"/>
-        </w:rPr>
-        <w:t xml:space="preserve"> </w:t>
-      </w:r>
-      <w:proofErr w:type="spellStart"/>
-      <w:r>
-        <w:rPr>
-          <w:rFonts w:ascii="Times New Roman" w:hAnsi="Times New Roman"/>
-          <w:lang w:val="en-US"/>
-        </w:rPr>
-        <w:t>pranešimą</w:t>
-      </w:r>
-      <w:proofErr w:type="spellEnd"/>
-      <w:r>
-        <w:rPr>
-          <w:rFonts w:ascii="Times New Roman" w:hAnsi="Times New Roman"/>
-          <w:lang w:val="en-US"/>
-        </w:rPr>
-        <w:t xml:space="preserve"> </w:t>
-      </w:r>
-      <w:proofErr w:type="spellStart"/>
-      <w:r>
-        <w:rPr>
-          <w:rFonts w:ascii="Times New Roman" w:hAnsi="Times New Roman"/>
-          <w:lang w:val="en-US"/>
-        </w:rPr>
-        <w:t>dėl</w:t>
-      </w:r>
-      <w:proofErr w:type="spellEnd"/>
-      <w:r>
-        <w:rPr>
-          <w:rFonts w:ascii="Times New Roman" w:hAnsi="Times New Roman"/>
-          <w:lang w:val="en-US"/>
-        </w:rPr>
-        <w:t xml:space="preserve"> </w:t>
-      </w:r>
-      <w:proofErr w:type="spellStart"/>
-      <w:r>
-        <w:rPr>
-          <w:rFonts w:ascii="Times New Roman" w:hAnsi="Times New Roman"/>
-          <w:lang w:val="en-US"/>
-        </w:rPr>
-        <w:t>psichologinio</w:t>
-      </w:r>
-      <w:proofErr w:type="spellEnd"/>
-      <w:r>
-        <w:rPr>
-          <w:rFonts w:ascii="Times New Roman" w:hAnsi="Times New Roman"/>
-          <w:lang w:val="en-US"/>
-        </w:rPr>
-        <w:t xml:space="preserve"> </w:t>
-      </w:r>
-      <w:proofErr w:type="spellStart"/>
-      <w:r>
-        <w:rPr>
-          <w:rFonts w:ascii="Times New Roman" w:hAnsi="Times New Roman"/>
-          <w:lang w:val="en-US"/>
-        </w:rPr>
-        <w:t>smurto</w:t>
-      </w:r>
-      <w:proofErr w:type="spellEnd"/>
-      <w:r>
-        <w:rPr>
-          <w:rFonts w:ascii="Times New Roman" w:hAnsi="Times New Roman"/>
-          <w:lang w:val="en-US"/>
-        </w:rPr>
-        <w:t xml:space="preserve">, </w:t>
-      </w:r>
-      <w:proofErr w:type="spellStart"/>
-      <w:r>
-        <w:rPr>
-          <w:rFonts w:ascii="Times New Roman" w:hAnsi="Times New Roman"/>
-          <w:lang w:val="en-US"/>
-        </w:rPr>
-        <w:t>diskriminacijos</w:t>
-      </w:r>
-      <w:proofErr w:type="spellEnd"/>
-      <w:r>
-        <w:rPr>
-          <w:rFonts w:ascii="Times New Roman" w:hAnsi="Times New Roman"/>
-          <w:lang w:val="en-US"/>
-        </w:rPr>
-        <w:t xml:space="preserve"> </w:t>
-      </w:r>
-      <w:proofErr w:type="spellStart"/>
-      <w:r>
-        <w:rPr>
-          <w:rFonts w:ascii="Times New Roman" w:hAnsi="Times New Roman"/>
-          <w:lang w:val="en-US"/>
-        </w:rPr>
-        <w:t>ar</w:t>
-      </w:r>
-      <w:proofErr w:type="spellEnd"/>
-      <w:r>
-        <w:rPr>
-          <w:rFonts w:ascii="Times New Roman" w:hAnsi="Times New Roman"/>
-          <w:lang w:val="en-US"/>
-        </w:rPr>
-        <w:t xml:space="preserve"> </w:t>
-      </w:r>
-      <w:proofErr w:type="spellStart"/>
-      <w:r>
-        <w:rPr>
-          <w:rFonts w:ascii="Times New Roman" w:hAnsi="Times New Roman"/>
-          <w:lang w:val="en-US"/>
-        </w:rPr>
-        <w:t>priekabiavimo</w:t>
-      </w:r>
-      <w:proofErr w:type="spellEnd"/>
-      <w:r>
-        <w:rPr>
-          <w:rFonts w:ascii="Times New Roman" w:hAnsi="Times New Roman"/>
-          <w:lang w:val="en-US"/>
-        </w:rPr>
-        <w:t>.</w:t>
+          <w:lang w:val="pl-PL"/>
+        </w:rPr>
+      </w:pPr>
+      <w:r>
+        <w:rPr>
+          <w:rFonts w:ascii="Times New Roman" w:hAnsi="Times New Roman"/>
+          <w:lang w:val="pl-PL"/>
+        </w:rPr>
+        <w:t>Pranešti įmonėje atsakingiems asmenims už psichologinį ir fizinį smurtą, diskriminacija arba kreiptis į tiesioginį vadovą ir rašyti pranešimą dėl psichologinio smurto, diskriminacijos ar priekabiavimo.</w:t>
       </w:r>
     </w:p>
     <w:tbl>
@@ -13740,61 +12451,11 @@
                 <w:lang w:val="en-US"/>
               </w:rPr>
             </w:pPr>
-            <w:proofErr w:type="spellStart"/>
             <w:r>
               <w:rPr>
                 <w:lang w:val="en-US"/>
               </w:rPr>
-              <w:t>Psichologinio</w:t>
-            </w:r>
-            <w:proofErr w:type="spellEnd"/>
-            <w:r>
-              <w:rPr>
-                <w:lang w:val="en-US"/>
-              </w:rPr>
-              <w:t xml:space="preserve"> </w:t>
-            </w:r>
-            <w:proofErr w:type="spellStart"/>
-            <w:r>
-              <w:rPr>
-                <w:lang w:val="en-US"/>
-              </w:rPr>
-              <w:t>smurto</w:t>
-            </w:r>
-            <w:proofErr w:type="spellEnd"/>
-            <w:r>
-              <w:rPr>
-                <w:lang w:val="en-US"/>
-              </w:rPr>
-              <w:t xml:space="preserve"> </w:t>
-            </w:r>
-            <w:proofErr w:type="spellStart"/>
-            <w:r>
-              <w:rPr>
-                <w:lang w:val="en-US"/>
-              </w:rPr>
-              <w:t>darbe</w:t>
-            </w:r>
-            <w:proofErr w:type="spellEnd"/>
-            <w:r>
-              <w:rPr>
-                <w:lang w:val="en-US"/>
-              </w:rPr>
-              <w:t xml:space="preserve"> </w:t>
-            </w:r>
-            <w:proofErr w:type="spellStart"/>
-            <w:r>
-              <w:rPr>
-                <w:lang w:val="en-US"/>
-              </w:rPr>
-              <w:t>požymiai</w:t>
-            </w:r>
-            <w:proofErr w:type="spellEnd"/>
-            <w:r>
-              <w:rPr>
-                <w:lang w:val="en-US"/>
-              </w:rPr>
-              <w:t>:</w:t>
+              <w:t>Psichologinio smurto darbe požymiai:</w:t>
             </w:r>
           </w:p>
         </w:tc>
@@ -14042,177 +12703,9 @@
                 <w:ilvl w:val="0"/>
                 <w:numId w:val="33"/>
               </w:numPr>
-              <w:rPr>
-                <w:lang w:val="en-US"/>
-              </w:rPr>
-            </w:pPr>
-            <w:proofErr w:type="spellStart"/>
+            </w:pPr>
             <w:r>
-              <w:rPr>
-                <w:lang w:val="en-US"/>
-              </w:rPr>
-              <w:t>Grasinimai</w:t>
-            </w:r>
-            <w:proofErr w:type="spellEnd"/>
-            <w:r>
-              <w:rPr>
-                <w:lang w:val="en-US"/>
-              </w:rPr>
-              <w:t xml:space="preserve">, </w:t>
-            </w:r>
-            <w:proofErr w:type="spellStart"/>
-            <w:r>
-              <w:rPr>
-                <w:lang w:val="en-US"/>
-              </w:rPr>
-              <w:t>šmeižtas</w:t>
-            </w:r>
-            <w:proofErr w:type="spellEnd"/>
-            <w:r>
-              <w:rPr>
-                <w:lang w:val="en-US"/>
-              </w:rPr>
-              <w:t xml:space="preserve">, </w:t>
-            </w:r>
-            <w:proofErr w:type="spellStart"/>
-            <w:r>
-              <w:rPr>
-                <w:lang w:val="en-US"/>
-              </w:rPr>
-              <w:t>pasikartojantis</w:t>
-            </w:r>
-            <w:proofErr w:type="spellEnd"/>
-            <w:r>
-              <w:rPr>
-                <w:lang w:val="en-US"/>
-              </w:rPr>
-              <w:t xml:space="preserve"> </w:t>
-            </w:r>
-            <w:proofErr w:type="spellStart"/>
-            <w:r>
-              <w:rPr>
-                <w:lang w:val="en-US"/>
-              </w:rPr>
-              <w:t>sarkazmas</w:t>
-            </w:r>
-            <w:proofErr w:type="spellEnd"/>
-            <w:r>
-              <w:rPr>
-                <w:lang w:val="en-US"/>
-              </w:rPr>
-              <w:t xml:space="preserve">, </w:t>
-            </w:r>
-            <w:proofErr w:type="spellStart"/>
-            <w:r>
-              <w:rPr>
-                <w:lang w:val="en-US"/>
-              </w:rPr>
-              <w:t>viešas</w:t>
-            </w:r>
-            <w:proofErr w:type="spellEnd"/>
-            <w:r>
-              <w:rPr>
-                <w:lang w:val="en-US"/>
-              </w:rPr>
-              <w:t xml:space="preserve"> </w:t>
-            </w:r>
-            <w:proofErr w:type="spellStart"/>
-            <w:r>
-              <w:rPr>
-                <w:lang w:val="en-US"/>
-              </w:rPr>
-              <w:t>žeminimas</w:t>
-            </w:r>
-            <w:proofErr w:type="spellEnd"/>
-            <w:r>
-              <w:rPr>
-                <w:lang w:val="en-US"/>
-              </w:rPr>
-              <w:t xml:space="preserve">, </w:t>
-            </w:r>
-            <w:proofErr w:type="spellStart"/>
-            <w:r>
-              <w:rPr>
-                <w:lang w:val="en-US"/>
-              </w:rPr>
-              <w:t>ignoravimas</w:t>
-            </w:r>
-            <w:proofErr w:type="spellEnd"/>
-            <w:r>
-              <w:rPr>
-                <w:lang w:val="en-US"/>
-              </w:rPr>
-              <w:t xml:space="preserve"> </w:t>
-            </w:r>
-            <w:proofErr w:type="spellStart"/>
-            <w:r>
-              <w:rPr>
-                <w:lang w:val="en-US"/>
-              </w:rPr>
-              <w:t>ir</w:t>
-            </w:r>
-            <w:proofErr w:type="spellEnd"/>
-            <w:r>
-              <w:rPr>
-                <w:lang w:val="en-US"/>
-              </w:rPr>
-              <w:t xml:space="preserve"> </w:t>
-            </w:r>
-            <w:proofErr w:type="spellStart"/>
-            <w:r>
-              <w:rPr>
-                <w:lang w:val="en-US"/>
-              </w:rPr>
-              <w:t>izoliavimas</w:t>
-            </w:r>
-            <w:proofErr w:type="spellEnd"/>
-            <w:r>
-              <w:rPr>
-                <w:lang w:val="en-US"/>
-              </w:rPr>
-              <w:t xml:space="preserve"> </w:t>
-            </w:r>
-            <w:proofErr w:type="spellStart"/>
-            <w:r>
-              <w:rPr>
-                <w:lang w:val="en-US"/>
-              </w:rPr>
-              <w:t>nuo</w:t>
-            </w:r>
-            <w:proofErr w:type="spellEnd"/>
-            <w:r>
-              <w:rPr>
-                <w:lang w:val="en-US"/>
-              </w:rPr>
-              <w:t xml:space="preserve"> </w:t>
-            </w:r>
-            <w:proofErr w:type="spellStart"/>
-            <w:r>
-              <w:rPr>
-                <w:lang w:val="en-US"/>
-              </w:rPr>
-              <w:t>kitų</w:t>
-            </w:r>
-            <w:proofErr w:type="spellEnd"/>
-            <w:r>
-              <w:rPr>
-                <w:lang w:val="en-US"/>
-              </w:rPr>
-              <w:t xml:space="preserve"> </w:t>
-            </w:r>
-            <w:proofErr w:type="spellStart"/>
-            <w:r>
-              <w:rPr>
-                <w:lang w:val="en-US"/>
-              </w:rPr>
-              <w:t>kolegų</w:t>
-            </w:r>
-            <w:proofErr w:type="spellEnd"/>
-            <w:r>
-              <w:rPr>
-                <w:lang w:val="en-US"/>
-              </w:rPr>
-              <w:t>;</w:t>
+              <w:t>Grasinimai, šmeižtas, pasikartojantis sarkazmas, viešas žeminimas, ignoravimas ir izoliavimas nuo kitų kolegų;</w:t>
             </w:r>
           </w:p>
         </w:tc>
@@ -14228,145 +12721,11 @@
                 <w:lang w:val="en-US"/>
               </w:rPr>
             </w:pPr>
-            <w:proofErr w:type="spellStart"/>
             <w:r>
               <w:rPr>
                 <w:lang w:val="en-US" w:eastAsia="zh-CN" w:bidi="hi-IN"/>
               </w:rPr>
-              <w:t>Vienkartinis</w:t>
-            </w:r>
-            <w:proofErr w:type="spellEnd"/>
-            <w:r>
-              <w:rPr>
-                <w:lang w:val="en-US" w:eastAsia="zh-CN" w:bidi="hi-IN"/>
-              </w:rPr>
-              <w:t xml:space="preserve"> </w:t>
-            </w:r>
-            <w:proofErr w:type="spellStart"/>
-            <w:r>
-              <w:rPr>
-                <w:lang w:val="en-US" w:eastAsia="zh-CN" w:bidi="hi-IN"/>
-              </w:rPr>
-              <w:t>pašiepimas</w:t>
-            </w:r>
-            <w:proofErr w:type="spellEnd"/>
-            <w:r>
-              <w:rPr>
-                <w:lang w:val="en-US" w:eastAsia="zh-CN" w:bidi="hi-IN"/>
-              </w:rPr>
-              <w:t xml:space="preserve">, </w:t>
-            </w:r>
-            <w:proofErr w:type="spellStart"/>
-            <w:r>
-              <w:rPr>
-                <w:lang w:val="en-US" w:eastAsia="zh-CN" w:bidi="hi-IN"/>
-              </w:rPr>
-              <w:t>vieną</w:t>
-            </w:r>
-            <w:proofErr w:type="spellEnd"/>
-            <w:r>
-              <w:rPr>
-                <w:lang w:val="en-US" w:eastAsia="zh-CN" w:bidi="hi-IN"/>
-              </w:rPr>
-              <w:t xml:space="preserve"> </w:t>
-            </w:r>
-            <w:proofErr w:type="spellStart"/>
-            <w:r>
-              <w:rPr>
-                <w:lang w:val="en-US" w:eastAsia="zh-CN" w:bidi="hi-IN"/>
-              </w:rPr>
-              <w:t>kartą</w:t>
-            </w:r>
-            <w:proofErr w:type="spellEnd"/>
-            <w:r>
-              <w:rPr>
-                <w:lang w:val="en-US" w:eastAsia="zh-CN" w:bidi="hi-IN"/>
-              </w:rPr>
-              <w:t xml:space="preserve"> </w:t>
-            </w:r>
-            <w:proofErr w:type="spellStart"/>
-            <w:r>
-              <w:rPr>
-                <w:lang w:val="en-US" w:eastAsia="zh-CN" w:bidi="hi-IN"/>
-              </w:rPr>
-              <w:t>pasakytas</w:t>
-            </w:r>
-            <w:proofErr w:type="spellEnd"/>
-            <w:r>
-              <w:rPr>
-                <w:lang w:val="en-US" w:eastAsia="zh-CN" w:bidi="hi-IN"/>
-              </w:rPr>
-              <w:t xml:space="preserve"> </w:t>
-            </w:r>
-            <w:proofErr w:type="spellStart"/>
-            <w:r>
-              <w:rPr>
-                <w:lang w:val="en-US" w:eastAsia="zh-CN" w:bidi="hi-IN"/>
-              </w:rPr>
-              <w:t>sarkazmas</w:t>
-            </w:r>
-            <w:proofErr w:type="spellEnd"/>
-            <w:r>
-              <w:rPr>
-                <w:lang w:val="en-US" w:eastAsia="zh-CN" w:bidi="hi-IN"/>
-              </w:rPr>
-              <w:t xml:space="preserve"> </w:t>
-            </w:r>
-            <w:proofErr w:type="spellStart"/>
-            <w:r>
-              <w:rPr>
-                <w:lang w:val="en-US" w:eastAsia="zh-CN" w:bidi="hi-IN"/>
-              </w:rPr>
-              <w:t>ar</w:t>
-            </w:r>
-            <w:proofErr w:type="spellEnd"/>
-            <w:r>
-              <w:rPr>
-                <w:lang w:val="en-US" w:eastAsia="zh-CN" w:bidi="hi-IN"/>
-              </w:rPr>
-              <w:t xml:space="preserve"> </w:t>
-            </w:r>
-            <w:proofErr w:type="spellStart"/>
-            <w:r>
-              <w:rPr>
-                <w:lang w:val="en-US" w:eastAsia="zh-CN" w:bidi="hi-IN"/>
-              </w:rPr>
-              <w:t>pastaba</w:t>
-            </w:r>
-            <w:proofErr w:type="spellEnd"/>
-            <w:r>
-              <w:rPr>
-                <w:lang w:val="en-US" w:eastAsia="zh-CN" w:bidi="hi-IN"/>
-              </w:rPr>
-              <w:t xml:space="preserve">, </w:t>
-            </w:r>
-            <w:proofErr w:type="spellStart"/>
-            <w:r>
-              <w:rPr>
-                <w:lang w:val="en-US" w:eastAsia="zh-CN" w:bidi="hi-IN"/>
-              </w:rPr>
-              <w:t>periodiniai</w:t>
-            </w:r>
-            <w:proofErr w:type="spellEnd"/>
-            <w:r>
-              <w:rPr>
-                <w:lang w:val="en-US" w:eastAsia="zh-CN" w:bidi="hi-IN"/>
-              </w:rPr>
-              <w:t xml:space="preserve"> </w:t>
-            </w:r>
-            <w:proofErr w:type="spellStart"/>
-            <w:r>
-              <w:rPr>
-                <w:lang w:val="en-US" w:eastAsia="zh-CN" w:bidi="hi-IN"/>
-              </w:rPr>
-              <w:t>patikrinimas</w:t>
-            </w:r>
-            <w:proofErr w:type="spellEnd"/>
-            <w:r>
-              <w:rPr>
-                <w:lang w:val="en-US" w:eastAsia="zh-CN" w:bidi="hi-IN"/>
-              </w:rPr>
-              <w:t>;</w:t>
+              <w:t>Vienkartinis pašiepimas, vieną kartą pasakytas sarkazmas ar pastaba, periodiniai patikrinimas;</w:t>
             </w:r>
           </w:p>
         </w:tc>
@@ -14382,103 +12741,11 @@
                 <w:lang w:val="en-US"/>
               </w:rPr>
             </w:pPr>
-            <w:proofErr w:type="spellStart"/>
             <w:r>
               <w:rPr>
                 <w:lang w:val="en-US" w:eastAsia="zh-CN" w:bidi="hi-IN"/>
               </w:rPr>
-              <w:t>Periodiniai</w:t>
-            </w:r>
-            <w:proofErr w:type="spellEnd"/>
-            <w:r>
-              <w:rPr>
-                <w:lang w:val="en-US" w:eastAsia="zh-CN" w:bidi="hi-IN"/>
-              </w:rPr>
-              <w:t xml:space="preserve"> </w:t>
-            </w:r>
-            <w:proofErr w:type="spellStart"/>
-            <w:r>
-              <w:rPr>
-                <w:lang w:val="en-US" w:eastAsia="zh-CN" w:bidi="hi-IN"/>
-              </w:rPr>
-              <w:t>patikrinimai</w:t>
-            </w:r>
-            <w:proofErr w:type="spellEnd"/>
-            <w:r>
-              <w:rPr>
-                <w:lang w:val="en-US" w:eastAsia="zh-CN" w:bidi="hi-IN"/>
-              </w:rPr>
-              <w:t xml:space="preserve">, </w:t>
-            </w:r>
-            <w:proofErr w:type="spellStart"/>
-            <w:r>
-              <w:rPr>
-                <w:lang w:val="en-US" w:eastAsia="zh-CN" w:bidi="hi-IN"/>
-              </w:rPr>
-              <w:t>pašiepimas</w:t>
-            </w:r>
-            <w:proofErr w:type="spellEnd"/>
-            <w:r>
-              <w:rPr>
-                <w:lang w:val="en-US" w:eastAsia="zh-CN" w:bidi="hi-IN"/>
-              </w:rPr>
-              <w:t xml:space="preserve">, </w:t>
-            </w:r>
-            <w:proofErr w:type="spellStart"/>
-            <w:r>
-              <w:rPr>
-                <w:lang w:val="en-US" w:eastAsia="zh-CN" w:bidi="hi-IN"/>
-              </w:rPr>
-              <w:t>asmens</w:t>
-            </w:r>
-            <w:proofErr w:type="spellEnd"/>
-            <w:r>
-              <w:rPr>
-                <w:lang w:val="en-US" w:eastAsia="zh-CN" w:bidi="hi-IN"/>
-              </w:rPr>
-              <w:t xml:space="preserve"> </w:t>
-            </w:r>
-            <w:proofErr w:type="spellStart"/>
-            <w:r>
-              <w:rPr>
-                <w:lang w:val="en-US" w:eastAsia="zh-CN" w:bidi="hi-IN"/>
-              </w:rPr>
-              <w:t>ignoravimas</w:t>
-            </w:r>
-            <w:proofErr w:type="spellEnd"/>
-            <w:r>
-              <w:rPr>
-                <w:lang w:val="en-US" w:eastAsia="zh-CN" w:bidi="hi-IN"/>
-              </w:rPr>
-              <w:t xml:space="preserve"> </w:t>
-            </w:r>
-            <w:proofErr w:type="spellStart"/>
-            <w:r>
-              <w:rPr>
-                <w:lang w:val="en-US" w:eastAsia="zh-CN" w:bidi="hi-IN"/>
-              </w:rPr>
-              <w:t>konkrečioje</w:t>
-            </w:r>
-            <w:proofErr w:type="spellEnd"/>
-            <w:r>
-              <w:rPr>
-                <w:lang w:val="en-US" w:eastAsia="zh-CN" w:bidi="hi-IN"/>
-              </w:rPr>
-              <w:t xml:space="preserve"> </w:t>
-            </w:r>
-            <w:proofErr w:type="spellStart"/>
-            <w:r>
-              <w:rPr>
-                <w:lang w:val="en-US" w:eastAsia="zh-CN" w:bidi="hi-IN"/>
-              </w:rPr>
-              <w:t>situacijoje</w:t>
-            </w:r>
-            <w:proofErr w:type="spellEnd"/>
-            <w:r>
-              <w:rPr>
-                <w:lang w:val="en-US" w:eastAsia="zh-CN" w:bidi="hi-IN"/>
-              </w:rPr>
-              <w:t>.</w:t>
+              <w:t>Periodiniai patikrinimai, pašiepimas, asmens ignoravimas konkrečioje situacijoje.</w:t>
             </w:r>
           </w:p>
         </w:tc>
@@ -14503,35 +12770,7 @@
               <w:rPr>
                 <w:lang w:val="en-US"/>
               </w:rPr>
-              <w:t xml:space="preserve">Kaip </w:t>
-            </w:r>
-            <w:proofErr w:type="spellStart"/>
-            <w:r>
-              <w:rPr>
-                <w:lang w:val="en-US"/>
-              </w:rPr>
-              <w:t>apibūdintumėte</w:t>
-            </w:r>
-            <w:proofErr w:type="spellEnd"/>
-            <w:r>
-              <w:rPr>
-                <w:lang w:val="en-US"/>
-              </w:rPr>
-              <w:t xml:space="preserve"> </w:t>
-            </w:r>
-            <w:proofErr w:type="spellStart"/>
-            <w:r>
-              <w:rPr>
-                <w:lang w:val="en-US"/>
-              </w:rPr>
-              <w:t>diskriminaciją</w:t>
-            </w:r>
-            <w:proofErr w:type="spellEnd"/>
-            <w:r>
-              <w:rPr>
-                <w:lang w:val="en-US"/>
-              </w:rPr>
-              <w:t>?</w:t>
+              <w:t>Kaip apibūdintumėte diskriminaciją?</w:t>
             </w:r>
           </w:p>
         </w:tc>
@@ -14796,89 +13035,11 @@
                 <w:lang w:val="en-US"/>
               </w:rPr>
             </w:pPr>
-            <w:proofErr w:type="spellStart"/>
             <w:r>
               <w:rPr>
                 <w:lang w:val="en-US"/>
               </w:rPr>
-              <w:t>Pasikartojanti</w:t>
-            </w:r>
-            <w:proofErr w:type="spellEnd"/>
-            <w:r>
-              <w:rPr>
-                <w:lang w:val="en-US"/>
-              </w:rPr>
-              <w:t xml:space="preserve"> </w:t>
-            </w:r>
-            <w:proofErr w:type="spellStart"/>
-            <w:r>
-              <w:rPr>
-                <w:lang w:val="en-US"/>
-              </w:rPr>
-              <w:t>darbdavio</w:t>
-            </w:r>
-            <w:proofErr w:type="spellEnd"/>
-            <w:r>
-              <w:rPr>
-                <w:lang w:val="en-US"/>
-              </w:rPr>
-              <w:t xml:space="preserve"> </w:t>
-            </w:r>
-            <w:proofErr w:type="spellStart"/>
-            <w:r>
-              <w:rPr>
-                <w:lang w:val="en-US"/>
-              </w:rPr>
-              <w:t>kritika</w:t>
-            </w:r>
-            <w:proofErr w:type="spellEnd"/>
-            <w:r>
-              <w:rPr>
-                <w:lang w:val="en-US"/>
-              </w:rPr>
-              <w:t xml:space="preserve">, </w:t>
-            </w:r>
-            <w:proofErr w:type="spellStart"/>
-            <w:r>
-              <w:rPr>
-                <w:lang w:val="en-US"/>
-              </w:rPr>
-              <w:t>pakeltas</w:t>
-            </w:r>
-            <w:proofErr w:type="spellEnd"/>
-            <w:r>
-              <w:rPr>
-                <w:lang w:val="en-US"/>
-              </w:rPr>
-              <w:t xml:space="preserve"> balsas, </w:t>
-            </w:r>
-            <w:proofErr w:type="spellStart"/>
-            <w:r>
-              <w:rPr>
-                <w:lang w:val="en-US"/>
-              </w:rPr>
-              <w:t>norint</w:t>
-            </w:r>
-            <w:proofErr w:type="spellEnd"/>
-            <w:r>
-              <w:rPr>
-                <w:lang w:val="en-US"/>
-              </w:rPr>
-              <w:t xml:space="preserve"> </w:t>
-            </w:r>
-            <w:proofErr w:type="spellStart"/>
-            <w:r>
-              <w:rPr>
-                <w:lang w:val="en-US"/>
-              </w:rPr>
-              <w:t>nužeminti</w:t>
-            </w:r>
-            <w:proofErr w:type="spellEnd"/>
-            <w:r>
-              <w:rPr>
-                <w:lang w:val="en-US"/>
-              </w:rPr>
-              <w:t>;</w:t>
+              <w:t>Pasikartojanti darbdavio kritika, pakeltas balsas, norint nužeminti;</w:t>
             </w:r>
           </w:p>
         </w:tc>
@@ -14894,145 +13055,11 @@
                 <w:lang w:val="en-US"/>
               </w:rPr>
             </w:pPr>
-            <w:proofErr w:type="spellStart"/>
             <w:r>
               <w:rPr>
                 <w:lang w:val="en-US" w:eastAsia="zh-CN" w:bidi="hi-IN"/>
               </w:rPr>
-              <w:t>Vadovo</w:t>
-            </w:r>
-            <w:proofErr w:type="spellEnd"/>
-            <w:r>
-              <w:rPr>
-                <w:lang w:val="en-US" w:eastAsia="zh-CN" w:bidi="hi-IN"/>
-              </w:rPr>
-              <w:t xml:space="preserve"> </w:t>
-            </w:r>
-            <w:proofErr w:type="spellStart"/>
-            <w:r>
-              <w:rPr>
-                <w:lang w:val="en-US" w:eastAsia="zh-CN" w:bidi="hi-IN"/>
-              </w:rPr>
-              <w:t>pagrįstos</w:t>
-            </w:r>
-            <w:proofErr w:type="spellEnd"/>
-            <w:r>
-              <w:rPr>
-                <w:lang w:val="en-US" w:eastAsia="zh-CN" w:bidi="hi-IN"/>
-              </w:rPr>
-              <w:t xml:space="preserve"> </w:t>
-            </w:r>
-            <w:proofErr w:type="spellStart"/>
-            <w:r>
-              <w:rPr>
-                <w:lang w:val="en-US" w:eastAsia="zh-CN" w:bidi="hi-IN"/>
-              </w:rPr>
-              <w:t>pastabos</w:t>
-            </w:r>
-            <w:proofErr w:type="spellEnd"/>
-            <w:r>
-              <w:rPr>
-                <w:lang w:val="en-US" w:eastAsia="zh-CN" w:bidi="hi-IN"/>
-              </w:rPr>
-              <w:t xml:space="preserve"> </w:t>
-            </w:r>
-            <w:proofErr w:type="spellStart"/>
-            <w:r>
-              <w:rPr>
-                <w:lang w:val="en-US" w:eastAsia="zh-CN" w:bidi="hi-IN"/>
-              </w:rPr>
-              <w:t>dėl</w:t>
-            </w:r>
-            <w:proofErr w:type="spellEnd"/>
-            <w:r>
-              <w:rPr>
-                <w:lang w:val="en-US" w:eastAsia="zh-CN" w:bidi="hi-IN"/>
-              </w:rPr>
-              <w:t xml:space="preserve"> </w:t>
-            </w:r>
-            <w:proofErr w:type="spellStart"/>
-            <w:r>
-              <w:rPr>
-                <w:lang w:val="en-US" w:eastAsia="zh-CN" w:bidi="hi-IN"/>
-              </w:rPr>
-              <w:t>netvarkingos</w:t>
-            </w:r>
-            <w:proofErr w:type="spellEnd"/>
-            <w:r>
-              <w:rPr>
-                <w:lang w:val="en-US" w:eastAsia="zh-CN" w:bidi="hi-IN"/>
-              </w:rPr>
-              <w:t xml:space="preserve"> </w:t>
-            </w:r>
-            <w:proofErr w:type="spellStart"/>
-            <w:r>
-              <w:rPr>
-                <w:lang w:val="en-US" w:eastAsia="zh-CN" w:bidi="hi-IN"/>
-              </w:rPr>
-              <w:t>aprangos</w:t>
-            </w:r>
-            <w:proofErr w:type="spellEnd"/>
-            <w:r>
-              <w:rPr>
-                <w:lang w:val="en-US" w:eastAsia="zh-CN" w:bidi="hi-IN"/>
-              </w:rPr>
-              <w:t xml:space="preserve">, </w:t>
-            </w:r>
-            <w:proofErr w:type="spellStart"/>
-            <w:r>
-              <w:rPr>
-                <w:lang w:val="en-US" w:eastAsia="zh-CN" w:bidi="hi-IN"/>
-              </w:rPr>
-              <w:t>nenaudojamų</w:t>
-            </w:r>
-            <w:proofErr w:type="spellEnd"/>
-            <w:r>
-              <w:rPr>
-                <w:lang w:val="en-US" w:eastAsia="zh-CN" w:bidi="hi-IN"/>
-              </w:rPr>
-              <w:t xml:space="preserve"> </w:t>
-            </w:r>
-            <w:proofErr w:type="spellStart"/>
-            <w:r>
-              <w:rPr>
-                <w:lang w:val="en-US" w:eastAsia="zh-CN" w:bidi="hi-IN"/>
-              </w:rPr>
-              <w:t>asmeninių</w:t>
-            </w:r>
-            <w:proofErr w:type="spellEnd"/>
-            <w:r>
-              <w:rPr>
-                <w:lang w:val="en-US" w:eastAsia="zh-CN" w:bidi="hi-IN"/>
-              </w:rPr>
-              <w:t xml:space="preserve"> </w:t>
-            </w:r>
-            <w:proofErr w:type="spellStart"/>
-            <w:r>
-              <w:rPr>
-                <w:lang w:val="en-US" w:eastAsia="zh-CN" w:bidi="hi-IN"/>
-              </w:rPr>
-              <w:t>apsaugos</w:t>
-            </w:r>
-            <w:proofErr w:type="spellEnd"/>
-            <w:r>
-              <w:rPr>
-                <w:lang w:val="en-US" w:eastAsia="zh-CN" w:bidi="hi-IN"/>
-              </w:rPr>
-              <w:t xml:space="preserve"> </w:t>
-            </w:r>
-            <w:proofErr w:type="spellStart"/>
-            <w:r>
-              <w:rPr>
-                <w:lang w:val="en-US" w:eastAsia="zh-CN" w:bidi="hi-IN"/>
-              </w:rPr>
-              <w:t>priemonių</w:t>
-            </w:r>
-            <w:proofErr w:type="spellEnd"/>
-            <w:r>
-              <w:rPr>
-                <w:lang w:val="en-US" w:eastAsia="zh-CN" w:bidi="hi-IN"/>
-              </w:rPr>
-              <w:t>;</w:t>
+              <w:t>Vadovo pagrįstos pastabos dėl netvarkingos aprangos, nenaudojamų asmeninių apsaugos priemonių;</w:t>
             </w:r>
           </w:p>
         </w:tc>
@@ -15048,285 +13075,23 @@
                 <w:lang w:val="en-US" w:eastAsia="zh-CN" w:bidi="hi-IN"/>
               </w:rPr>
             </w:pPr>
-            <w:proofErr w:type="spellStart"/>
             <w:r>
               <w:rPr>
                 <w:lang w:val="en-US" w:eastAsia="zh-CN" w:bidi="hi-IN"/>
               </w:rPr>
-              <w:t>Nelygios</w:t>
+              <w:t xml:space="preserve">Nelygios sąlygos ir nesąžiningas elgesys su </w:t>
             </w:r>
-            <w:proofErr w:type="spellEnd"/>
-            <w:r>
-              <w:rPr>
-                <w:lang w:val="en-US" w:eastAsia="zh-CN" w:bidi="hi-IN"/>
-              </w:rPr>
-              <w:t xml:space="preserve"> </w:t>
-            </w:r>
-            <w:proofErr w:type="spellStart"/>
-            <w:r>
-              <w:rPr>
-                <w:lang w:val="en-US" w:eastAsia="zh-CN" w:bidi="hi-IN"/>
-              </w:rPr>
-              <w:t>sąlygos</w:t>
-            </w:r>
-            <w:proofErr w:type="spellEnd"/>
-            <w:r>
-              <w:rPr>
-                <w:lang w:val="en-US" w:eastAsia="zh-CN" w:bidi="hi-IN"/>
-              </w:rPr>
-              <w:t xml:space="preserve"> </w:t>
-            </w:r>
-            <w:proofErr w:type="spellStart"/>
-            <w:r>
-              <w:rPr>
-                <w:lang w:val="en-US" w:eastAsia="zh-CN" w:bidi="hi-IN"/>
-              </w:rPr>
-              <w:t>ir</w:t>
-            </w:r>
-            <w:proofErr w:type="spellEnd"/>
-            <w:r>
-              <w:rPr>
-                <w:lang w:val="en-US" w:eastAsia="zh-CN" w:bidi="hi-IN"/>
-              </w:rPr>
-              <w:t xml:space="preserve"> </w:t>
-            </w:r>
-            <w:proofErr w:type="spellStart"/>
-            <w:r>
-              <w:rPr>
-                <w:lang w:val="en-US" w:eastAsia="zh-CN" w:bidi="hi-IN"/>
-              </w:rPr>
-              <w:t>nesąžiningas</w:t>
-            </w:r>
-            <w:proofErr w:type="spellEnd"/>
-            <w:r>
-              <w:rPr>
-                <w:lang w:val="en-US" w:eastAsia="zh-CN" w:bidi="hi-IN"/>
-              </w:rPr>
-              <w:t xml:space="preserve"> </w:t>
-            </w:r>
-            <w:proofErr w:type="spellStart"/>
-            <w:r>
-              <w:rPr>
-                <w:lang w:val="en-US" w:eastAsia="zh-CN" w:bidi="hi-IN"/>
-              </w:rPr>
-              <w:t>elgesys</w:t>
-            </w:r>
-            <w:proofErr w:type="spellEnd"/>
-            <w:r>
-              <w:rPr>
-                <w:lang w:val="en-US" w:eastAsia="zh-CN" w:bidi="hi-IN"/>
-              </w:rPr>
-              <w:t xml:space="preserve"> </w:t>
-            </w:r>
-            <w:proofErr w:type="spellStart"/>
-            <w:r>
-              <w:rPr>
-                <w:lang w:val="en-US" w:eastAsia="zh-CN" w:bidi="hi-IN"/>
-              </w:rPr>
-              <w:t>su</w:t>
-            </w:r>
-            <w:proofErr w:type="spellEnd"/>
-            <w:r>
-              <w:rPr>
-                <w:lang w:val="en-US" w:eastAsia="zh-CN" w:bidi="hi-IN"/>
-              </w:rPr>
-              <w:t xml:space="preserve"> </w:t>
-            </w:r>
-            <w:proofErr w:type="spellStart"/>
             <w:r>
               <w:rPr>
                 <w:lang w:val="en-US"/>
               </w:rPr>
               <w:t>darbuotoju</w:t>
             </w:r>
-            <w:proofErr w:type="spellEnd"/>
             <w:r>
               <w:rPr>
                 <w:lang w:val="en-US" w:eastAsia="zh-CN" w:bidi="hi-IN"/>
               </w:rPr>
-              <w:t xml:space="preserve"> </w:t>
-            </w:r>
-            <w:proofErr w:type="spellStart"/>
-            <w:r>
-              <w:rPr>
-                <w:lang w:val="en-US" w:eastAsia="zh-CN" w:bidi="hi-IN"/>
-              </w:rPr>
-              <w:t>dėl</w:t>
-            </w:r>
-            <w:proofErr w:type="spellEnd"/>
-            <w:r>
-              <w:rPr>
-                <w:lang w:val="en-US" w:eastAsia="zh-CN" w:bidi="hi-IN"/>
-              </w:rPr>
-              <w:t xml:space="preserve"> </w:t>
-            </w:r>
-            <w:proofErr w:type="spellStart"/>
-            <w:r>
-              <w:rPr>
-                <w:lang w:val="en-US" w:eastAsia="zh-CN" w:bidi="hi-IN"/>
-              </w:rPr>
-              <w:t>amžiaus</w:t>
-            </w:r>
-            <w:proofErr w:type="spellEnd"/>
-            <w:r>
-              <w:rPr>
-                <w:lang w:val="en-US" w:eastAsia="zh-CN" w:bidi="hi-IN"/>
-              </w:rPr>
-              <w:t xml:space="preserve">, </w:t>
-            </w:r>
-            <w:proofErr w:type="spellStart"/>
-            <w:r>
-              <w:rPr>
-                <w:lang w:val="en-US" w:eastAsia="zh-CN" w:bidi="hi-IN"/>
-              </w:rPr>
-              <w:t>lyties</w:t>
-            </w:r>
-            <w:proofErr w:type="spellEnd"/>
-            <w:r>
-              <w:rPr>
-                <w:lang w:val="en-US" w:eastAsia="zh-CN" w:bidi="hi-IN"/>
-              </w:rPr>
-              <w:t xml:space="preserve">, </w:t>
-            </w:r>
-            <w:proofErr w:type="spellStart"/>
-            <w:r>
-              <w:rPr>
-                <w:lang w:val="en-US" w:eastAsia="zh-CN" w:bidi="hi-IN"/>
-              </w:rPr>
-              <w:t>negalios</w:t>
-            </w:r>
-            <w:proofErr w:type="spellEnd"/>
-            <w:r>
-              <w:rPr>
-                <w:lang w:val="en-US" w:eastAsia="zh-CN" w:bidi="hi-IN"/>
-              </w:rPr>
-              <w:t xml:space="preserve">, </w:t>
-            </w:r>
-            <w:proofErr w:type="spellStart"/>
-            <w:r>
-              <w:rPr>
-                <w:lang w:val="en-US" w:eastAsia="zh-CN" w:bidi="hi-IN"/>
-              </w:rPr>
-              <w:t>rasės</w:t>
-            </w:r>
-            <w:proofErr w:type="spellEnd"/>
-            <w:r>
-              <w:rPr>
-                <w:lang w:val="en-US" w:eastAsia="zh-CN" w:bidi="hi-IN"/>
-              </w:rPr>
-              <w:t xml:space="preserve">, </w:t>
-            </w:r>
-            <w:proofErr w:type="spellStart"/>
-            <w:r>
-              <w:rPr>
-                <w:lang w:val="en-US" w:eastAsia="zh-CN" w:bidi="hi-IN"/>
-              </w:rPr>
-              <w:t>įsitikinimų</w:t>
-            </w:r>
-            <w:proofErr w:type="spellEnd"/>
-            <w:r>
-              <w:rPr>
-                <w:lang w:val="en-US" w:eastAsia="zh-CN" w:bidi="hi-IN"/>
-              </w:rPr>
-              <w:t xml:space="preserve"> </w:t>
-            </w:r>
-            <w:proofErr w:type="spellStart"/>
-            <w:r>
-              <w:rPr>
-                <w:lang w:val="en-US" w:eastAsia="zh-CN" w:bidi="hi-IN"/>
-              </w:rPr>
-              <w:t>ar</w:t>
-            </w:r>
-            <w:proofErr w:type="spellEnd"/>
-            <w:r>
-              <w:rPr>
-                <w:lang w:val="en-US" w:eastAsia="zh-CN" w:bidi="hi-IN"/>
-              </w:rPr>
-              <w:t xml:space="preserve"> </w:t>
-            </w:r>
-            <w:proofErr w:type="spellStart"/>
-            <w:r>
-              <w:rPr>
-                <w:lang w:val="en-US" w:eastAsia="zh-CN" w:bidi="hi-IN"/>
-              </w:rPr>
-              <w:t>pažiūrų</w:t>
-            </w:r>
-            <w:proofErr w:type="spellEnd"/>
-            <w:r>
-              <w:rPr>
-                <w:lang w:val="en-US" w:eastAsia="zh-CN" w:bidi="hi-IN"/>
-              </w:rPr>
-              <w:t xml:space="preserve">, </w:t>
-            </w:r>
-            <w:proofErr w:type="spellStart"/>
-            <w:r>
-              <w:rPr>
-                <w:lang w:val="en-US" w:eastAsia="zh-CN" w:bidi="hi-IN"/>
-              </w:rPr>
-              <w:t>tautybės</w:t>
-            </w:r>
-            <w:proofErr w:type="spellEnd"/>
-            <w:r>
-              <w:rPr>
-                <w:lang w:val="en-US" w:eastAsia="zh-CN" w:bidi="hi-IN"/>
-              </w:rPr>
-              <w:t xml:space="preserve">, </w:t>
-            </w:r>
-            <w:proofErr w:type="spellStart"/>
-            <w:r>
-              <w:rPr>
-                <w:lang w:val="en-US" w:eastAsia="zh-CN" w:bidi="hi-IN"/>
-              </w:rPr>
-              <w:t>pilietybės</w:t>
-            </w:r>
-            <w:proofErr w:type="spellEnd"/>
-            <w:r>
-              <w:rPr>
-                <w:lang w:val="en-US" w:eastAsia="zh-CN" w:bidi="hi-IN"/>
-              </w:rPr>
-              <w:t xml:space="preserve">, </w:t>
-            </w:r>
-            <w:proofErr w:type="spellStart"/>
-            <w:r>
-              <w:rPr>
-                <w:lang w:val="en-US" w:eastAsia="zh-CN" w:bidi="hi-IN"/>
-              </w:rPr>
-              <w:t>kilmės</w:t>
-            </w:r>
-            <w:proofErr w:type="spellEnd"/>
-            <w:r>
-              <w:rPr>
-                <w:lang w:val="en-US" w:eastAsia="zh-CN" w:bidi="hi-IN"/>
-              </w:rPr>
-              <w:t xml:space="preserve">, </w:t>
-            </w:r>
-            <w:proofErr w:type="spellStart"/>
-            <w:r>
-              <w:rPr>
-                <w:lang w:val="en-US" w:eastAsia="zh-CN" w:bidi="hi-IN"/>
-              </w:rPr>
-              <w:t>kalbos</w:t>
-            </w:r>
-            <w:proofErr w:type="spellEnd"/>
-            <w:r>
-              <w:rPr>
-                <w:lang w:val="en-US" w:eastAsia="zh-CN" w:bidi="hi-IN"/>
-              </w:rPr>
-              <w:t xml:space="preserve">, </w:t>
-            </w:r>
-            <w:proofErr w:type="spellStart"/>
-            <w:r>
-              <w:rPr>
-                <w:lang w:val="en-US" w:eastAsia="zh-CN" w:bidi="hi-IN"/>
-              </w:rPr>
-              <w:t>tikėjimo</w:t>
-            </w:r>
-            <w:proofErr w:type="spellEnd"/>
-            <w:r>
-              <w:rPr>
-                <w:lang w:val="en-US" w:eastAsia="zh-CN" w:bidi="hi-IN"/>
-              </w:rPr>
-              <w:t>, ir pan.</w:t>
+              <w:t xml:space="preserve"> dėl amžiaus, lyties, negalios, rasės, įsitikinimų ar pažiūrų, tautybės, pilietybės, kilmės, kalbos, tikėjimo, ir pan.</w:t>
             </w:r>
           </w:p>
         </w:tc>
@@ -15339,47 +13104,11 @@
           <w:lang w:val="en-US"/>
         </w:rPr>
       </w:pPr>
-      <w:proofErr w:type="spellStart"/>
       <w:r>
         <w:rPr>
           <w:lang w:val="en-US"/>
         </w:rPr>
-        <w:t>Diskriminacijos</w:t>
-      </w:r>
-      <w:proofErr w:type="spellEnd"/>
-      <w:r>
-        <w:rPr>
-          <w:lang w:val="en-US"/>
-        </w:rPr>
-        <w:t xml:space="preserve"> </w:t>
-      </w:r>
-      <w:proofErr w:type="spellStart"/>
-      <w:r>
-        <w:rPr>
-          <w:lang w:val="en-US"/>
-        </w:rPr>
-        <w:t>darbe</w:t>
-      </w:r>
-      <w:proofErr w:type="spellEnd"/>
-      <w:r>
-        <w:rPr>
-          <w:lang w:val="en-US"/>
-        </w:rPr>
-        <w:t xml:space="preserve"> </w:t>
-      </w:r>
-      <w:proofErr w:type="spellStart"/>
-      <w:r>
-        <w:rPr>
-          <w:lang w:val="en-US"/>
-        </w:rPr>
-        <w:t>požymiai</w:t>
-      </w:r>
-      <w:proofErr w:type="spellEnd"/>
-      <w:r>
-        <w:rPr>
-          <w:lang w:val="en-US"/>
-        </w:rPr>
-        <w:t>:</w:t>
+        <w:t>Diskriminacijos darbe požymiai:</w:t>
       </w:r>
     </w:p>
     <w:p>
@@ -15393,89 +13122,11 @@
           <w:lang w:val="en-US"/>
         </w:rPr>
       </w:pPr>
-      <w:proofErr w:type="spellStart"/>
       <w:r>
         <w:rPr>
           <w:lang w:val="en-US"/>
         </w:rPr>
-        <w:t>Priedų</w:t>
-      </w:r>
-      <w:proofErr w:type="spellEnd"/>
-      <w:r>
-        <w:rPr>
-          <w:lang w:val="en-US"/>
-        </w:rPr>
-        <w:t xml:space="preserve"> </w:t>
-      </w:r>
-      <w:proofErr w:type="spellStart"/>
-      <w:r>
-        <w:rPr>
-          <w:lang w:val="en-US"/>
-        </w:rPr>
-        <w:t>neišmokėjimas</w:t>
-      </w:r>
-      <w:proofErr w:type="spellEnd"/>
-      <w:r>
-        <w:rPr>
-          <w:lang w:val="en-US"/>
-        </w:rPr>
-        <w:t xml:space="preserve"> </w:t>
-      </w:r>
-      <w:proofErr w:type="spellStart"/>
-      <w:r>
-        <w:rPr>
-          <w:lang w:val="en-US"/>
-        </w:rPr>
-        <w:t>dėl</w:t>
-      </w:r>
-      <w:proofErr w:type="spellEnd"/>
-      <w:r>
-        <w:rPr>
-          <w:lang w:val="en-US"/>
-        </w:rPr>
-        <w:t xml:space="preserve"> </w:t>
-      </w:r>
-      <w:proofErr w:type="spellStart"/>
-      <w:r>
-        <w:rPr>
-          <w:lang w:val="en-US"/>
-        </w:rPr>
-        <w:t>prastų</w:t>
-      </w:r>
-      <w:proofErr w:type="spellEnd"/>
-      <w:r>
-        <w:rPr>
-          <w:lang w:val="en-US"/>
-        </w:rPr>
-        <w:t xml:space="preserve"> </w:t>
-      </w:r>
-      <w:proofErr w:type="spellStart"/>
-      <w:r>
-        <w:rPr>
-          <w:lang w:val="en-US"/>
-        </w:rPr>
-        <w:t>rezultatų</w:t>
-      </w:r>
-      <w:proofErr w:type="spellEnd"/>
-      <w:r>
-        <w:rPr>
-          <w:lang w:val="en-US"/>
-        </w:rPr>
-        <w:t xml:space="preserve">, </w:t>
-      </w:r>
-      <w:proofErr w:type="spellStart"/>
-      <w:r>
-        <w:rPr>
-          <w:lang w:val="en-US"/>
-        </w:rPr>
-        <w:t>viršvalandžiai</w:t>
-      </w:r>
-      <w:proofErr w:type="spellEnd"/>
-      <w:r>
-        <w:rPr>
-          <w:lang w:val="en-US"/>
-        </w:rPr>
-        <w:t>;</w:t>
+        <w:t>Priedų neišmokėjimas dėl prastų rezultatų, viršvalandžiai;</w:t>
       </w:r>
     </w:p>
     <w:p>
@@ -15485,89 +13136,11 @@
           <w:lang w:val="en-US"/>
         </w:rPr>
       </w:pPr>
-      <w:proofErr w:type="spellStart"/>
       <w:r>
         <w:rPr>
           <w:lang w:val="en-US"/>
         </w:rPr>
-        <w:t>Neadekvatus</w:t>
-      </w:r>
-      <w:proofErr w:type="spellEnd"/>
-      <w:r>
-        <w:rPr>
-          <w:lang w:val="en-US"/>
-        </w:rPr>
-        <w:t xml:space="preserve"> </w:t>
-      </w:r>
-      <w:proofErr w:type="spellStart"/>
-      <w:r>
-        <w:rPr>
-          <w:lang w:val="en-US"/>
-        </w:rPr>
-        <w:t>darbo</w:t>
-      </w:r>
-      <w:proofErr w:type="spellEnd"/>
-      <w:r>
-        <w:rPr>
-          <w:lang w:val="en-US"/>
-        </w:rPr>
-        <w:t xml:space="preserve"> </w:t>
-      </w:r>
-      <w:proofErr w:type="spellStart"/>
-      <w:r>
-        <w:rPr>
-          <w:lang w:val="en-US"/>
-        </w:rPr>
-        <w:t>krūvis</w:t>
-      </w:r>
-      <w:proofErr w:type="spellEnd"/>
-      <w:r>
-        <w:rPr>
-          <w:lang w:val="en-US"/>
-        </w:rPr>
-        <w:t xml:space="preserve">, </w:t>
-      </w:r>
-      <w:proofErr w:type="spellStart"/>
-      <w:r>
-        <w:rPr>
-          <w:lang w:val="en-US"/>
-        </w:rPr>
-        <w:t>manipuliavimas</w:t>
-      </w:r>
-      <w:proofErr w:type="spellEnd"/>
-      <w:r>
-        <w:rPr>
-          <w:lang w:val="en-US"/>
-        </w:rPr>
-        <w:t xml:space="preserve"> </w:t>
-      </w:r>
-      <w:proofErr w:type="spellStart"/>
-      <w:r>
-        <w:rPr>
-          <w:lang w:val="en-US"/>
-        </w:rPr>
-        <w:t>darbo</w:t>
-      </w:r>
-      <w:proofErr w:type="spellEnd"/>
-      <w:r>
-        <w:rPr>
-          <w:lang w:val="en-US"/>
-        </w:rPr>
-        <w:t xml:space="preserve"> </w:t>
-      </w:r>
-      <w:proofErr w:type="spellStart"/>
-      <w:r>
-        <w:rPr>
-          <w:lang w:val="en-US"/>
-        </w:rPr>
-        <w:t>užmokesčiu</w:t>
-      </w:r>
-      <w:proofErr w:type="spellEnd"/>
-      <w:r>
-        <w:rPr>
-          <w:lang w:val="en-US"/>
-        </w:rPr>
-        <w:t>;</w:t>
+        <w:t>Neadekvatus darbo krūvis, manipuliavimas darbo užmokesčiu;</w:t>
       </w:r>
     </w:p>
     <w:p>
@@ -15577,89 +13150,11 @@
           <w:lang w:val="en-US" w:eastAsia="zh-CN" w:bidi="hi-IN"/>
         </w:rPr>
       </w:pPr>
-      <w:proofErr w:type="spellStart"/>
       <w:r>
         <w:rPr>
           <w:lang w:val="en-US" w:eastAsia="zh-CN" w:bidi="hi-IN"/>
         </w:rPr>
-        <w:t>Pagrįstos</w:t>
-      </w:r>
-      <w:proofErr w:type="spellEnd"/>
-      <w:r>
-        <w:rPr>
-          <w:lang w:val="en-US" w:eastAsia="zh-CN" w:bidi="hi-IN"/>
-        </w:rPr>
-        <w:t xml:space="preserve"> </w:t>
-      </w:r>
-      <w:proofErr w:type="spellStart"/>
-      <w:r>
-        <w:rPr>
-          <w:lang w:val="en-US" w:eastAsia="zh-CN" w:bidi="hi-IN"/>
-        </w:rPr>
-        <w:t>pastabos</w:t>
-      </w:r>
-      <w:proofErr w:type="spellEnd"/>
-      <w:r>
-        <w:rPr>
-          <w:lang w:val="en-US" w:eastAsia="zh-CN" w:bidi="hi-IN"/>
-        </w:rPr>
-        <w:t xml:space="preserve"> </w:t>
-      </w:r>
-      <w:proofErr w:type="spellStart"/>
-      <w:r>
-        <w:rPr>
-          <w:lang w:val="en-US" w:eastAsia="zh-CN" w:bidi="hi-IN"/>
-        </w:rPr>
-        <w:t>ir</w:t>
-      </w:r>
-      <w:proofErr w:type="spellEnd"/>
-      <w:r>
-        <w:rPr>
-          <w:lang w:val="en-US" w:eastAsia="zh-CN" w:bidi="hi-IN"/>
-        </w:rPr>
-        <w:t xml:space="preserve"> </w:t>
-      </w:r>
-      <w:proofErr w:type="spellStart"/>
-      <w:r>
-        <w:rPr>
-          <w:lang w:val="en-US" w:eastAsia="zh-CN" w:bidi="hi-IN"/>
-        </w:rPr>
-        <w:t>kritika</w:t>
-      </w:r>
-      <w:proofErr w:type="spellEnd"/>
-      <w:r>
-        <w:rPr>
-          <w:lang w:val="en-US" w:eastAsia="zh-CN" w:bidi="hi-IN"/>
-        </w:rPr>
-        <w:t xml:space="preserve">, </w:t>
-      </w:r>
-      <w:proofErr w:type="spellStart"/>
-      <w:r>
-        <w:rPr>
-          <w:lang w:val="en-US" w:eastAsia="zh-CN" w:bidi="hi-IN"/>
-        </w:rPr>
-        <w:t>periodiniai</w:t>
-      </w:r>
-      <w:proofErr w:type="spellEnd"/>
-      <w:r>
-        <w:rPr>
-          <w:lang w:val="en-US" w:eastAsia="zh-CN" w:bidi="hi-IN"/>
-        </w:rPr>
-        <w:t xml:space="preserve"> </w:t>
-      </w:r>
-      <w:proofErr w:type="spellStart"/>
-      <w:r>
-        <w:rPr>
-          <w:lang w:val="en-US" w:eastAsia="zh-CN" w:bidi="hi-IN"/>
-        </w:rPr>
-        <w:t>patikrinimai</w:t>
-      </w:r>
-      <w:proofErr w:type="spellEnd"/>
-      <w:r>
-        <w:rPr>
-          <w:lang w:val="en-US" w:eastAsia="zh-CN" w:bidi="hi-IN"/>
-        </w:rPr>
-        <w:t>.</w:t>
+        <w:t>Pagrįstos pastabos ir kritika, periodiniai patikrinimai.</w:t>
       </w:r>
     </w:p>
     <w:p>
@@ -15673,91 +13168,7 @@
         <w:rPr>
           <w:lang w:val="en-US"/>
         </w:rPr>
-        <w:t xml:space="preserve">Koks </w:t>
-      </w:r>
-      <w:proofErr w:type="spellStart"/>
-      <w:r>
-        <w:rPr>
-          <w:lang w:val="en-US"/>
-        </w:rPr>
-        <w:t>svarbiausias</w:t>
-      </w:r>
-      <w:proofErr w:type="spellEnd"/>
-      <w:r>
-        <w:rPr>
-          <w:lang w:val="en-US"/>
-        </w:rPr>
-        <w:t xml:space="preserve"> </w:t>
-      </w:r>
-      <w:proofErr w:type="spellStart"/>
-      <w:r>
-        <w:rPr>
-          <w:lang w:val="en-US"/>
-        </w:rPr>
-        <w:t>principas</w:t>
-      </w:r>
-      <w:proofErr w:type="spellEnd"/>
-      <w:r>
-        <w:rPr>
-          <w:lang w:val="en-US"/>
-        </w:rPr>
-        <w:t xml:space="preserve"> </w:t>
-      </w:r>
-      <w:proofErr w:type="spellStart"/>
-      <w:r>
-        <w:rPr>
-          <w:lang w:val="en-US"/>
-        </w:rPr>
-        <w:t>tiriant</w:t>
-      </w:r>
-      <w:proofErr w:type="spellEnd"/>
-      <w:r>
-        <w:rPr>
-          <w:lang w:val="en-US"/>
-        </w:rPr>
-        <w:t xml:space="preserve"> </w:t>
-      </w:r>
-      <w:proofErr w:type="spellStart"/>
-      <w:r>
-        <w:rPr>
-          <w:lang w:val="en-US"/>
-        </w:rPr>
-        <w:t>psichologinio</w:t>
-      </w:r>
-      <w:proofErr w:type="spellEnd"/>
-      <w:r>
-        <w:rPr>
-          <w:lang w:val="en-US"/>
-        </w:rPr>
-        <w:t xml:space="preserve"> </w:t>
-      </w:r>
-      <w:proofErr w:type="spellStart"/>
-      <w:r>
-        <w:rPr>
-          <w:lang w:val="en-US"/>
-        </w:rPr>
-        <w:t>smurto</w:t>
-      </w:r>
-      <w:proofErr w:type="spellEnd"/>
-      <w:r>
-        <w:rPr>
-          <w:lang w:val="en-US"/>
-        </w:rPr>
-        <w:t xml:space="preserve"> </w:t>
-      </w:r>
-      <w:proofErr w:type="spellStart"/>
-      <w:r>
-        <w:rPr>
-          <w:lang w:val="en-US"/>
-        </w:rPr>
-        <w:t>atvejus</w:t>
-      </w:r>
-      <w:proofErr w:type="spellEnd"/>
-      <w:r>
-        <w:rPr>
-          <w:lang w:val="en-US"/>
-        </w:rPr>
-        <w:t>?</w:t>
+        <w:t>Koks svarbiausias principas tiriant psichologinio smurto atvejus?</w:t>
       </w:r>
     </w:p>
     <w:p>
@@ -15771,42 +13182,12 @@
           <w:lang w:val="en-US"/>
         </w:rPr>
       </w:pPr>
-      <w:proofErr w:type="spellStart"/>
       <w:r>
         <w:rPr>
           <w:lang w:val="en-US"/>
         </w:rPr>
-        <w:t>Konfidencialumas</w:t>
-      </w:r>
-      <w:proofErr w:type="spellEnd"/>
-      <w:r>
-        <w:rPr>
-          <w:lang w:val="en-US"/>
-        </w:rPr>
-        <w:t xml:space="preserve"> </w:t>
-      </w:r>
-      <w:proofErr w:type="spellStart"/>
-      <w:r>
-        <w:rPr>
-          <w:lang w:val="en-US"/>
-        </w:rPr>
-        <w:t>ir</w:t>
-      </w:r>
-      <w:proofErr w:type="spellEnd"/>
-      <w:r>
-        <w:rPr>
-          <w:lang w:val="en-US"/>
-        </w:rPr>
-        <w:t xml:space="preserve"> </w:t>
-      </w:r>
-      <w:proofErr w:type="spellStart"/>
-      <w:r>
-        <w:rPr>
-          <w:lang w:val="en-US"/>
-        </w:rPr>
-        <w:t>nešališkumas</w:t>
-      </w:r>
-      <w:proofErr w:type="spellEnd"/>
+        <w:t>Konfidencialumas ir nešališkumas</w:t>
+      </w:r>
     </w:p>
     <w:p>
       <w:pPr>
@@ -15815,70 +13196,12 @@
           <w:lang w:val="en-US"/>
         </w:rPr>
       </w:pPr>
-      <w:proofErr w:type="spellStart"/>
       <w:r>
         <w:rPr>
           <w:lang w:val="en-US"/>
         </w:rPr>
-        <w:t>Viešas</w:t>
-      </w:r>
-      <w:proofErr w:type="spellEnd"/>
-      <w:r>
-        <w:rPr>
-          <w:lang w:val="en-US"/>
-        </w:rPr>
-        <w:t xml:space="preserve"> </w:t>
-      </w:r>
-      <w:proofErr w:type="spellStart"/>
-      <w:r>
-        <w:rPr>
-          <w:lang w:val="en-US"/>
-        </w:rPr>
-        <w:t>visų</w:t>
-      </w:r>
-      <w:proofErr w:type="spellEnd"/>
-      <w:r>
-        <w:rPr>
-          <w:lang w:val="en-US"/>
-        </w:rPr>
-        <w:t xml:space="preserve"> </w:t>
-      </w:r>
-      <w:proofErr w:type="spellStart"/>
-      <w:r>
-        <w:rPr>
-          <w:lang w:val="en-US"/>
-        </w:rPr>
-        <w:t>kolegų</w:t>
-      </w:r>
-      <w:proofErr w:type="spellEnd"/>
-      <w:r>
-        <w:rPr>
-          <w:lang w:val="en-US"/>
-        </w:rPr>
-        <w:t xml:space="preserve"> </w:t>
-      </w:r>
-      <w:proofErr w:type="spellStart"/>
-      <w:r>
-        <w:rPr>
-          <w:lang w:val="en-US"/>
-        </w:rPr>
-        <w:t>įtraukimas</w:t>
-      </w:r>
-      <w:proofErr w:type="spellEnd"/>
-      <w:r>
-        <w:rPr>
-          <w:lang w:val="en-US"/>
-        </w:rPr>
-        <w:t xml:space="preserve"> į </w:t>
-      </w:r>
-      <w:proofErr w:type="spellStart"/>
-      <w:r>
-        <w:rPr>
-          <w:lang w:val="en-US"/>
-        </w:rPr>
-        <w:t>tyrimą</w:t>
-      </w:r>
-      <w:proofErr w:type="spellEnd"/>
+        <w:t>Viešas visų kolegų įtraukimas į tyrimą</w:t>
+      </w:r>
     </w:p>
     <w:p>
       <w:pPr>
@@ -15887,139 +13210,25 @@
           <w:lang w:val="en-US"/>
         </w:rPr>
       </w:pPr>
-      <w:proofErr w:type="spellStart"/>
       <w:r>
         <w:rPr>
           <w:lang w:val="en-US"/>
         </w:rPr>
-        <w:t>Vadovo</w:t>
-      </w:r>
-      <w:proofErr w:type="spellEnd"/>
-      <w:r>
-        <w:rPr>
-          <w:lang w:val="en-US"/>
-        </w:rPr>
-        <w:t xml:space="preserve"> </w:t>
-      </w:r>
-      <w:proofErr w:type="spellStart"/>
-      <w:r>
-        <w:rPr>
-          <w:lang w:val="en-US"/>
-        </w:rPr>
-        <w:t>asmeninė</w:t>
-      </w:r>
-      <w:proofErr w:type="spellEnd"/>
-      <w:r>
-        <w:rPr>
-          <w:lang w:val="en-US"/>
-        </w:rPr>
-        <w:t xml:space="preserve"> </w:t>
-      </w:r>
-      <w:proofErr w:type="spellStart"/>
-      <w:r>
-        <w:rPr>
-          <w:lang w:val="en-US"/>
-        </w:rPr>
-        <w:t>nuomonė</w:t>
-      </w:r>
-      <w:proofErr w:type="spellEnd"/>
+        <w:t>Vadovo asmeninė nuomonė</w:t>
+      </w:r>
     </w:p>
     <w:p>
       <w:pPr>
         <w:pStyle w:val="NoSpacing"/>
         <w:rPr>
-          <w:lang w:val="en-US"/>
-        </w:rPr>
-      </w:pPr>
-      <w:r>
-        <w:rPr>
-          <w:lang w:val="en-US"/>
-        </w:rPr>
-        <w:t xml:space="preserve">Kas </w:t>
-      </w:r>
-      <w:proofErr w:type="spellStart"/>
-      <w:r>
-        <w:rPr>
-          <w:lang w:val="en-US"/>
-        </w:rPr>
-        <w:t>padeda</w:t>
-      </w:r>
-      <w:proofErr w:type="spellEnd"/>
-      <w:r>
-        <w:rPr>
-          <w:lang w:val="en-US"/>
-        </w:rPr>
-        <w:t xml:space="preserve"> </w:t>
-      </w:r>
-      <w:proofErr w:type="spellStart"/>
-      <w:r>
-        <w:rPr>
-          <w:lang w:val="en-US"/>
-        </w:rPr>
-        <w:t>sumažinti</w:t>
-      </w:r>
-      <w:proofErr w:type="spellEnd"/>
-      <w:r>
-        <w:rPr>
-          <w:lang w:val="en-US"/>
-        </w:rPr>
-        <w:t xml:space="preserve"> </w:t>
-      </w:r>
-      <w:proofErr w:type="spellStart"/>
-      <w:r>
-        <w:rPr>
-          <w:lang w:val="en-US"/>
-        </w:rPr>
-        <w:t>psichologinio</w:t>
-      </w:r>
-      <w:proofErr w:type="spellEnd"/>
-      <w:r>
-        <w:rPr>
-          <w:lang w:val="en-US"/>
-        </w:rPr>
-        <w:t xml:space="preserve"> </w:t>
-      </w:r>
-      <w:proofErr w:type="spellStart"/>
-      <w:r>
-        <w:rPr>
-          <w:lang w:val="en-US"/>
-        </w:rPr>
-        <w:t>smurto</w:t>
-      </w:r>
-      <w:proofErr w:type="spellEnd"/>
-      <w:r>
-        <w:rPr>
-          <w:lang w:val="en-US"/>
-        </w:rPr>
-        <w:t xml:space="preserve"> </w:t>
-      </w:r>
-      <w:proofErr w:type="spellStart"/>
-      <w:r>
-        <w:rPr>
-          <w:lang w:val="en-US"/>
-        </w:rPr>
-        <w:t>riziką</w:t>
-      </w:r>
-      <w:proofErr w:type="spellEnd"/>
-      <w:r>
-        <w:rPr>
-          <w:lang w:val="en-US"/>
-        </w:rPr>
-        <w:t xml:space="preserve"> </w:t>
-      </w:r>
-      <w:proofErr w:type="spellStart"/>
-      <w:r>
-        <w:rPr>
-          <w:lang w:val="en-US"/>
-        </w:rPr>
-        <w:t>įmonėje</w:t>
-      </w:r>
-      <w:proofErr w:type="spellEnd"/>
-      <w:r>
-        <w:rPr>
-          <w:lang w:val="en-US"/>
-        </w:rPr>
-        <w:t>?</w:t>
+          <w:lang w:val="pl-PL"/>
+        </w:rPr>
+      </w:pPr>
+      <w:r>
+        <w:rPr>
+          <w:lang w:val="pl-PL"/>
+        </w:rPr>
+        <w:t>Kas padeda sumažinti psichologinio smurto riziką įmonėje?</w:t>
       </w:r>
     </w:p>
     <w:p>
@@ -16030,87 +13239,15 @@
           <w:numId w:val="37"/>
         </w:numPr>
         <w:rPr>
-          <w:lang w:val="en-US"/>
-        </w:rPr>
-      </w:pPr>
-      <w:proofErr w:type="spellStart"/>
-      <w:r>
-        <w:rPr>
-          <w:lang w:val="en-US"/>
-        </w:rPr>
-        <w:t>Aiškios</w:t>
-      </w:r>
-      <w:proofErr w:type="spellEnd"/>
-      <w:r>
-        <w:rPr>
-          <w:lang w:val="en-US"/>
-        </w:rPr>
-        <w:t xml:space="preserve"> </w:t>
-      </w:r>
-      <w:proofErr w:type="spellStart"/>
-      <w:r>
-        <w:rPr>
-          <w:lang w:val="en-US"/>
-        </w:rPr>
-        <w:t>taisyklės</w:t>
-      </w:r>
-      <w:proofErr w:type="spellEnd"/>
-      <w:r>
-        <w:rPr>
-          <w:lang w:val="en-US"/>
-        </w:rPr>
-        <w:t xml:space="preserve">, </w:t>
-      </w:r>
-      <w:proofErr w:type="spellStart"/>
-      <w:r>
-        <w:rPr>
-          <w:lang w:val="en-US"/>
-        </w:rPr>
-        <w:t>mokymai</w:t>
-      </w:r>
-      <w:proofErr w:type="spellEnd"/>
-      <w:r>
-        <w:rPr>
-          <w:lang w:val="en-US"/>
-        </w:rPr>
-        <w:t xml:space="preserve">, </w:t>
-      </w:r>
-      <w:proofErr w:type="spellStart"/>
-      <w:r>
-        <w:rPr>
-          <w:lang w:val="en-US"/>
-        </w:rPr>
-        <w:t>saugi</w:t>
-      </w:r>
-      <w:proofErr w:type="spellEnd"/>
-      <w:r>
-        <w:rPr>
-          <w:lang w:val="en-US"/>
-        </w:rPr>
-        <w:t xml:space="preserve"> </w:t>
-      </w:r>
-      <w:proofErr w:type="spellStart"/>
-      <w:r>
-        <w:rPr>
-          <w:lang w:val="en-US"/>
-        </w:rPr>
-        <w:t>pranešimų</w:t>
-      </w:r>
-      <w:proofErr w:type="spellEnd"/>
-      <w:r>
-        <w:rPr>
-          <w:lang w:val="en-US"/>
-        </w:rPr>
-        <w:t xml:space="preserve"> </w:t>
-      </w:r>
-      <w:proofErr w:type="spellStart"/>
-      <w:r>
-        <w:rPr>
-          <w:lang w:val="en-US"/>
-        </w:rPr>
-        <w:t>sistema</w:t>
-      </w:r>
-      <w:proofErr w:type="spellEnd"/>
+          <w:lang w:val="pl-PL"/>
+        </w:rPr>
+      </w:pPr>
+      <w:r>
+        <w:rPr>
+          <w:lang w:val="pl-PL"/>
+        </w:rPr>
+        <w:t>Aiškios taisyklės, mokymai, saugi pranešimų sistema</w:t>
+      </w:r>
     </w:p>
     <w:p>
       <w:pPr>
@@ -16119,42 +13256,12 @@
           <w:lang w:val="en-US"/>
         </w:rPr>
       </w:pPr>
-      <w:proofErr w:type="spellStart"/>
       <w:r>
         <w:rPr>
           <w:lang w:val="en-US"/>
         </w:rPr>
-        <w:t>Didelis</w:t>
-      </w:r>
-      <w:proofErr w:type="spellEnd"/>
-      <w:r>
-        <w:rPr>
-          <w:lang w:val="en-US"/>
-        </w:rPr>
-        <w:t xml:space="preserve"> </w:t>
-      </w:r>
-      <w:proofErr w:type="spellStart"/>
-      <w:r>
-        <w:rPr>
-          <w:lang w:val="en-US"/>
-        </w:rPr>
-        <w:t>darbo</w:t>
-      </w:r>
-      <w:proofErr w:type="spellEnd"/>
-      <w:r>
-        <w:rPr>
-          <w:lang w:val="en-US"/>
-        </w:rPr>
-        <w:t xml:space="preserve"> </w:t>
-      </w:r>
-      <w:proofErr w:type="spellStart"/>
-      <w:r>
-        <w:rPr>
-          <w:lang w:val="en-US"/>
-        </w:rPr>
-        <w:t>krūvis</w:t>
-      </w:r>
-      <w:proofErr w:type="spellEnd"/>
+        <w:t>Didelis darbo krūvis</w:t>
+      </w:r>
     </w:p>
     <w:p>
       <w:pPr>
@@ -16163,70 +13270,12 @@
           <w:lang w:val="en-US"/>
         </w:rPr>
       </w:pPr>
-      <w:proofErr w:type="spellStart"/>
       <w:r>
         <w:rPr>
           <w:lang w:val="en-US"/>
         </w:rPr>
-        <w:t>Vadovo</w:t>
-      </w:r>
-      <w:proofErr w:type="spellEnd"/>
-      <w:r>
-        <w:rPr>
-          <w:lang w:val="en-US"/>
-        </w:rPr>
-        <w:t xml:space="preserve"> </w:t>
-      </w:r>
-      <w:proofErr w:type="spellStart"/>
-      <w:r>
-        <w:rPr>
-          <w:lang w:val="en-US"/>
-        </w:rPr>
-        <w:t>griežta</w:t>
-      </w:r>
-      <w:proofErr w:type="spellEnd"/>
-      <w:r>
-        <w:rPr>
-          <w:lang w:val="en-US"/>
-        </w:rPr>
-        <w:t xml:space="preserve"> </w:t>
-      </w:r>
-      <w:proofErr w:type="spellStart"/>
-      <w:r>
-        <w:rPr>
-          <w:lang w:val="en-US"/>
-        </w:rPr>
-        <w:t>kontrolė</w:t>
-      </w:r>
-      <w:proofErr w:type="spellEnd"/>
-      <w:r>
-        <w:rPr>
-          <w:lang w:val="en-US"/>
-        </w:rPr>
-        <w:t xml:space="preserve"> </w:t>
-      </w:r>
-      <w:proofErr w:type="spellStart"/>
-      <w:r>
-        <w:rPr>
-          <w:lang w:val="en-US"/>
-        </w:rPr>
-        <w:t>kiekvieną</w:t>
-      </w:r>
-      <w:proofErr w:type="spellEnd"/>
-      <w:r>
-        <w:rPr>
-          <w:lang w:val="en-US"/>
-        </w:rPr>
-        <w:t xml:space="preserve"> </w:t>
-      </w:r>
-      <w:proofErr w:type="spellStart"/>
-      <w:r>
-        <w:rPr>
-          <w:lang w:val="en-US"/>
-        </w:rPr>
-        <w:t>dieną</w:t>
-      </w:r>
-      <w:proofErr w:type="spellEnd"/>
+        <w:t>Vadovo griežta kontrolė kiekvieną dieną</w:t>
+      </w:r>
     </w:p>
     <w:p>
       <w:pPr>
@@ -16311,49 +13360,7 @@
                 <w:lang w:val="en-US"/>
               </w:rPr>
               <w:lastRenderedPageBreak/>
-              <w:t xml:space="preserve">Kaip </w:t>
-            </w:r>
-            <w:proofErr w:type="spellStart"/>
-            <w:r>
-              <w:rPr>
-                <w:lang w:val="en-US"/>
-              </w:rPr>
-              <w:t>apibūdintumėte</w:t>
-            </w:r>
-            <w:proofErr w:type="spellEnd"/>
-            <w:r>
-              <w:rPr>
-                <w:lang w:val="en-US"/>
-              </w:rPr>
-              <w:t xml:space="preserve"> </w:t>
-            </w:r>
-            <w:proofErr w:type="spellStart"/>
-            <w:r>
-              <w:rPr>
-                <w:lang w:val="en-US"/>
-              </w:rPr>
-              <w:t>priekabiavimą</w:t>
-            </w:r>
-            <w:proofErr w:type="spellEnd"/>
-            <w:r>
-              <w:rPr>
-                <w:lang w:val="en-US"/>
-              </w:rPr>
-              <w:t xml:space="preserve"> </w:t>
-            </w:r>
-            <w:proofErr w:type="spellStart"/>
-            <w:r>
-              <w:rPr>
-                <w:lang w:val="en-US"/>
-              </w:rPr>
-              <w:t>darbe</w:t>
-            </w:r>
-            <w:proofErr w:type="spellEnd"/>
-            <w:r>
-              <w:rPr>
-                <w:lang w:val="en-US"/>
-              </w:rPr>
-              <w:t>?</w:t>
+              <w:t>Kaip apibūdintumėte priekabiavimą darbe?</w:t>
             </w:r>
           </w:p>
         </w:tc>
@@ -16606,421 +13613,9 @@
                 <w:ilvl w:val="0"/>
                 <w:numId w:val="38"/>
               </w:numPr>
-              <w:rPr>
-                <w:lang w:val="en-US"/>
-              </w:rPr>
             </w:pPr>
             <w:r>
-              <w:rPr>
-                <w:lang w:val="en-US"/>
-              </w:rPr>
-              <w:t xml:space="preserve">Bet </w:t>
-            </w:r>
-            <w:proofErr w:type="spellStart"/>
-            <w:r>
-              <w:rPr>
-                <w:lang w:val="en-US"/>
-              </w:rPr>
-              <w:t>koks</w:t>
-            </w:r>
-            <w:proofErr w:type="spellEnd"/>
-            <w:r>
-              <w:rPr>
-                <w:lang w:val="en-US"/>
-              </w:rPr>
-              <w:t xml:space="preserve"> </w:t>
-            </w:r>
-            <w:proofErr w:type="spellStart"/>
-            <w:r>
-              <w:rPr>
-                <w:lang w:val="en-US"/>
-              </w:rPr>
-              <w:t>nepriimtinas</w:t>
-            </w:r>
-            <w:proofErr w:type="spellEnd"/>
-            <w:r>
-              <w:rPr>
-                <w:lang w:val="en-US"/>
-              </w:rPr>
-              <w:t xml:space="preserve"> </w:t>
-            </w:r>
-            <w:proofErr w:type="spellStart"/>
-            <w:r>
-              <w:rPr>
-                <w:lang w:val="en-US"/>
-              </w:rPr>
-              <w:t>elgesys</w:t>
-            </w:r>
-            <w:proofErr w:type="spellEnd"/>
-            <w:r>
-              <w:rPr>
-                <w:lang w:val="en-US"/>
-              </w:rPr>
-              <w:t xml:space="preserve"> </w:t>
-            </w:r>
-            <w:proofErr w:type="spellStart"/>
-            <w:r>
-              <w:rPr>
-                <w:lang w:val="en-US"/>
-              </w:rPr>
-              <w:t>ar</w:t>
-            </w:r>
-            <w:proofErr w:type="spellEnd"/>
-            <w:r>
-              <w:rPr>
-                <w:lang w:val="en-US"/>
-              </w:rPr>
-              <w:t xml:space="preserve"> jo </w:t>
-            </w:r>
-            <w:proofErr w:type="spellStart"/>
-            <w:r>
-              <w:rPr>
-                <w:lang w:val="en-US"/>
-              </w:rPr>
-              <w:t>grėsmė</w:t>
-            </w:r>
-            <w:proofErr w:type="spellEnd"/>
-            <w:r>
-              <w:rPr>
-                <w:lang w:val="en-US"/>
-              </w:rPr>
-              <w:t xml:space="preserve"> </w:t>
-            </w:r>
-            <w:proofErr w:type="spellStart"/>
-            <w:r>
-              <w:rPr>
-                <w:lang w:val="en-US"/>
-              </w:rPr>
-              <w:t>siekiant</w:t>
-            </w:r>
-            <w:proofErr w:type="spellEnd"/>
-            <w:r>
-              <w:rPr>
-                <w:lang w:val="en-US"/>
-              </w:rPr>
-              <w:t xml:space="preserve"> </w:t>
-            </w:r>
-            <w:proofErr w:type="spellStart"/>
-            <w:r>
-              <w:rPr>
-                <w:lang w:val="en-US"/>
-              </w:rPr>
-              <w:t>padaryti</w:t>
-            </w:r>
-            <w:proofErr w:type="spellEnd"/>
-            <w:r>
-              <w:rPr>
-                <w:lang w:val="en-US"/>
-              </w:rPr>
-              <w:t xml:space="preserve"> </w:t>
-            </w:r>
-            <w:proofErr w:type="spellStart"/>
-            <w:r>
-              <w:rPr>
-                <w:lang w:val="en-US"/>
-              </w:rPr>
-              <w:t>fizinį</w:t>
-            </w:r>
-            <w:proofErr w:type="spellEnd"/>
-            <w:r>
-              <w:rPr>
-                <w:lang w:val="en-US"/>
-              </w:rPr>
-              <w:t xml:space="preserve">, </w:t>
-            </w:r>
-            <w:proofErr w:type="spellStart"/>
-            <w:r>
-              <w:rPr>
-                <w:lang w:val="en-US"/>
-              </w:rPr>
-              <w:t>psichologinį</w:t>
-            </w:r>
-            <w:proofErr w:type="spellEnd"/>
-            <w:r>
-              <w:rPr>
-                <w:lang w:val="en-US"/>
-              </w:rPr>
-              <w:t xml:space="preserve">, </w:t>
-            </w:r>
-            <w:proofErr w:type="spellStart"/>
-            <w:r>
-              <w:rPr>
-                <w:lang w:val="en-US"/>
-              </w:rPr>
-              <w:t>seksualinį</w:t>
-            </w:r>
-            <w:proofErr w:type="spellEnd"/>
-            <w:r>
-              <w:rPr>
-                <w:lang w:val="en-US"/>
-              </w:rPr>
-              <w:t xml:space="preserve"> </w:t>
-            </w:r>
-            <w:proofErr w:type="spellStart"/>
-            <w:r>
-              <w:rPr>
-                <w:lang w:val="en-US"/>
-              </w:rPr>
-              <w:t>ar</w:t>
-            </w:r>
-            <w:proofErr w:type="spellEnd"/>
-            <w:r>
-              <w:rPr>
-                <w:lang w:val="en-US"/>
-              </w:rPr>
-              <w:t xml:space="preserve"> </w:t>
-            </w:r>
-            <w:proofErr w:type="spellStart"/>
-            <w:r>
-              <w:rPr>
-                <w:lang w:val="en-US"/>
-              </w:rPr>
-              <w:t>ekonominį</w:t>
-            </w:r>
-            <w:proofErr w:type="spellEnd"/>
-            <w:r>
-              <w:rPr>
-                <w:lang w:val="en-US"/>
-              </w:rPr>
-              <w:t xml:space="preserve"> </w:t>
-            </w:r>
-            <w:proofErr w:type="spellStart"/>
-            <w:r>
-              <w:rPr>
-                <w:lang w:val="en-US"/>
-              </w:rPr>
-              <w:t>poveikį</w:t>
-            </w:r>
-            <w:proofErr w:type="spellEnd"/>
-            <w:r>
-              <w:rPr>
-                <w:lang w:val="en-US"/>
-              </w:rPr>
-              <w:t xml:space="preserve">, kai </w:t>
-            </w:r>
-            <w:proofErr w:type="spellStart"/>
-            <w:r>
-              <w:rPr>
-                <w:lang w:val="en-US"/>
-              </w:rPr>
-              <w:t>gali</w:t>
-            </w:r>
-            <w:proofErr w:type="spellEnd"/>
-            <w:r>
-              <w:rPr>
-                <w:lang w:val="en-US"/>
-              </w:rPr>
-              <w:t xml:space="preserve"> </w:t>
-            </w:r>
-            <w:proofErr w:type="spellStart"/>
-            <w:r>
-              <w:rPr>
-                <w:lang w:val="en-US"/>
-              </w:rPr>
-              <w:t>atsirasti</w:t>
-            </w:r>
-            <w:proofErr w:type="spellEnd"/>
-            <w:r>
-              <w:rPr>
-                <w:lang w:val="en-US"/>
-              </w:rPr>
-              <w:t xml:space="preserve"> </w:t>
-            </w:r>
-            <w:proofErr w:type="spellStart"/>
-            <w:r>
-              <w:rPr>
-                <w:lang w:val="en-US"/>
-              </w:rPr>
-              <w:t>įžeidžianti</w:t>
-            </w:r>
-            <w:proofErr w:type="spellEnd"/>
-            <w:r>
-              <w:rPr>
-                <w:lang w:val="en-US"/>
-              </w:rPr>
-              <w:t xml:space="preserve"> </w:t>
-            </w:r>
-            <w:proofErr w:type="spellStart"/>
-            <w:r>
-              <w:rPr>
-                <w:lang w:val="en-US"/>
-              </w:rPr>
-              <w:t>aplinka</w:t>
-            </w:r>
-            <w:proofErr w:type="spellEnd"/>
-            <w:r>
-              <w:rPr>
-                <w:lang w:val="en-US"/>
-              </w:rPr>
-              <w:t xml:space="preserve"> </w:t>
-            </w:r>
-            <w:proofErr w:type="spellStart"/>
-            <w:r>
-              <w:rPr>
-                <w:lang w:val="en-US"/>
-              </w:rPr>
-              <w:t>arba</w:t>
-            </w:r>
-            <w:proofErr w:type="spellEnd"/>
-            <w:r>
-              <w:rPr>
-                <w:lang w:val="en-US"/>
-              </w:rPr>
-              <w:t xml:space="preserve"> (</w:t>
-            </w:r>
-            <w:proofErr w:type="spellStart"/>
-            <w:r>
-              <w:rPr>
-                <w:lang w:val="en-US"/>
-              </w:rPr>
-              <w:t>ir</w:t>
-            </w:r>
-            <w:proofErr w:type="spellEnd"/>
-            <w:r>
-              <w:rPr>
-                <w:lang w:val="en-US"/>
-              </w:rPr>
-              <w:t xml:space="preserve">) </w:t>
-            </w:r>
-            <w:proofErr w:type="spellStart"/>
-            <w:r>
-              <w:rPr>
-                <w:lang w:val="en-US"/>
-              </w:rPr>
-              <w:t>atsirado</w:t>
-            </w:r>
-            <w:proofErr w:type="spellEnd"/>
-            <w:r>
-              <w:rPr>
-                <w:lang w:val="en-US"/>
-              </w:rPr>
-              <w:t xml:space="preserve"> </w:t>
-            </w:r>
-            <w:proofErr w:type="spellStart"/>
-            <w:r>
-              <w:rPr>
-                <w:lang w:val="en-US"/>
-              </w:rPr>
-              <w:t>arba</w:t>
-            </w:r>
-            <w:proofErr w:type="spellEnd"/>
-            <w:r>
-              <w:rPr>
-                <w:lang w:val="en-US"/>
-              </w:rPr>
-              <w:t xml:space="preserve"> </w:t>
-            </w:r>
-            <w:proofErr w:type="spellStart"/>
-            <w:r>
-              <w:rPr>
-                <w:lang w:val="en-US"/>
-              </w:rPr>
-              <w:t>gali</w:t>
-            </w:r>
-            <w:proofErr w:type="spellEnd"/>
-            <w:r>
-              <w:rPr>
-                <w:lang w:val="en-US"/>
-              </w:rPr>
-              <w:t xml:space="preserve"> </w:t>
-            </w:r>
-            <w:proofErr w:type="spellStart"/>
-            <w:r>
-              <w:rPr>
-                <w:lang w:val="en-US"/>
-              </w:rPr>
-              <w:t>atsirasti</w:t>
-            </w:r>
-            <w:proofErr w:type="spellEnd"/>
-            <w:r>
-              <w:rPr>
-                <w:lang w:val="en-US"/>
-              </w:rPr>
-              <w:t xml:space="preserve"> </w:t>
-            </w:r>
-            <w:proofErr w:type="spellStart"/>
-            <w:r>
-              <w:rPr>
-                <w:lang w:val="en-US"/>
-              </w:rPr>
-              <w:t>fizinė</w:t>
-            </w:r>
-            <w:proofErr w:type="spellEnd"/>
-            <w:r>
-              <w:rPr>
-                <w:lang w:val="en-US"/>
-              </w:rPr>
-              <w:t xml:space="preserve">, </w:t>
-            </w:r>
-            <w:proofErr w:type="spellStart"/>
-            <w:r>
-              <w:rPr>
-                <w:lang w:val="en-US"/>
-              </w:rPr>
-              <w:t>turtinė</w:t>
-            </w:r>
-            <w:proofErr w:type="spellEnd"/>
-            <w:r>
-              <w:rPr>
-                <w:lang w:val="en-US"/>
-              </w:rPr>
-              <w:t xml:space="preserve"> </w:t>
-            </w:r>
-            <w:proofErr w:type="spellStart"/>
-            <w:r>
-              <w:rPr>
-                <w:lang w:val="en-US"/>
-              </w:rPr>
-              <w:t>ir</w:t>
-            </w:r>
-            <w:proofErr w:type="spellEnd"/>
-            <w:r>
-              <w:rPr>
-                <w:lang w:val="en-US"/>
-              </w:rPr>
-              <w:t xml:space="preserve"> (</w:t>
-            </w:r>
-            <w:proofErr w:type="spellStart"/>
-            <w:r>
-              <w:rPr>
-                <w:lang w:val="en-US"/>
-              </w:rPr>
-              <w:t>arba</w:t>
-            </w:r>
-            <w:proofErr w:type="spellEnd"/>
-            <w:r>
-              <w:rPr>
-                <w:lang w:val="en-US"/>
-              </w:rPr>
-              <w:t xml:space="preserve">) </w:t>
-            </w:r>
-            <w:proofErr w:type="spellStart"/>
-            <w:r>
-              <w:rPr>
-                <w:lang w:val="en-US"/>
-              </w:rPr>
-              <w:t>neturtinė</w:t>
-            </w:r>
-            <w:proofErr w:type="spellEnd"/>
-            <w:r>
-              <w:rPr>
-                <w:lang w:val="en-US"/>
-              </w:rPr>
-              <w:t xml:space="preserve"> </w:t>
-            </w:r>
-            <w:proofErr w:type="spellStart"/>
-            <w:r>
-              <w:rPr>
-                <w:lang w:val="en-US"/>
-              </w:rPr>
-              <w:t>žala</w:t>
-            </w:r>
-            <w:proofErr w:type="spellEnd"/>
-            <w:r>
-              <w:rPr>
-                <w:lang w:val="en-US"/>
-              </w:rPr>
-              <w:t>;</w:t>
+              <w:t>Bet koks nepriimtinas elgesys ar jo grėsmė siekiant padaryti fizinį, psichologinį, seksualinį ar ekonominį poveikį, kai gali atsirasti įžeidžianti aplinka arba (ir) atsirado arba gali atsirasti fizinė, turtinė ir (arba) neturtinė žala;</w:t>
             </w:r>
           </w:p>
         </w:tc>
@@ -17032,149 +13627,12 @@
           <w:p>
             <w:pPr>
               <w:pStyle w:val="Heading1"/>
-              <w:rPr>
-                <w:lang w:val="en-US"/>
-              </w:rPr>
-            </w:pPr>
-            <w:proofErr w:type="spellStart"/>
+            </w:pPr>
             <w:r>
               <w:rPr>
-                <w:lang w:val="en-US" w:eastAsia="zh-CN" w:bidi="hi-IN"/>
-              </w:rPr>
-              <w:t>Turtinė</w:t>
-            </w:r>
-            <w:proofErr w:type="spellEnd"/>
-            <w:r>
-              <w:rPr>
-                <w:lang w:val="en-US" w:eastAsia="zh-CN" w:bidi="hi-IN"/>
-              </w:rPr>
-              <w:t xml:space="preserve"> </w:t>
-            </w:r>
-            <w:proofErr w:type="spellStart"/>
-            <w:r>
-              <w:rPr>
-                <w:lang w:val="en-US" w:eastAsia="zh-CN" w:bidi="hi-IN"/>
-              </w:rPr>
-              <w:t>ir</w:t>
-            </w:r>
-            <w:proofErr w:type="spellEnd"/>
-            <w:r>
-              <w:rPr>
-                <w:lang w:val="en-US" w:eastAsia="zh-CN" w:bidi="hi-IN"/>
-              </w:rPr>
-              <w:t xml:space="preserve"> </w:t>
-            </w:r>
-            <w:proofErr w:type="spellStart"/>
-            <w:r>
-              <w:rPr>
-                <w:lang w:val="en-US" w:eastAsia="zh-CN" w:bidi="hi-IN"/>
-              </w:rPr>
-              <w:t>neturtinė</w:t>
-            </w:r>
-            <w:proofErr w:type="spellEnd"/>
-            <w:r>
-              <w:rPr>
-                <w:lang w:val="en-US" w:eastAsia="zh-CN" w:bidi="hi-IN"/>
-              </w:rPr>
-              <w:t xml:space="preserve"> </w:t>
-            </w:r>
-            <w:proofErr w:type="spellStart"/>
-            <w:r>
-              <w:rPr>
-                <w:lang w:val="en-US" w:eastAsia="zh-CN" w:bidi="hi-IN"/>
-              </w:rPr>
-              <w:t>žala</w:t>
-            </w:r>
-            <w:proofErr w:type="spellEnd"/>
-            <w:r>
-              <w:rPr>
-                <w:lang w:val="en-US" w:eastAsia="zh-CN" w:bidi="hi-IN"/>
-              </w:rPr>
-              <w:t xml:space="preserve"> </w:t>
-            </w:r>
-            <w:proofErr w:type="spellStart"/>
-            <w:r>
-              <w:rPr>
-                <w:lang w:val="en-US" w:eastAsia="zh-CN" w:bidi="hi-IN"/>
-              </w:rPr>
-              <w:t>patirta</w:t>
-            </w:r>
-            <w:proofErr w:type="spellEnd"/>
-            <w:r>
-              <w:rPr>
-                <w:lang w:val="en-US" w:eastAsia="zh-CN" w:bidi="hi-IN"/>
-              </w:rPr>
-              <w:t xml:space="preserve"> </w:t>
-            </w:r>
-            <w:proofErr w:type="spellStart"/>
-            <w:r>
-              <w:rPr>
-                <w:lang w:val="en-US" w:eastAsia="zh-CN" w:bidi="hi-IN"/>
-              </w:rPr>
-              <w:t>dirbant</w:t>
-            </w:r>
-            <w:proofErr w:type="spellEnd"/>
-            <w:r>
-              <w:rPr>
-                <w:lang w:val="en-US" w:eastAsia="zh-CN" w:bidi="hi-IN"/>
-              </w:rPr>
-              <w:t xml:space="preserve"> </w:t>
-            </w:r>
-            <w:proofErr w:type="spellStart"/>
-            <w:r>
-              <w:rPr>
-                <w:lang w:val="en-US" w:eastAsia="zh-CN" w:bidi="hi-IN"/>
-              </w:rPr>
-              <w:t>ilgą</w:t>
-            </w:r>
-            <w:proofErr w:type="spellEnd"/>
-            <w:r>
-              <w:rPr>
-                <w:lang w:val="en-US" w:eastAsia="zh-CN" w:bidi="hi-IN"/>
-              </w:rPr>
-              <w:t xml:space="preserve"> </w:t>
-            </w:r>
-            <w:proofErr w:type="spellStart"/>
-            <w:r>
-              <w:rPr>
-                <w:lang w:val="en-US" w:eastAsia="zh-CN" w:bidi="hi-IN"/>
-              </w:rPr>
-              <w:t>laiką</w:t>
-            </w:r>
-            <w:proofErr w:type="spellEnd"/>
-            <w:r>
-              <w:rPr>
-                <w:lang w:val="en-US" w:eastAsia="zh-CN" w:bidi="hi-IN"/>
-              </w:rPr>
-              <w:t xml:space="preserve"> </w:t>
-            </w:r>
-            <w:proofErr w:type="spellStart"/>
-            <w:r>
-              <w:rPr>
-                <w:lang w:val="en-US" w:eastAsia="zh-CN" w:bidi="hi-IN"/>
-              </w:rPr>
-              <w:t>darbo</w:t>
-            </w:r>
-            <w:proofErr w:type="spellEnd"/>
-            <w:r>
-              <w:rPr>
-                <w:lang w:val="en-US" w:eastAsia="zh-CN" w:bidi="hi-IN"/>
-              </w:rPr>
-              <w:t xml:space="preserve"> </w:t>
-            </w:r>
-            <w:proofErr w:type="spellStart"/>
-            <w:r>
-              <w:rPr>
-                <w:lang w:val="en-US" w:eastAsia="zh-CN" w:bidi="hi-IN"/>
-              </w:rPr>
-              <w:t>vietoje</w:t>
-            </w:r>
-            <w:proofErr w:type="spellEnd"/>
-            <w:r>
-              <w:rPr>
-                <w:lang w:val="en-US" w:eastAsia="zh-CN" w:bidi="hi-IN"/>
-              </w:rPr>
-              <w:t>;</w:t>
+                <w:lang w:eastAsia="zh-CN" w:bidi="hi-IN"/>
+              </w:rPr>
+              <w:t>Turtinė ir neturtinė žala patirta dirbant ilgą laiką darbo vietoje;</w:t>
             </w:r>
           </w:p>
         </w:tc>
@@ -17187,120 +13645,14 @@
             <w:pPr>
               <w:pStyle w:val="Heading1"/>
               <w:rPr>
-                <w:lang w:val="en-US" w:eastAsia="zh-CN" w:bidi="hi-IN"/>
-              </w:rPr>
-            </w:pPr>
-            <w:proofErr w:type="spellStart"/>
+                <w:lang w:eastAsia="zh-CN" w:bidi="hi-IN"/>
+              </w:rPr>
+            </w:pPr>
             <w:r>
               <w:rPr>
-                <w:lang w:val="en-US" w:eastAsia="zh-CN" w:bidi="hi-IN"/>
-              </w:rPr>
-              <w:t>Izoliacija</w:t>
-            </w:r>
-            <w:proofErr w:type="spellEnd"/>
-            <w:r>
-              <w:rPr>
-                <w:lang w:val="en-US" w:eastAsia="zh-CN" w:bidi="hi-IN"/>
-              </w:rPr>
-              <w:t xml:space="preserve"> </w:t>
-            </w:r>
-            <w:proofErr w:type="spellStart"/>
-            <w:r>
-              <w:rPr>
-                <w:lang w:val="en-US" w:eastAsia="zh-CN" w:bidi="hi-IN"/>
-              </w:rPr>
-              <w:t>ir</w:t>
-            </w:r>
-            <w:proofErr w:type="spellEnd"/>
-            <w:r>
-              <w:rPr>
-                <w:lang w:val="en-US" w:eastAsia="zh-CN" w:bidi="hi-IN"/>
-              </w:rPr>
-              <w:t xml:space="preserve"> </w:t>
-            </w:r>
-            <w:proofErr w:type="spellStart"/>
-            <w:r>
-              <w:rPr>
-                <w:lang w:val="en-US" w:eastAsia="zh-CN" w:bidi="hi-IN"/>
-              </w:rPr>
-              <w:t>ignoravimas</w:t>
-            </w:r>
-            <w:proofErr w:type="spellEnd"/>
-            <w:r>
-              <w:rPr>
-                <w:lang w:val="en-US" w:eastAsia="zh-CN" w:bidi="hi-IN"/>
-              </w:rPr>
-              <w:t xml:space="preserve"> </w:t>
-            </w:r>
-            <w:proofErr w:type="spellStart"/>
-            <w:r>
-              <w:rPr>
-                <w:lang w:val="en-US" w:eastAsia="zh-CN" w:bidi="hi-IN"/>
-              </w:rPr>
-              <w:t>darbo</w:t>
-            </w:r>
-            <w:proofErr w:type="spellEnd"/>
-            <w:r>
-              <w:rPr>
-                <w:lang w:val="en-US" w:eastAsia="zh-CN" w:bidi="hi-IN"/>
-              </w:rPr>
-              <w:t xml:space="preserve"> </w:t>
-            </w:r>
-            <w:proofErr w:type="spellStart"/>
-            <w:r>
-              <w:rPr>
-                <w:lang w:val="en-US" w:eastAsia="zh-CN" w:bidi="hi-IN"/>
-              </w:rPr>
-              <w:t>vietoje</w:t>
-            </w:r>
-            <w:proofErr w:type="spellEnd"/>
-            <w:r>
-              <w:rPr>
-                <w:lang w:val="en-US" w:eastAsia="zh-CN" w:bidi="hi-IN"/>
-              </w:rPr>
-              <w:t xml:space="preserve"> </w:t>
-            </w:r>
-            <w:proofErr w:type="spellStart"/>
-            <w:r>
-              <w:rPr>
-                <w:lang w:val="en-US" w:eastAsia="zh-CN" w:bidi="hi-IN"/>
-              </w:rPr>
-              <w:t>kolegų</w:t>
-            </w:r>
-            <w:proofErr w:type="spellEnd"/>
-            <w:r>
-              <w:rPr>
-                <w:lang w:val="en-US" w:eastAsia="zh-CN" w:bidi="hi-IN"/>
-              </w:rPr>
-              <w:t xml:space="preserve"> </w:t>
-            </w:r>
-            <w:proofErr w:type="spellStart"/>
-            <w:r>
-              <w:rPr>
-                <w:lang w:val="en-US" w:eastAsia="zh-CN" w:bidi="hi-IN"/>
-              </w:rPr>
-              <w:t>arba</w:t>
-            </w:r>
-            <w:proofErr w:type="spellEnd"/>
-            <w:r>
-              <w:rPr>
-                <w:lang w:val="en-US" w:eastAsia="zh-CN" w:bidi="hi-IN"/>
-              </w:rPr>
-              <w:t xml:space="preserve"> </w:t>
-            </w:r>
-            <w:proofErr w:type="spellStart"/>
-            <w:r>
-              <w:rPr>
-                <w:lang w:val="en-US" w:eastAsia="zh-CN" w:bidi="hi-IN"/>
-              </w:rPr>
-              <w:t>darbdavio</w:t>
-            </w:r>
-            <w:proofErr w:type="spellEnd"/>
-            <w:r>
-              <w:rPr>
-                <w:lang w:val="en-US" w:eastAsia="zh-CN" w:bidi="hi-IN"/>
-              </w:rPr>
-              <w:t>.</w:t>
+                <w:lang w:eastAsia="zh-CN" w:bidi="hi-IN"/>
+              </w:rPr>
+              <w:t>Izoliacija ir ignoravimas darbo vietoje kolegų arba darbdavio.</w:t>
             </w:r>
           </w:p>
         </w:tc>
@@ -17318,70 +13670,14 @@
             <w:pPr>
               <w:pStyle w:val="NoSpacing"/>
               <w:rPr>
-                <w:lang w:val="en-US"/>
+                <w:lang w:val="pl-PL"/>
               </w:rPr>
             </w:pPr>
             <w:r>
               <w:rPr>
-                <w:lang w:val="en-US"/>
-              </w:rPr>
-              <w:t xml:space="preserve">Kas </w:t>
-            </w:r>
-            <w:proofErr w:type="spellStart"/>
-            <w:r>
-              <w:rPr>
-                <w:lang w:val="en-US"/>
-              </w:rPr>
-              <w:t>nelaikoma</w:t>
-            </w:r>
-            <w:proofErr w:type="spellEnd"/>
-            <w:r>
-              <w:rPr>
-                <w:lang w:val="en-US"/>
-              </w:rPr>
-              <w:t xml:space="preserve"> </w:t>
-            </w:r>
-            <w:proofErr w:type="spellStart"/>
-            <w:r>
-              <w:rPr>
-                <w:lang w:val="en-US"/>
-              </w:rPr>
-              <w:t>psichologiniu</w:t>
-            </w:r>
-            <w:proofErr w:type="spellEnd"/>
-            <w:r>
-              <w:rPr>
-                <w:lang w:val="en-US"/>
-              </w:rPr>
-              <w:t xml:space="preserve"> </w:t>
-            </w:r>
-            <w:proofErr w:type="spellStart"/>
-            <w:r>
-              <w:rPr>
-                <w:lang w:val="en-US"/>
-              </w:rPr>
-              <w:t>smurtu</w:t>
-            </w:r>
-            <w:proofErr w:type="spellEnd"/>
-            <w:r>
-              <w:rPr>
-                <w:lang w:val="en-US"/>
-              </w:rPr>
-              <w:t xml:space="preserve"> </w:t>
-            </w:r>
-            <w:proofErr w:type="spellStart"/>
-            <w:r>
-              <w:rPr>
-                <w:lang w:val="en-US"/>
-              </w:rPr>
-              <w:t>darbe</w:t>
-            </w:r>
-            <w:proofErr w:type="spellEnd"/>
-            <w:r>
-              <w:rPr>
-                <w:lang w:val="en-US"/>
-              </w:rPr>
-              <w:t>?</w:t>
+                <w:lang w:val="pl-PL"/>
+              </w:rPr>
+              <w:t>Kas nelaikoma psichologiniu smurtu darbe?</w:t>
             </w:r>
           </w:p>
         </w:tc>
@@ -17640,177 +13936,9 @@
                 <w:ilvl w:val="0"/>
                 <w:numId w:val="32"/>
               </w:numPr>
-              <w:rPr>
-                <w:lang w:val="en-US"/>
-              </w:rPr>
-            </w:pPr>
-            <w:proofErr w:type="spellStart"/>
+            </w:pPr>
             <w:r>
-              <w:rPr>
-                <w:lang w:val="en-US"/>
-              </w:rPr>
-              <w:t>Skirtingų</w:t>
-            </w:r>
-            <w:proofErr w:type="spellEnd"/>
-            <w:r>
-              <w:rPr>
-                <w:lang w:val="en-US"/>
-              </w:rPr>
-              <w:t xml:space="preserve"> </w:t>
-            </w:r>
-            <w:proofErr w:type="spellStart"/>
-            <w:r>
-              <w:rPr>
-                <w:lang w:val="en-US"/>
-              </w:rPr>
-              <w:t>nuomonių</w:t>
-            </w:r>
-            <w:proofErr w:type="spellEnd"/>
-            <w:r>
-              <w:rPr>
-                <w:lang w:val="en-US"/>
-              </w:rPr>
-              <w:t xml:space="preserve"> </w:t>
-            </w:r>
-            <w:proofErr w:type="spellStart"/>
-            <w:r>
-              <w:rPr>
-                <w:lang w:val="en-US"/>
-              </w:rPr>
-              <w:t>reiškimas</w:t>
-            </w:r>
-            <w:proofErr w:type="spellEnd"/>
-            <w:r>
-              <w:rPr>
-                <w:lang w:val="en-US"/>
-              </w:rPr>
-              <w:t xml:space="preserve">, </w:t>
-            </w:r>
-            <w:proofErr w:type="spellStart"/>
-            <w:r>
-              <w:rPr>
-                <w:lang w:val="en-US"/>
-              </w:rPr>
-              <w:t>darbuotojo</w:t>
-            </w:r>
-            <w:proofErr w:type="spellEnd"/>
-            <w:r>
-              <w:rPr>
-                <w:lang w:val="en-US"/>
-              </w:rPr>
-              <w:t xml:space="preserve"> </w:t>
-            </w:r>
-            <w:proofErr w:type="spellStart"/>
-            <w:r>
-              <w:rPr>
-                <w:lang w:val="en-US"/>
-              </w:rPr>
-              <w:t>elgesys</w:t>
-            </w:r>
-            <w:proofErr w:type="spellEnd"/>
-            <w:r>
-              <w:rPr>
-                <w:lang w:val="en-US"/>
-              </w:rPr>
-              <w:t xml:space="preserve"> </w:t>
-            </w:r>
-            <w:proofErr w:type="spellStart"/>
-            <w:r>
-              <w:rPr>
-                <w:lang w:val="en-US"/>
-              </w:rPr>
-              <w:t>dėl</w:t>
-            </w:r>
-            <w:proofErr w:type="spellEnd"/>
-            <w:r>
-              <w:rPr>
-                <w:lang w:val="en-US"/>
-              </w:rPr>
-              <w:t xml:space="preserve"> </w:t>
-            </w:r>
-            <w:proofErr w:type="spellStart"/>
-            <w:r>
-              <w:rPr>
-                <w:lang w:val="en-US"/>
-              </w:rPr>
-              <w:t>informacijos</w:t>
-            </w:r>
-            <w:proofErr w:type="spellEnd"/>
-            <w:r>
-              <w:rPr>
-                <w:lang w:val="en-US"/>
-              </w:rPr>
-              <w:t xml:space="preserve"> </w:t>
-            </w:r>
-            <w:proofErr w:type="spellStart"/>
-            <w:r>
-              <w:rPr>
-                <w:lang w:val="en-US"/>
-              </w:rPr>
-              <w:t>stokos</w:t>
-            </w:r>
-            <w:proofErr w:type="spellEnd"/>
-            <w:r>
-              <w:rPr>
-                <w:lang w:val="en-US"/>
-              </w:rPr>
-              <w:t xml:space="preserve">, </w:t>
-            </w:r>
-            <w:proofErr w:type="spellStart"/>
-            <w:r>
-              <w:rPr>
-                <w:lang w:val="en-US"/>
-              </w:rPr>
-              <w:t>pagrįsta</w:t>
-            </w:r>
-            <w:proofErr w:type="spellEnd"/>
-            <w:r>
-              <w:rPr>
-                <w:lang w:val="en-US"/>
-              </w:rPr>
-              <w:t xml:space="preserve"> </w:t>
-            </w:r>
-            <w:proofErr w:type="spellStart"/>
-            <w:r>
-              <w:rPr>
-                <w:lang w:val="en-US"/>
-              </w:rPr>
-              <w:t>kritika</w:t>
-            </w:r>
-            <w:proofErr w:type="spellEnd"/>
-            <w:r>
-              <w:rPr>
-                <w:lang w:val="en-US"/>
-              </w:rPr>
-              <w:t xml:space="preserve"> </w:t>
-            </w:r>
-            <w:proofErr w:type="spellStart"/>
-            <w:r>
-              <w:rPr>
-                <w:lang w:val="en-US"/>
-              </w:rPr>
-              <w:t>ir</w:t>
-            </w:r>
-            <w:proofErr w:type="spellEnd"/>
-            <w:r>
-              <w:rPr>
-                <w:lang w:val="en-US"/>
-              </w:rPr>
-              <w:t xml:space="preserve"> </w:t>
-            </w:r>
-            <w:proofErr w:type="spellStart"/>
-            <w:r>
-              <w:rPr>
-                <w:lang w:val="en-US"/>
-              </w:rPr>
-              <w:t>pastabos</w:t>
-            </w:r>
-            <w:proofErr w:type="spellEnd"/>
-            <w:r>
-              <w:rPr>
-                <w:lang w:val="en-US"/>
-              </w:rPr>
-              <w:t>;</w:t>
+              <w:t>Skirtingų nuomonių reiškimas, darbuotojo elgesys dėl informacijos stokos, pagrįsta kritika ir pastabos;</w:t>
             </w:r>
           </w:p>
         </w:tc>
@@ -17826,103 +13954,11 @@
                 <w:lang w:val="en-US"/>
               </w:rPr>
             </w:pPr>
-            <w:proofErr w:type="spellStart"/>
             <w:r>
               <w:rPr>
                 <w:lang w:val="en-US" w:eastAsia="zh-CN" w:bidi="hi-IN"/>
               </w:rPr>
-              <w:t>Aprangos</w:t>
-            </w:r>
-            <w:proofErr w:type="spellEnd"/>
-            <w:r>
-              <w:rPr>
-                <w:lang w:val="en-US" w:eastAsia="zh-CN" w:bidi="hi-IN"/>
-              </w:rPr>
-              <w:t xml:space="preserve"> </w:t>
-            </w:r>
-            <w:proofErr w:type="spellStart"/>
-            <w:r>
-              <w:rPr>
-                <w:lang w:val="en-US" w:eastAsia="zh-CN" w:bidi="hi-IN"/>
-              </w:rPr>
-              <w:t>kritikavimas</w:t>
-            </w:r>
-            <w:proofErr w:type="spellEnd"/>
-            <w:r>
-              <w:rPr>
-                <w:lang w:val="en-US" w:eastAsia="zh-CN" w:bidi="hi-IN"/>
-              </w:rPr>
-              <w:t xml:space="preserve">, </w:t>
-            </w:r>
-            <w:proofErr w:type="spellStart"/>
-            <w:r>
-              <w:rPr>
-                <w:lang w:val="en-US" w:eastAsia="zh-CN" w:bidi="hi-IN"/>
-              </w:rPr>
-              <w:t>pašiepimas</w:t>
-            </w:r>
-            <w:proofErr w:type="spellEnd"/>
-            <w:r>
-              <w:rPr>
-                <w:lang w:val="en-US" w:eastAsia="zh-CN" w:bidi="hi-IN"/>
-              </w:rPr>
-              <w:t xml:space="preserve"> </w:t>
-            </w:r>
-            <w:proofErr w:type="spellStart"/>
-            <w:r>
-              <w:rPr>
-                <w:lang w:val="en-US" w:eastAsia="zh-CN" w:bidi="hi-IN"/>
-              </w:rPr>
-              <w:t>religinių</w:t>
-            </w:r>
-            <w:proofErr w:type="spellEnd"/>
-            <w:r>
-              <w:rPr>
-                <w:lang w:val="en-US" w:eastAsia="zh-CN" w:bidi="hi-IN"/>
-              </w:rPr>
-              <w:t xml:space="preserve"> </w:t>
-            </w:r>
-            <w:proofErr w:type="spellStart"/>
-            <w:r>
-              <w:rPr>
-                <w:lang w:val="en-US" w:eastAsia="zh-CN" w:bidi="hi-IN"/>
-              </w:rPr>
-              <w:t>ar</w:t>
-            </w:r>
-            <w:proofErr w:type="spellEnd"/>
-            <w:r>
-              <w:rPr>
-                <w:lang w:val="en-US" w:eastAsia="zh-CN" w:bidi="hi-IN"/>
-              </w:rPr>
-              <w:t xml:space="preserve"> </w:t>
-            </w:r>
-            <w:proofErr w:type="spellStart"/>
-            <w:r>
-              <w:rPr>
-                <w:lang w:val="en-US" w:eastAsia="zh-CN" w:bidi="hi-IN"/>
-              </w:rPr>
-              <w:t>politinių</w:t>
-            </w:r>
-            <w:proofErr w:type="spellEnd"/>
-            <w:r>
-              <w:rPr>
-                <w:lang w:val="en-US" w:eastAsia="zh-CN" w:bidi="hi-IN"/>
-              </w:rPr>
-              <w:t xml:space="preserve"> </w:t>
-            </w:r>
-            <w:proofErr w:type="spellStart"/>
-            <w:r>
-              <w:rPr>
-                <w:lang w:val="en-US" w:eastAsia="zh-CN" w:bidi="hi-IN"/>
-              </w:rPr>
-              <w:t>pažiūrų</w:t>
-            </w:r>
-            <w:proofErr w:type="spellEnd"/>
-            <w:r>
-              <w:rPr>
-                <w:lang w:val="en-US" w:eastAsia="zh-CN" w:bidi="hi-IN"/>
-              </w:rPr>
-              <w:t>;</w:t>
+              <w:t>Aprangos kritikavimas, pašiepimas religinių ar politinių pažiūrų;</w:t>
             </w:r>
           </w:p>
         </w:tc>
@@ -17938,131 +13974,11 @@
                 <w:lang w:val="en-US"/>
               </w:rPr>
             </w:pPr>
-            <w:proofErr w:type="spellStart"/>
             <w:r>
               <w:rPr>
                 <w:lang w:val="en-US" w:eastAsia="zh-CN" w:bidi="hi-IN"/>
               </w:rPr>
-              <w:t>Pasikartojančios</w:t>
-            </w:r>
-            <w:proofErr w:type="spellEnd"/>
-            <w:r>
-              <w:rPr>
-                <w:lang w:val="en-US" w:eastAsia="zh-CN" w:bidi="hi-IN"/>
-              </w:rPr>
-              <w:t xml:space="preserve"> į </w:t>
-            </w:r>
-            <w:proofErr w:type="spellStart"/>
-            <w:r>
-              <w:rPr>
-                <w:lang w:val="en-US" w:eastAsia="zh-CN" w:bidi="hi-IN"/>
-              </w:rPr>
-              <w:t>asmenį</w:t>
-            </w:r>
-            <w:proofErr w:type="spellEnd"/>
-            <w:r>
-              <w:rPr>
-                <w:lang w:val="en-US" w:eastAsia="zh-CN" w:bidi="hi-IN"/>
-              </w:rPr>
-              <w:t xml:space="preserve"> </w:t>
-            </w:r>
-            <w:proofErr w:type="spellStart"/>
-            <w:r>
-              <w:rPr>
-                <w:lang w:val="en-US" w:eastAsia="zh-CN" w:bidi="hi-IN"/>
-              </w:rPr>
-              <w:t>nukreiptos</w:t>
-            </w:r>
-            <w:proofErr w:type="spellEnd"/>
-            <w:r>
-              <w:rPr>
-                <w:lang w:val="en-US" w:eastAsia="zh-CN" w:bidi="hi-IN"/>
-              </w:rPr>
-              <w:t xml:space="preserve"> </w:t>
-            </w:r>
-            <w:proofErr w:type="spellStart"/>
-            <w:r>
-              <w:rPr>
-                <w:lang w:val="en-US" w:eastAsia="zh-CN" w:bidi="hi-IN"/>
-              </w:rPr>
-              <w:t>seksistiškos</w:t>
-            </w:r>
-            <w:proofErr w:type="spellEnd"/>
-            <w:r>
-              <w:rPr>
-                <w:lang w:val="en-US" w:eastAsia="zh-CN" w:bidi="hi-IN"/>
-              </w:rPr>
-              <w:t xml:space="preserve"> </w:t>
-            </w:r>
-            <w:proofErr w:type="spellStart"/>
-            <w:r>
-              <w:rPr>
-                <w:lang w:val="en-US" w:eastAsia="zh-CN" w:bidi="hi-IN"/>
-              </w:rPr>
-              <w:t>žinutės</w:t>
-            </w:r>
-            <w:proofErr w:type="spellEnd"/>
-            <w:r>
-              <w:rPr>
-                <w:lang w:val="en-US" w:eastAsia="zh-CN" w:bidi="hi-IN"/>
-              </w:rPr>
-              <w:t xml:space="preserve">, </w:t>
-            </w:r>
-            <w:proofErr w:type="spellStart"/>
-            <w:r>
-              <w:rPr>
-                <w:lang w:val="en-US" w:eastAsia="zh-CN" w:bidi="hi-IN"/>
-              </w:rPr>
-              <w:t>kolegų</w:t>
-            </w:r>
-            <w:proofErr w:type="spellEnd"/>
-            <w:r>
-              <w:rPr>
-                <w:lang w:val="en-US" w:eastAsia="zh-CN" w:bidi="hi-IN"/>
-              </w:rPr>
-              <w:t xml:space="preserve"> </w:t>
-            </w:r>
-            <w:proofErr w:type="spellStart"/>
-            <w:r>
-              <w:rPr>
-                <w:lang w:val="en-US" w:eastAsia="zh-CN" w:bidi="hi-IN"/>
-              </w:rPr>
-              <w:t>įžeidžiančio</w:t>
-            </w:r>
-            <w:proofErr w:type="spellEnd"/>
-            <w:r>
-              <w:rPr>
-                <w:lang w:val="en-US" w:eastAsia="zh-CN" w:bidi="hi-IN"/>
-              </w:rPr>
-              <w:t xml:space="preserve"> </w:t>
-            </w:r>
-            <w:proofErr w:type="spellStart"/>
-            <w:r>
-              <w:rPr>
-                <w:lang w:val="en-US" w:eastAsia="zh-CN" w:bidi="hi-IN"/>
-              </w:rPr>
-              <w:t>pobūdžio</w:t>
-            </w:r>
-            <w:proofErr w:type="spellEnd"/>
-            <w:r>
-              <w:rPr>
-                <w:lang w:val="en-US" w:eastAsia="zh-CN" w:bidi="hi-IN"/>
-              </w:rPr>
-              <w:t xml:space="preserve"> </w:t>
-            </w:r>
-            <w:proofErr w:type="spellStart"/>
-            <w:r>
-              <w:rPr>
-                <w:lang w:val="en-US" w:eastAsia="zh-CN" w:bidi="hi-IN"/>
-              </w:rPr>
-              <w:t>komentarai</w:t>
-            </w:r>
-            <w:proofErr w:type="spellEnd"/>
-            <w:r>
-              <w:rPr>
-                <w:lang w:val="en-US" w:eastAsia="zh-CN" w:bidi="hi-IN"/>
-              </w:rPr>
-              <w:t>.</w:t>
+              <w:t>Pasikartojančios į asmenį nukreiptos seksistiškos žinutės, kolegų įžeidžiančio pobūdžio komentarai.</w:t>
             </w:r>
           </w:p>
         </w:tc>
@@ -18087,49 +14003,7 @@
               <w:rPr>
                 <w:lang w:val="en-US"/>
               </w:rPr>
-              <w:t xml:space="preserve">Kas </w:t>
-            </w:r>
-            <w:proofErr w:type="spellStart"/>
-            <w:r>
-              <w:rPr>
-                <w:lang w:val="en-US"/>
-              </w:rPr>
-              <w:t>nelaikoma</w:t>
-            </w:r>
-            <w:proofErr w:type="spellEnd"/>
-            <w:r>
-              <w:rPr>
-                <w:lang w:val="en-US"/>
-              </w:rPr>
-              <w:t xml:space="preserve"> </w:t>
-            </w:r>
-            <w:proofErr w:type="spellStart"/>
-            <w:r>
-              <w:rPr>
-                <w:lang w:val="en-US"/>
-              </w:rPr>
-              <w:t>diskriminacija</w:t>
-            </w:r>
-            <w:proofErr w:type="spellEnd"/>
-            <w:r>
-              <w:rPr>
-                <w:lang w:val="en-US"/>
-              </w:rPr>
-              <w:t xml:space="preserve"> </w:t>
-            </w:r>
-            <w:proofErr w:type="spellStart"/>
-            <w:r>
-              <w:rPr>
-                <w:lang w:val="en-US"/>
-              </w:rPr>
-              <w:t>darbe</w:t>
-            </w:r>
-            <w:proofErr w:type="spellEnd"/>
-            <w:r>
-              <w:rPr>
-                <w:lang w:val="en-US"/>
-              </w:rPr>
-              <w:t>?</w:t>
+              <w:t>Kas nelaikoma diskriminacija darbe?</w:t>
             </w:r>
           </w:p>
         </w:tc>
@@ -18397,49 +14271,7 @@
               <w:rPr>
                 <w:lang w:val="en-US"/>
               </w:rPr>
-              <w:t xml:space="preserve">Kritika </w:t>
-            </w:r>
-            <w:proofErr w:type="spellStart"/>
-            <w:r>
-              <w:rPr>
-                <w:lang w:val="en-US"/>
-              </w:rPr>
-              <w:t>dėl</w:t>
-            </w:r>
-            <w:proofErr w:type="spellEnd"/>
-            <w:r>
-              <w:rPr>
-                <w:lang w:val="en-US"/>
-              </w:rPr>
-              <w:t xml:space="preserve"> </w:t>
-            </w:r>
-            <w:proofErr w:type="spellStart"/>
-            <w:r>
-              <w:rPr>
-                <w:lang w:val="en-US"/>
-              </w:rPr>
-              <w:t>politinių</w:t>
-            </w:r>
-            <w:proofErr w:type="spellEnd"/>
-            <w:r>
-              <w:rPr>
-                <w:lang w:val="en-US"/>
-              </w:rPr>
-              <w:t xml:space="preserve"> </w:t>
-            </w:r>
-            <w:proofErr w:type="spellStart"/>
-            <w:r>
-              <w:rPr>
-                <w:lang w:val="en-US"/>
-              </w:rPr>
-              <w:t>pažiūrų</w:t>
-            </w:r>
-            <w:proofErr w:type="spellEnd"/>
-            <w:r>
-              <w:rPr>
-                <w:lang w:val="en-US"/>
-              </w:rPr>
-              <w:t>;</w:t>
+              <w:t>Kritika dėl politinių pažiūrų;</w:t>
             </w:r>
           </w:p>
         </w:tc>
@@ -18455,131 +14287,11 @@
                 <w:lang w:val="en-US"/>
               </w:rPr>
             </w:pPr>
-            <w:proofErr w:type="spellStart"/>
             <w:r>
               <w:rPr>
                 <w:lang w:val="en-US"/>
               </w:rPr>
-              <w:t>Pastovios</w:t>
-            </w:r>
-            <w:proofErr w:type="spellEnd"/>
-            <w:r>
-              <w:rPr>
-                <w:lang w:val="en-US"/>
-              </w:rPr>
-              <w:t xml:space="preserve"> </w:t>
-            </w:r>
-            <w:proofErr w:type="spellStart"/>
-            <w:r>
-              <w:rPr>
-                <w:lang w:val="en-US"/>
-              </w:rPr>
-              <w:t>pagrįstos</w:t>
-            </w:r>
-            <w:proofErr w:type="spellEnd"/>
-            <w:r>
-              <w:rPr>
-                <w:lang w:val="en-US"/>
-              </w:rPr>
-              <w:t xml:space="preserve"> </w:t>
-            </w:r>
-            <w:proofErr w:type="spellStart"/>
-            <w:r>
-              <w:rPr>
-                <w:lang w:val="en-US"/>
-              </w:rPr>
-              <w:t>pastabos</w:t>
-            </w:r>
-            <w:proofErr w:type="spellEnd"/>
-            <w:r>
-              <w:rPr>
-                <w:lang w:val="en-US"/>
-              </w:rPr>
-              <w:t xml:space="preserve"> </w:t>
-            </w:r>
-            <w:proofErr w:type="spellStart"/>
-            <w:r>
-              <w:rPr>
-                <w:lang w:val="en-US"/>
-              </w:rPr>
-              <w:t>dėl</w:t>
-            </w:r>
-            <w:proofErr w:type="spellEnd"/>
-            <w:r>
-              <w:rPr>
-                <w:lang w:val="en-US"/>
-              </w:rPr>
-              <w:t xml:space="preserve"> </w:t>
-            </w:r>
-            <w:proofErr w:type="spellStart"/>
-            <w:r>
-              <w:rPr>
-                <w:lang w:val="en-US"/>
-              </w:rPr>
-              <w:t>netvarkingos</w:t>
-            </w:r>
-            <w:proofErr w:type="spellEnd"/>
-            <w:r>
-              <w:rPr>
-                <w:lang w:val="en-US"/>
-              </w:rPr>
-              <w:t xml:space="preserve"> </w:t>
-            </w:r>
-            <w:proofErr w:type="spellStart"/>
-            <w:r>
-              <w:rPr>
-                <w:lang w:val="en-US"/>
-              </w:rPr>
-              <w:t>aprangos</w:t>
-            </w:r>
-            <w:proofErr w:type="spellEnd"/>
-            <w:r>
-              <w:rPr>
-                <w:lang w:val="en-US"/>
-              </w:rPr>
-              <w:t xml:space="preserve">, </w:t>
-            </w:r>
-            <w:proofErr w:type="spellStart"/>
-            <w:r>
-              <w:rPr>
-                <w:lang w:val="en-US"/>
-              </w:rPr>
-              <w:t>asmeninių</w:t>
-            </w:r>
-            <w:proofErr w:type="spellEnd"/>
-            <w:r>
-              <w:rPr>
-                <w:lang w:val="en-US"/>
-              </w:rPr>
-              <w:t xml:space="preserve"> </w:t>
-            </w:r>
-            <w:proofErr w:type="spellStart"/>
-            <w:r>
-              <w:rPr>
-                <w:lang w:val="en-US"/>
-              </w:rPr>
-              <w:t>apsaugos</w:t>
-            </w:r>
-            <w:proofErr w:type="spellEnd"/>
-            <w:r>
-              <w:rPr>
-                <w:lang w:val="en-US"/>
-              </w:rPr>
-              <w:t xml:space="preserve"> </w:t>
-            </w:r>
-            <w:proofErr w:type="spellStart"/>
-            <w:r>
-              <w:rPr>
-                <w:lang w:val="en-US"/>
-              </w:rPr>
-              <w:t>priemonių</w:t>
-            </w:r>
-            <w:proofErr w:type="spellEnd"/>
-            <w:r>
-              <w:rPr>
-                <w:lang w:val="en-US"/>
-              </w:rPr>
-              <w:t>;</w:t>
+              <w:t>Pastovios pagrįstos pastabos dėl netvarkingos aprangos, asmeninių apsaugos priemonių;</w:t>
             </w:r>
           </w:p>
         </w:tc>
@@ -18595,61 +14307,11 @@
                 <w:lang w:val="en-US"/>
               </w:rPr>
             </w:pPr>
-            <w:proofErr w:type="spellStart"/>
             <w:r>
               <w:rPr>
                 <w:lang w:val="en-US" w:eastAsia="zh-CN" w:bidi="hi-IN"/>
               </w:rPr>
-              <w:t>Nepagrįstos</w:t>
-            </w:r>
-            <w:proofErr w:type="spellEnd"/>
-            <w:r>
-              <w:rPr>
-                <w:lang w:val="en-US" w:eastAsia="zh-CN" w:bidi="hi-IN"/>
-              </w:rPr>
-              <w:t xml:space="preserve"> </w:t>
-            </w:r>
-            <w:proofErr w:type="spellStart"/>
-            <w:r>
-              <w:rPr>
-                <w:lang w:val="en-US" w:eastAsia="zh-CN" w:bidi="hi-IN"/>
-              </w:rPr>
-              <w:t>pastabos</w:t>
-            </w:r>
-            <w:proofErr w:type="spellEnd"/>
-            <w:r>
-              <w:rPr>
-                <w:lang w:val="en-US" w:eastAsia="zh-CN" w:bidi="hi-IN"/>
-              </w:rPr>
-              <w:t xml:space="preserve"> </w:t>
-            </w:r>
-            <w:proofErr w:type="spellStart"/>
-            <w:r>
-              <w:rPr>
-                <w:lang w:val="en-US" w:eastAsia="zh-CN" w:bidi="hi-IN"/>
-              </w:rPr>
-              <w:t>dėl</w:t>
-            </w:r>
-            <w:proofErr w:type="spellEnd"/>
-            <w:r>
-              <w:rPr>
-                <w:lang w:val="en-US" w:eastAsia="zh-CN" w:bidi="hi-IN"/>
-              </w:rPr>
-              <w:t xml:space="preserve"> </w:t>
-            </w:r>
-            <w:proofErr w:type="spellStart"/>
-            <w:r>
-              <w:rPr>
-                <w:lang w:val="en-US" w:eastAsia="zh-CN" w:bidi="hi-IN"/>
-              </w:rPr>
-              <w:t>aprangos</w:t>
-            </w:r>
-            <w:proofErr w:type="spellEnd"/>
-            <w:r>
-              <w:rPr>
-                <w:lang w:val="en-US" w:eastAsia="zh-CN" w:bidi="hi-IN"/>
-              </w:rPr>
-              <w:t>.</w:t>
+              <w:t>Nepagrįstos pastabos dėl aprangos.</w:t>
             </w:r>
           </w:p>
         </w:tc>
@@ -18666,49 +14328,7 @@
         <w:rPr>
           <w:lang w:val="en-US"/>
         </w:rPr>
-        <w:t xml:space="preserve">Kas </w:t>
-      </w:r>
-      <w:proofErr w:type="spellStart"/>
-      <w:r>
-        <w:rPr>
-          <w:lang w:val="en-US"/>
-        </w:rPr>
-        <w:t>nelaikoma</w:t>
-      </w:r>
-      <w:proofErr w:type="spellEnd"/>
-      <w:r>
-        <w:rPr>
-          <w:lang w:val="en-US"/>
-        </w:rPr>
-        <w:t xml:space="preserve"> </w:t>
-      </w:r>
-      <w:proofErr w:type="spellStart"/>
-      <w:r>
-        <w:rPr>
-          <w:lang w:val="en-US"/>
-        </w:rPr>
-        <w:t>priekabiavimu</w:t>
-      </w:r>
-      <w:proofErr w:type="spellEnd"/>
-      <w:r>
-        <w:rPr>
-          <w:lang w:val="en-US"/>
-        </w:rPr>
-        <w:t xml:space="preserve"> </w:t>
-      </w:r>
-      <w:proofErr w:type="spellStart"/>
-      <w:r>
-        <w:rPr>
-          <w:lang w:val="en-US"/>
-        </w:rPr>
-        <w:t>darbe</w:t>
-      </w:r>
-      <w:proofErr w:type="spellEnd"/>
-      <w:r>
-        <w:rPr>
-          <w:lang w:val="en-US"/>
-        </w:rPr>
-        <w:t>?</w:t>
+        <w:t>Kas nelaikoma priekabiavimu darbe?</w:t>
       </w:r>
     </w:p>
     <w:p>
@@ -18722,159 +14342,11 @@
           <w:lang w:val="en-US"/>
         </w:rPr>
       </w:pPr>
-      <w:proofErr w:type="spellStart"/>
       <w:r>
         <w:rPr>
           <w:lang w:val="en-US"/>
         </w:rPr>
-        <w:t>Darbuotojo</w:t>
-      </w:r>
-      <w:proofErr w:type="spellEnd"/>
-      <w:r>
-        <w:rPr>
-          <w:lang w:val="en-US"/>
-        </w:rPr>
-        <w:t xml:space="preserve"> </w:t>
-      </w:r>
-      <w:proofErr w:type="spellStart"/>
-      <w:r>
-        <w:rPr>
-          <w:lang w:val="en-US"/>
-        </w:rPr>
-        <w:t>elgesys</w:t>
-      </w:r>
-      <w:proofErr w:type="spellEnd"/>
-      <w:r>
-        <w:rPr>
-          <w:lang w:val="en-US"/>
-        </w:rPr>
-        <w:t xml:space="preserve"> </w:t>
-      </w:r>
-      <w:proofErr w:type="spellStart"/>
-      <w:r>
-        <w:rPr>
-          <w:lang w:val="en-US"/>
-        </w:rPr>
-        <w:t>dėl</w:t>
-      </w:r>
-      <w:proofErr w:type="spellEnd"/>
-      <w:r>
-        <w:rPr>
-          <w:lang w:val="en-US"/>
-        </w:rPr>
-        <w:t xml:space="preserve"> </w:t>
-      </w:r>
-      <w:proofErr w:type="spellStart"/>
-      <w:r>
-        <w:rPr>
-          <w:lang w:val="en-US"/>
-        </w:rPr>
-        <w:t>informacijos</w:t>
-      </w:r>
-      <w:proofErr w:type="spellEnd"/>
-      <w:r>
-        <w:rPr>
-          <w:lang w:val="en-US"/>
-        </w:rPr>
-        <w:t xml:space="preserve"> </w:t>
-      </w:r>
-      <w:proofErr w:type="spellStart"/>
-      <w:r>
-        <w:rPr>
-          <w:lang w:val="en-US"/>
-        </w:rPr>
-        <w:t>ir</w:t>
-      </w:r>
-      <w:proofErr w:type="spellEnd"/>
-      <w:r>
-        <w:rPr>
-          <w:lang w:val="en-US"/>
-        </w:rPr>
-        <w:t xml:space="preserve"> </w:t>
-      </w:r>
-      <w:proofErr w:type="spellStart"/>
-      <w:r>
-        <w:rPr>
-          <w:lang w:val="en-US"/>
-        </w:rPr>
-        <w:t>darbo</w:t>
-      </w:r>
-      <w:proofErr w:type="spellEnd"/>
-      <w:r>
-        <w:rPr>
-          <w:lang w:val="en-US"/>
-        </w:rPr>
-        <w:t xml:space="preserve"> </w:t>
-      </w:r>
-      <w:proofErr w:type="spellStart"/>
-      <w:r>
-        <w:rPr>
-          <w:lang w:val="en-US"/>
-        </w:rPr>
-        <w:t>etiketo</w:t>
-      </w:r>
-      <w:proofErr w:type="spellEnd"/>
-      <w:r>
-        <w:rPr>
-          <w:lang w:val="en-US"/>
-        </w:rPr>
-        <w:t xml:space="preserve"> </w:t>
-      </w:r>
-      <w:proofErr w:type="spellStart"/>
-      <w:r>
-        <w:rPr>
-          <w:lang w:val="en-US"/>
-        </w:rPr>
-        <w:t>stokos</w:t>
-      </w:r>
-      <w:proofErr w:type="spellEnd"/>
-      <w:r>
-        <w:rPr>
-          <w:lang w:val="en-US"/>
-        </w:rPr>
-        <w:t xml:space="preserve">, </w:t>
-      </w:r>
-      <w:proofErr w:type="spellStart"/>
-      <w:r>
-        <w:rPr>
-          <w:lang w:val="en-US"/>
-        </w:rPr>
-        <w:t>darbdavio</w:t>
-      </w:r>
-      <w:proofErr w:type="spellEnd"/>
-      <w:r>
-        <w:rPr>
-          <w:lang w:val="en-US"/>
-        </w:rPr>
-        <w:t xml:space="preserve"> </w:t>
-      </w:r>
-      <w:proofErr w:type="spellStart"/>
-      <w:r>
-        <w:rPr>
-          <w:lang w:val="en-US"/>
-        </w:rPr>
-        <w:t>pagrįstos</w:t>
-      </w:r>
-      <w:proofErr w:type="spellEnd"/>
-      <w:r>
-        <w:rPr>
-          <w:lang w:val="en-US"/>
-        </w:rPr>
-        <w:t xml:space="preserve"> </w:t>
-      </w:r>
-      <w:proofErr w:type="spellStart"/>
-      <w:r>
-        <w:rPr>
-          <w:lang w:val="en-US"/>
-        </w:rPr>
-        <w:t>pastabos</w:t>
-      </w:r>
-      <w:proofErr w:type="spellEnd"/>
-      <w:r>
-        <w:rPr>
-          <w:lang w:val="en-US"/>
-        </w:rPr>
-        <w:t>;</w:t>
+        <w:t>Darbuotojo elgesys dėl informacijos ir darbo etiketo stokos, darbdavio pagrįstos pastabos;</w:t>
       </w:r>
     </w:p>
     <w:p>
@@ -18884,103 +14356,11 @@
           <w:lang w:val="en-US"/>
         </w:rPr>
       </w:pPr>
-      <w:proofErr w:type="spellStart"/>
       <w:r>
         <w:rPr>
           <w:lang w:val="en-US"/>
         </w:rPr>
-        <w:t>Pastovus</w:t>
-      </w:r>
-      <w:proofErr w:type="spellEnd"/>
-      <w:r>
-        <w:rPr>
-          <w:lang w:val="en-US"/>
-        </w:rPr>
-        <w:t xml:space="preserve"> </w:t>
-      </w:r>
-      <w:proofErr w:type="spellStart"/>
-      <w:r>
-        <w:rPr>
-          <w:lang w:val="en-US"/>
-        </w:rPr>
-        <w:t>nepadorios</w:t>
-      </w:r>
-      <w:proofErr w:type="spellEnd"/>
-      <w:r>
-        <w:rPr>
-          <w:lang w:val="en-US"/>
-        </w:rPr>
-        <w:t xml:space="preserve"> </w:t>
-      </w:r>
-      <w:proofErr w:type="spellStart"/>
-      <w:r>
-        <w:rPr>
-          <w:lang w:val="en-US"/>
-        </w:rPr>
-        <w:t>informacijos</w:t>
-      </w:r>
-      <w:proofErr w:type="spellEnd"/>
-      <w:r>
-        <w:rPr>
-          <w:lang w:val="en-US"/>
-        </w:rPr>
-        <w:t xml:space="preserve"> </w:t>
-      </w:r>
-      <w:proofErr w:type="spellStart"/>
-      <w:r>
-        <w:rPr>
-          <w:lang w:val="en-US"/>
-        </w:rPr>
-        <w:t>siuntimas</w:t>
-      </w:r>
-      <w:proofErr w:type="spellEnd"/>
-      <w:r>
-        <w:rPr>
-          <w:lang w:val="en-US"/>
-        </w:rPr>
-        <w:t xml:space="preserve">, </w:t>
-      </w:r>
-      <w:proofErr w:type="spellStart"/>
-      <w:r>
-        <w:rPr>
-          <w:lang w:val="en-US"/>
-        </w:rPr>
-        <w:t>seksistiško</w:t>
-      </w:r>
-      <w:proofErr w:type="spellEnd"/>
-      <w:r>
-        <w:rPr>
-          <w:lang w:val="en-US"/>
-        </w:rPr>
-        <w:t xml:space="preserve"> </w:t>
-      </w:r>
-      <w:proofErr w:type="spellStart"/>
-      <w:r>
-        <w:rPr>
-          <w:lang w:val="en-US"/>
-        </w:rPr>
-        <w:t>pobūdžio</w:t>
-      </w:r>
-      <w:proofErr w:type="spellEnd"/>
-      <w:r>
-        <w:rPr>
-          <w:lang w:val="en-US"/>
-        </w:rPr>
-        <w:t xml:space="preserve"> </w:t>
-      </w:r>
-      <w:proofErr w:type="spellStart"/>
-      <w:r>
-        <w:rPr>
-          <w:lang w:val="en-US"/>
-        </w:rPr>
-        <w:t>žinutės</w:t>
-      </w:r>
-      <w:proofErr w:type="spellEnd"/>
-      <w:r>
-        <w:rPr>
-          <w:lang w:val="en-US"/>
-        </w:rPr>
-        <w:t>;</w:t>
+        <w:t>Pastovus nepadorios informacijos siuntimas, seksistiško pobūdžio žinutės;</w:t>
       </w:r>
     </w:p>
     <w:p>
@@ -18994,77 +14374,7 @@
         <w:rPr>
           <w:lang w:val="en-US"/>
         </w:rPr>
-        <w:t xml:space="preserve">Algos </w:t>
-      </w:r>
-      <w:proofErr w:type="spellStart"/>
-      <w:r>
-        <w:rPr>
-          <w:lang w:val="en-US"/>
-        </w:rPr>
-        <w:t>neišmokėjimas</w:t>
-      </w:r>
-      <w:proofErr w:type="spellEnd"/>
-      <w:r>
-        <w:rPr>
-          <w:lang w:val="en-US"/>
-        </w:rPr>
-        <w:t xml:space="preserve"> </w:t>
-      </w:r>
-      <w:proofErr w:type="spellStart"/>
-      <w:r>
-        <w:rPr>
-          <w:lang w:val="en-US"/>
-        </w:rPr>
-        <w:t>nepagrindžiant</w:t>
-      </w:r>
-      <w:proofErr w:type="spellEnd"/>
-      <w:r>
-        <w:rPr>
-          <w:lang w:val="en-US"/>
-        </w:rPr>
-        <w:t xml:space="preserve">, </w:t>
-      </w:r>
-      <w:proofErr w:type="spellStart"/>
-      <w:r>
-        <w:rPr>
-          <w:lang w:val="en-US"/>
-        </w:rPr>
-        <w:t>priedų</w:t>
-      </w:r>
-      <w:proofErr w:type="spellEnd"/>
-      <w:r>
-        <w:rPr>
-          <w:lang w:val="en-US"/>
-        </w:rPr>
-        <w:t xml:space="preserve"> </w:t>
-      </w:r>
-      <w:proofErr w:type="spellStart"/>
-      <w:r>
-        <w:rPr>
-          <w:lang w:val="en-US"/>
-        </w:rPr>
-        <w:t>nemokėjimas</w:t>
-      </w:r>
-      <w:proofErr w:type="spellEnd"/>
-      <w:r>
-        <w:rPr>
-          <w:lang w:val="en-US"/>
-        </w:rPr>
-        <w:t xml:space="preserve"> be </w:t>
-      </w:r>
-      <w:proofErr w:type="spellStart"/>
-      <w:r>
-        <w:rPr>
-          <w:lang w:val="en-US"/>
-        </w:rPr>
-        <w:t>priežasties</w:t>
-      </w:r>
-      <w:proofErr w:type="spellEnd"/>
-      <w:r>
-        <w:rPr>
-          <w:lang w:val="en-US"/>
-        </w:rPr>
-        <w:t>.</w:t>
+        <w:t>Algos neišmokėjimas nepagrindžiant, priedų nemokėjimas be priežasties.</w:t>
       </w:r>
     </w:p>
     <w:p>
@@ -19074,131 +14384,11 @@
           <w:lang w:val="en-US"/>
         </w:rPr>
       </w:pPr>
-      <w:proofErr w:type="spellStart"/>
       <w:r>
         <w:rPr>
           <w:lang w:val="en-US"/>
         </w:rPr>
-        <w:t>Tinkami</w:t>
-      </w:r>
-      <w:proofErr w:type="spellEnd"/>
-      <w:r>
-        <w:rPr>
-          <w:lang w:val="en-US"/>
-        </w:rPr>
-        <w:t xml:space="preserve"> </w:t>
-      </w:r>
-      <w:proofErr w:type="spellStart"/>
-      <w:r>
-        <w:rPr>
-          <w:lang w:val="en-US"/>
-        </w:rPr>
-        <w:t>įrodymai</w:t>
-      </w:r>
-      <w:proofErr w:type="spellEnd"/>
-      <w:r>
-        <w:rPr>
-          <w:lang w:val="en-US"/>
-        </w:rPr>
-        <w:t xml:space="preserve"> </w:t>
-      </w:r>
-      <w:proofErr w:type="spellStart"/>
-      <w:r>
-        <w:rPr>
-          <w:lang w:val="en-US"/>
-        </w:rPr>
-        <w:t>pamačius</w:t>
-      </w:r>
-      <w:proofErr w:type="spellEnd"/>
-      <w:r>
-        <w:rPr>
-          <w:lang w:val="en-US"/>
-        </w:rPr>
-        <w:t xml:space="preserve"> </w:t>
-      </w:r>
-      <w:proofErr w:type="spellStart"/>
-      <w:r>
-        <w:rPr>
-          <w:lang w:val="en-US"/>
-        </w:rPr>
-        <w:t>arba</w:t>
-      </w:r>
-      <w:proofErr w:type="spellEnd"/>
-      <w:r>
-        <w:rPr>
-          <w:lang w:val="en-US"/>
-        </w:rPr>
-        <w:t xml:space="preserve"> </w:t>
-      </w:r>
-      <w:proofErr w:type="spellStart"/>
-      <w:r>
-        <w:rPr>
-          <w:lang w:val="en-US"/>
-        </w:rPr>
-        <w:t>patyrus</w:t>
-      </w:r>
-      <w:proofErr w:type="spellEnd"/>
-      <w:r>
-        <w:rPr>
-          <w:lang w:val="en-US"/>
-        </w:rPr>
-        <w:t xml:space="preserve"> </w:t>
-      </w:r>
-      <w:proofErr w:type="spellStart"/>
-      <w:r>
-        <w:rPr>
-          <w:lang w:val="en-US"/>
-        </w:rPr>
-        <w:t>psichologinį</w:t>
-      </w:r>
-      <w:proofErr w:type="spellEnd"/>
-      <w:r>
-        <w:rPr>
-          <w:lang w:val="en-US"/>
-        </w:rPr>
-        <w:t xml:space="preserve"> </w:t>
-      </w:r>
-      <w:proofErr w:type="spellStart"/>
-      <w:r>
-        <w:rPr>
-          <w:lang w:val="en-US"/>
-        </w:rPr>
-        <w:t>ar</w:t>
-      </w:r>
-      <w:proofErr w:type="spellEnd"/>
-      <w:r>
-        <w:rPr>
-          <w:lang w:val="en-US"/>
-        </w:rPr>
-        <w:t xml:space="preserve"> </w:t>
-      </w:r>
-      <w:proofErr w:type="spellStart"/>
-      <w:r>
-        <w:rPr>
-          <w:lang w:val="en-US"/>
-        </w:rPr>
-        <w:t>fizinį</w:t>
-      </w:r>
-      <w:proofErr w:type="spellEnd"/>
-      <w:r>
-        <w:rPr>
-          <w:lang w:val="en-US"/>
-        </w:rPr>
-        <w:t xml:space="preserve"> </w:t>
-      </w:r>
-      <w:proofErr w:type="spellStart"/>
-      <w:r>
-        <w:rPr>
-          <w:lang w:val="en-US"/>
-        </w:rPr>
-        <w:t>smurtą</w:t>
-      </w:r>
-      <w:proofErr w:type="spellEnd"/>
-      <w:r>
-        <w:rPr>
-          <w:lang w:val="en-US"/>
-        </w:rPr>
-        <w:t>:</w:t>
+        <w:t>Tinkami įrodymai pamačius arba patyrus psichologinį ar fizinį smurtą:</w:t>
       </w:r>
     </w:p>
     <w:p>
@@ -19212,389 +14402,39 @@
           <w:lang w:val="en-US"/>
         </w:rPr>
       </w:pPr>
-      <w:proofErr w:type="spellStart"/>
       <w:r>
         <w:rPr>
           <w:lang w:val="en-US"/>
         </w:rPr>
-        <w:t>Išsaugotos</w:t>
-      </w:r>
-      <w:proofErr w:type="spellEnd"/>
-      <w:r>
-        <w:rPr>
-          <w:lang w:val="en-US"/>
-        </w:rPr>
-        <w:t xml:space="preserve"> SMS </w:t>
-      </w:r>
-      <w:proofErr w:type="spellStart"/>
-      <w:r>
-        <w:rPr>
-          <w:lang w:val="en-US"/>
-        </w:rPr>
-        <w:t>žinutės</w:t>
-      </w:r>
-      <w:proofErr w:type="spellEnd"/>
-      <w:r>
-        <w:rPr>
-          <w:lang w:val="en-US"/>
-        </w:rPr>
-        <w:t xml:space="preserve">, el. </w:t>
-      </w:r>
-      <w:proofErr w:type="spellStart"/>
-      <w:r>
-        <w:rPr>
-          <w:lang w:val="en-US"/>
-        </w:rPr>
-        <w:t>Laiškai</w:t>
-      </w:r>
-      <w:proofErr w:type="spellEnd"/>
-      <w:r>
-        <w:rPr>
-          <w:lang w:val="en-US"/>
-        </w:rPr>
-        <w:t xml:space="preserve">, </w:t>
-      </w:r>
-      <w:proofErr w:type="spellStart"/>
-      <w:r>
-        <w:rPr>
-          <w:lang w:val="en-US"/>
-        </w:rPr>
-        <w:t>nuotraukos</w:t>
-      </w:r>
-      <w:proofErr w:type="spellEnd"/>
-      <w:r>
-        <w:rPr>
-          <w:lang w:val="en-US"/>
-        </w:rPr>
-        <w:t xml:space="preserve"> </w:t>
-      </w:r>
-      <w:proofErr w:type="spellStart"/>
-      <w:r>
-        <w:rPr>
-          <w:lang w:val="en-US"/>
-        </w:rPr>
-        <w:t>ir</w:t>
-      </w:r>
-      <w:proofErr w:type="spellEnd"/>
-      <w:r>
-        <w:rPr>
-          <w:lang w:val="en-US"/>
-        </w:rPr>
-        <w:t xml:space="preserve"> </w:t>
-      </w:r>
-      <w:proofErr w:type="spellStart"/>
-      <w:r>
-        <w:rPr>
-          <w:lang w:val="en-US"/>
-        </w:rPr>
-        <w:t>vaizdo</w:t>
-      </w:r>
-      <w:proofErr w:type="spellEnd"/>
-      <w:r>
-        <w:rPr>
-          <w:lang w:val="en-US"/>
-        </w:rPr>
-        <w:t xml:space="preserve"> </w:t>
-      </w:r>
-      <w:proofErr w:type="spellStart"/>
-      <w:r>
-        <w:rPr>
-          <w:lang w:val="en-US"/>
-        </w:rPr>
-        <w:t>bei</w:t>
-      </w:r>
-      <w:proofErr w:type="spellEnd"/>
-      <w:r>
-        <w:rPr>
-          <w:lang w:val="en-US"/>
-        </w:rPr>
-        <w:t xml:space="preserve"> </w:t>
-      </w:r>
-      <w:proofErr w:type="spellStart"/>
-      <w:r>
-        <w:rPr>
-          <w:lang w:val="en-US"/>
-        </w:rPr>
-        <w:t>garso</w:t>
-      </w:r>
-      <w:proofErr w:type="spellEnd"/>
-      <w:r>
-        <w:rPr>
-          <w:lang w:val="en-US"/>
-        </w:rPr>
-        <w:t xml:space="preserve"> </w:t>
-      </w:r>
-      <w:proofErr w:type="spellStart"/>
-      <w:proofErr w:type="gramStart"/>
-      <w:r>
-        <w:rPr>
-          <w:lang w:val="en-US"/>
-        </w:rPr>
-        <w:t>įrašai</w:t>
-      </w:r>
-      <w:proofErr w:type="spellEnd"/>
-      <w:r>
-        <w:rPr>
-          <w:lang w:val="en-US"/>
-        </w:rPr>
-        <w:t xml:space="preserve">  </w:t>
-      </w:r>
-      <w:proofErr w:type="spellStart"/>
-      <w:r>
-        <w:rPr>
-          <w:lang w:val="en-US"/>
-        </w:rPr>
-        <w:t>kuriuose</w:t>
-      </w:r>
-      <w:proofErr w:type="spellEnd"/>
-      <w:proofErr w:type="gramEnd"/>
-      <w:r>
-        <w:rPr>
-          <w:lang w:val="en-US"/>
-        </w:rPr>
-        <w:t xml:space="preserve"> </w:t>
-      </w:r>
-      <w:proofErr w:type="spellStart"/>
-      <w:r>
-        <w:rPr>
-          <w:lang w:val="en-US"/>
-        </w:rPr>
-        <w:t>atsispindi</w:t>
-      </w:r>
-      <w:proofErr w:type="spellEnd"/>
-      <w:r>
-        <w:rPr>
-          <w:lang w:val="en-US"/>
-        </w:rPr>
-        <w:t xml:space="preserve"> </w:t>
-      </w:r>
-      <w:proofErr w:type="spellStart"/>
-      <w:r>
-        <w:rPr>
-          <w:lang w:val="en-US"/>
-        </w:rPr>
-        <w:t>pažeidimas</w:t>
-      </w:r>
-      <w:proofErr w:type="spellEnd"/>
-      <w:r>
-        <w:rPr>
-          <w:lang w:val="en-US"/>
-        </w:rPr>
-        <w:t xml:space="preserve">, </w:t>
-      </w:r>
-      <w:proofErr w:type="spellStart"/>
-      <w:proofErr w:type="gramStart"/>
-      <w:r>
-        <w:rPr>
-          <w:lang w:val="en-US"/>
-        </w:rPr>
-        <w:t>liudininkai</w:t>
-      </w:r>
-      <w:proofErr w:type="spellEnd"/>
-      <w:r>
-        <w:rPr>
-          <w:lang w:val="en-US"/>
-        </w:rPr>
-        <w:t>;</w:t>
-      </w:r>
-      <w:proofErr w:type="gramEnd"/>
+        <w:t>Išsaugotos SMS žinutės, el. Laiškai, nuotraukos ir vaizdo bei garso įrašai  kuriuose atsispindi pažeidimas, liudininkai;</w:t>
+      </w:r>
     </w:p>
     <w:p>
       <w:pPr>
         <w:pStyle w:val="Heading1"/>
         <w:rPr>
-          <w:lang w:val="en-US"/>
-        </w:rPr>
-      </w:pPr>
-      <w:proofErr w:type="spellStart"/>
-      <w:r>
-        <w:rPr>
-          <w:lang w:val="en-US" w:eastAsia="zh-CN" w:bidi="hi-IN"/>
-        </w:rPr>
-        <w:t>Skundas</w:t>
-      </w:r>
-      <w:proofErr w:type="spellEnd"/>
-      <w:r>
-        <w:rPr>
-          <w:lang w:val="en-US" w:eastAsia="zh-CN" w:bidi="hi-IN"/>
-        </w:rPr>
-        <w:t xml:space="preserve"> </w:t>
-      </w:r>
-      <w:proofErr w:type="spellStart"/>
-      <w:r>
-        <w:rPr>
-          <w:lang w:val="en-US" w:eastAsia="zh-CN" w:bidi="hi-IN"/>
-        </w:rPr>
-        <w:t>parašytas</w:t>
-      </w:r>
-      <w:proofErr w:type="spellEnd"/>
-      <w:r>
-        <w:rPr>
-          <w:lang w:val="en-US" w:eastAsia="zh-CN" w:bidi="hi-IN"/>
-        </w:rPr>
-        <w:t xml:space="preserve"> </w:t>
-      </w:r>
-      <w:proofErr w:type="spellStart"/>
-      <w:r>
-        <w:rPr>
-          <w:lang w:val="en-US" w:eastAsia="zh-CN" w:bidi="hi-IN"/>
-        </w:rPr>
-        <w:t>valstybinei</w:t>
-      </w:r>
-      <w:proofErr w:type="spellEnd"/>
-      <w:r>
-        <w:rPr>
-          <w:lang w:val="en-US" w:eastAsia="zh-CN" w:bidi="hi-IN"/>
-        </w:rPr>
-        <w:t xml:space="preserve"> </w:t>
-      </w:r>
-      <w:proofErr w:type="spellStart"/>
-      <w:r>
-        <w:rPr>
-          <w:lang w:val="en-US" w:eastAsia="zh-CN" w:bidi="hi-IN"/>
-        </w:rPr>
-        <w:t>darbo</w:t>
-      </w:r>
-      <w:proofErr w:type="spellEnd"/>
-      <w:r>
-        <w:rPr>
-          <w:lang w:val="en-US" w:eastAsia="zh-CN" w:bidi="hi-IN"/>
-        </w:rPr>
-        <w:t xml:space="preserve"> </w:t>
-      </w:r>
-      <w:proofErr w:type="spellStart"/>
-      <w:r>
-        <w:rPr>
-          <w:lang w:val="en-US" w:eastAsia="zh-CN" w:bidi="hi-IN"/>
-        </w:rPr>
-        <w:t>inspekcijai</w:t>
-      </w:r>
-      <w:proofErr w:type="spellEnd"/>
-      <w:r>
-        <w:rPr>
-          <w:lang w:val="en-US" w:eastAsia="zh-CN" w:bidi="hi-IN"/>
-        </w:rPr>
-        <w:t xml:space="preserve">, </w:t>
-      </w:r>
-      <w:proofErr w:type="spellStart"/>
-      <w:r>
-        <w:rPr>
-          <w:lang w:val="en-US" w:eastAsia="zh-CN" w:bidi="hi-IN"/>
-        </w:rPr>
-        <w:t>darbo</w:t>
-      </w:r>
-      <w:proofErr w:type="spellEnd"/>
-      <w:r>
-        <w:rPr>
-          <w:lang w:val="en-US" w:eastAsia="zh-CN" w:bidi="hi-IN"/>
-        </w:rPr>
-        <w:t xml:space="preserve"> </w:t>
-      </w:r>
-      <w:proofErr w:type="spellStart"/>
-      <w:r>
-        <w:rPr>
-          <w:lang w:val="en-US" w:eastAsia="zh-CN" w:bidi="hi-IN"/>
-        </w:rPr>
-        <w:t>tarybai</w:t>
-      </w:r>
-      <w:proofErr w:type="spellEnd"/>
-      <w:r>
-        <w:rPr>
-          <w:lang w:val="en-US" w:eastAsia="zh-CN" w:bidi="hi-IN"/>
-        </w:rPr>
-        <w:t>;</w:t>
+          <w:lang w:val="pl-PL"/>
+        </w:rPr>
+      </w:pPr>
+      <w:r>
+        <w:rPr>
+          <w:lang w:val="pl-PL" w:eastAsia="zh-CN" w:bidi="hi-IN"/>
+        </w:rPr>
+        <w:t>Skundas parašytas valstybinei darbo inspekcijai, darbo tarybai;</w:t>
       </w:r>
     </w:p>
     <w:p>
       <w:pPr>
         <w:pStyle w:val="Heading1"/>
         <w:rPr>
-          <w:lang w:val="en-US"/>
-        </w:rPr>
-      </w:pPr>
-      <w:proofErr w:type="spellStart"/>
-      <w:r>
-        <w:rPr>
-          <w:lang w:val="en-US" w:eastAsia="zh-CN" w:bidi="hi-IN"/>
-        </w:rPr>
-        <w:t>Receptai</w:t>
-      </w:r>
-      <w:proofErr w:type="spellEnd"/>
-      <w:r>
-        <w:rPr>
-          <w:lang w:val="en-US" w:eastAsia="zh-CN" w:bidi="hi-IN"/>
-        </w:rPr>
-        <w:t xml:space="preserve"> </w:t>
-      </w:r>
-      <w:proofErr w:type="spellStart"/>
-      <w:r>
-        <w:rPr>
-          <w:lang w:val="en-US" w:eastAsia="zh-CN" w:bidi="hi-IN"/>
-        </w:rPr>
-        <w:t>ir</w:t>
-      </w:r>
-      <w:proofErr w:type="spellEnd"/>
-      <w:r>
-        <w:rPr>
-          <w:lang w:val="en-US" w:eastAsia="zh-CN" w:bidi="hi-IN"/>
-        </w:rPr>
-        <w:t xml:space="preserve"> </w:t>
-      </w:r>
-      <w:proofErr w:type="spellStart"/>
-      <w:r>
-        <w:rPr>
-          <w:lang w:val="en-US" w:eastAsia="zh-CN" w:bidi="hi-IN"/>
-        </w:rPr>
-        <w:t>išrašai</w:t>
-      </w:r>
-      <w:proofErr w:type="spellEnd"/>
-      <w:r>
-        <w:rPr>
-          <w:lang w:val="en-US" w:eastAsia="zh-CN" w:bidi="hi-IN"/>
-        </w:rPr>
-        <w:t xml:space="preserve"> </w:t>
-      </w:r>
-      <w:proofErr w:type="spellStart"/>
-      <w:r>
-        <w:rPr>
-          <w:lang w:val="en-US" w:eastAsia="zh-CN" w:bidi="hi-IN"/>
-        </w:rPr>
-        <w:t>dėl</w:t>
-      </w:r>
-      <w:proofErr w:type="spellEnd"/>
-      <w:r>
-        <w:rPr>
-          <w:lang w:val="en-US" w:eastAsia="zh-CN" w:bidi="hi-IN"/>
-        </w:rPr>
-        <w:t xml:space="preserve"> </w:t>
-      </w:r>
-      <w:proofErr w:type="spellStart"/>
-      <w:r>
-        <w:rPr>
-          <w:lang w:val="en-US" w:eastAsia="zh-CN" w:bidi="hi-IN"/>
-        </w:rPr>
-        <w:t>lėtinių</w:t>
-      </w:r>
-      <w:proofErr w:type="spellEnd"/>
-      <w:r>
-        <w:rPr>
-          <w:lang w:val="en-US" w:eastAsia="zh-CN" w:bidi="hi-IN"/>
-        </w:rPr>
-        <w:t xml:space="preserve"> </w:t>
-      </w:r>
-      <w:proofErr w:type="spellStart"/>
-      <w:r>
-        <w:rPr>
-          <w:lang w:val="en-US" w:eastAsia="zh-CN" w:bidi="hi-IN"/>
-        </w:rPr>
-        <w:t>ligų</w:t>
-      </w:r>
-      <w:proofErr w:type="spellEnd"/>
-      <w:r>
-        <w:rPr>
-          <w:lang w:val="en-US" w:eastAsia="zh-CN" w:bidi="hi-IN"/>
-        </w:rPr>
-        <w:t>.</w:t>
+          <w:lang w:val="pl-PL"/>
+        </w:rPr>
+      </w:pPr>
+      <w:r>
+        <w:rPr>
+          <w:lang w:val="pl-PL" w:eastAsia="zh-CN" w:bidi="hi-IN"/>
+        </w:rPr>
+        <w:t>Receptai ir išrašai dėl lėtinių ligų.</w:t>
       </w:r>
     </w:p>
     <w:p>
@@ -20944,9 +15784,8 @@
           <w:bCs/>
           <w:sz w:val="28"/>
           <w:szCs w:val="28"/>
-          <w:highlight w:val="yellow"/>
-        </w:rPr>
-        <w:t>UŽDAROJI AKCINĖ BENDROVĖ „XXX“</w:t>
+        </w:rPr>
+        <w:t>${company}</w:t>
       </w:r>
     </w:p>
     <w:p>
@@ -21263,7 +16102,7 @@
                 <w:rFonts w:ascii="Times New Roman" w:hAnsi="Times New Roman"/>
               </w:rPr>
             </w:pPr>
-            <w:bookmarkStart w:id="6" w:name="_Hlk92722441"/>
+            <w:bookmarkStart w:id="5" w:name="_Hlk92722441"/>
             <w:r>
               <w:rPr>
                 <w:rFonts w:ascii="Times New Roman" w:hAnsi="Times New Roman"/>
@@ -23603,7 +18442,7 @@
           </w:p>
         </w:tc>
       </w:tr>
-      <w:bookmarkEnd w:id="6"/>
+      <w:bookmarkEnd w:id="5"/>
     </w:tbl>
     <w:p>
       <w:pPr>
@@ -23954,9 +18793,8 @@
           <w:bCs/>
           <w:sz w:val="28"/>
           <w:szCs w:val="28"/>
-          <w:highlight w:val="yellow"/>
-        </w:rPr>
-        <w:t>UŽDAROJI AKCINĖ BENDROVĖ „XXX“</w:t>
+        </w:rPr>
+        <w:t>${company}</w:t>
       </w:r>
     </w:p>
     <w:p>
@@ -24920,7 +19758,7 @@
           <w:rFonts w:ascii="Times New Roman" w:hAnsi="Times New Roman"/>
         </w:rPr>
       </w:pPr>
-      <w:bookmarkStart w:id="7" w:name="_Hlk144295363"/>
+      <w:bookmarkStart w:id="6" w:name="_Hlk144295363"/>
       <w:r>
         <w:rPr>
           <w:rFonts w:ascii="Times New Roman" w:hAnsi="Times New Roman"/>
@@ -24950,7 +19788,7 @@
         </w:rPr>
         <w:t>Priedas</w:t>
       </w:r>
-      <w:bookmarkEnd w:id="7"/>
+      <w:bookmarkEnd w:id="6"/>
     </w:p>
     <w:p>
       <w:pPr>
@@ -24980,9 +19818,8 @@
           <w:bCs/>
           <w:sz w:val="28"/>
           <w:szCs w:val="28"/>
-          <w:highlight w:val="yellow"/>
-        </w:rPr>
-        <w:t>UŽDAROJI AKCINĖ BENDROVĖ „XXX“</w:t>
+        </w:rPr>
+        <w:t>${company}</w:t>
       </w:r>
     </w:p>
     <w:p>
@@ -26899,7 +21736,7 @@
           </w:p>
         </w:tc>
       </w:tr>
-      <w:bookmarkEnd w:id="5"/>
+      <w:bookmarkEnd w:id="4"/>
     </w:tbl>
     <w:p>
       <w:pPr>
@@ -27144,15 +21981,7 @@
         <w:sz w:val="20"/>
         <w:szCs w:val="20"/>
       </w:rPr>
-      <w:t xml:space="preserve">Iš </w:t>
-    </w:r>
-    <w:r>
-      <w:rPr>
-        <w:rFonts w:ascii="Times New Roman" w:hAnsi="Times New Roman"/>
-        <w:sz w:val="20"/>
-        <w:szCs w:val="20"/>
-      </w:rPr>
-      <w:t xml:space="preserve">viso </w:t>
+      <w:t xml:space="preserve">Iš viso </w:t>
     </w:r>
     <w:r>
       <w:rPr>
@@ -27266,15 +22095,7 @@
         <w:sz w:val="20"/>
         <w:szCs w:val="20"/>
       </w:rPr>
-      <w:t xml:space="preserve">Iš </w:t>
-    </w:r>
-    <w:r>
-      <w:rPr>
-        <w:rFonts w:ascii="Times New Roman" w:hAnsi="Times New Roman"/>
-        <w:sz w:val="20"/>
-        <w:szCs w:val="20"/>
-      </w:rPr>
-      <w:t xml:space="preserve">viso </w:t>
+      <w:t xml:space="preserve">Iš viso </w:t>
     </w:r>
     <w:r>
       <w:rPr>
